--- a/06-学生侧材料/讲义/化学原理/胶体与表面物理化学-超级充实版（自学完整）.docx
+++ b/06-学生侧材料/讲义/化学原理/胶体与表面物理化学-超级充实版（自学完整）.docx
@@ -2,7 +2,7 @@
 <file path=word/document.xml><?xml version="1.0" encoding="utf-8"?>
 <w:document xmlns:w="http://schemas.openxmlformats.org/wordprocessingml/2006/main" xmlns:m="http://schemas.openxmlformats.org/officeDocument/2006/math" xmlns:r="http://schemas.openxmlformats.org/officeDocument/2006/relationships" xmlns:o="urn:schemas-microsoft-com:office:office" xmlns:v="urn:schemas-microsoft-com:vml" xmlns:w10="urn:schemas-microsoft-com:office:word" xmlns:a="http://schemas.openxmlformats.org/drawingml/2006/main" xmlns:pic="http://schemas.openxmlformats.org/drawingml/2006/picture" xmlns:wp="http://schemas.openxmlformats.org/drawingml/2006/wordprocessingDrawing">
   <w:body>
-    <w:bookmarkStart w:id="70" w:name="第四轮4-7-胶体与表面物理化学冲刺班-自学完整"/>
+    <w:bookmarkStart w:id="71" w:name="第四轮4-7-胶体与表面物理化学冲刺班-自学完整"/>
     <w:p>
       <w:pPr>
         <w:pStyle w:val="Heading1"/>
@@ -7404,7 +7404,7 @@
     </w:p>
     <w:bookmarkEnd w:id="28"/>
     <w:bookmarkEnd w:id="29"/>
-    <w:bookmarkStart w:id="33" w:name="三表面物理化学决赛09-前半"/>
+    <w:bookmarkStart w:id="34" w:name="三表面物理化学决赛09-前半"/>
     <w:p>
       <w:pPr>
         <w:pStyle w:val="Heading2"/>
@@ -8826,6 +8826,4594 @@
         <w:t>。</w:t>
       </w:r>
     </w:p>
+    <w:bookmarkEnd w:id="32"/>
+    <w:bookmarkStart w:id="33" w:name="比表面热力学与分散度第40届初赛第-6-题对口"/>
+    <w:p>
+      <w:pPr>
+        <w:pStyle w:val="Heading3"/>
+        <w:spacing w:before="280" w:after="120"/>
+      </w:pPr>
+      <w:r>
+        <w:rPr>
+          <w:rFonts w:ascii="Times New Roman" w:hAnsi="Times New Roman" w:eastAsia="Times New Roman" w:cs="Times New Roman"/>
+        </w:rPr>
+        <w:t xml:space="preserve">3.4 </w:t>
+      </w:r>
+      <w:r>
+        <w:rPr>
+          <w:rFonts w:hint="eastAsia" w:ascii="Times New Roman" w:hAnsi="Times New Roman" w:eastAsia="SimHei" w:cs="Times New Roman"/>
+        </w:rPr>
+        <w:t>比表面热力学与分散度</w:t>
+      </w:r>
+      <w:r>
+        <w:rPr>
+          <w:rFonts w:hint="eastAsia" w:ascii="Times New Roman" w:hAnsi="Times New Roman" w:eastAsia="Times New Roman" w:cs="Times New Roman"/>
+        </w:rPr>
+        <w:t>（</w:t>
+      </w:r>
+      <w:r>
+        <w:rPr>
+          <w:rFonts w:hint="eastAsia" w:ascii="Times New Roman" w:hAnsi="Times New Roman" w:eastAsia="SimHei" w:cs="Times New Roman"/>
+        </w:rPr>
+        <w:t>第</w:t>
+      </w:r>
+      <w:r>
+        <w:rPr>
+          <w:rFonts w:hint="eastAsia" w:ascii="Times New Roman" w:hAnsi="Times New Roman" w:eastAsia="Times New Roman" w:cs="Times New Roman"/>
+        </w:rPr>
+        <w:t>40</w:t>
+      </w:r>
+      <w:r>
+        <w:rPr>
+          <w:rFonts w:hint="eastAsia" w:ascii="Times New Roman" w:hAnsi="Times New Roman" w:eastAsia="SimHei" w:cs="Times New Roman"/>
+        </w:rPr>
+        <w:t>届初赛第</w:t>
+      </w:r>
+      <w:r>
+        <w:rPr>
+          <w:rFonts w:ascii="Times New Roman" w:hAnsi="Times New Roman" w:eastAsia="Times New Roman" w:cs="Times New Roman"/>
+        </w:rPr>
+        <w:t xml:space="preserve"> 6 </w:t>
+      </w:r>
+      <w:r>
+        <w:rPr>
+          <w:rFonts w:hint="eastAsia" w:ascii="Times New Roman" w:hAnsi="Times New Roman" w:eastAsia="SimHei" w:cs="Times New Roman"/>
+        </w:rPr>
+        <w:t>题对口</w:t>
+      </w:r>
+      <w:r>
+        <w:rPr>
+          <w:rFonts w:hint="eastAsia" w:ascii="Times New Roman" w:hAnsi="Times New Roman" w:eastAsia="Times New Roman" w:cs="Times New Roman"/>
+        </w:rPr>
+        <w:t>）</w:t>
+      </w:r>
+    </w:p>
+    <w:p>
+      <w:pPr>
+        <w:pStyle w:val="BlockText"/>
+      </w:pPr>
+      <w:r>
+        <w:rPr>
+          <w:rFonts w:hint="eastAsia" w:ascii="Times New Roman" w:hAnsi="Times New Roman" w:eastAsia="FangSong" w:cs="Times New Roman"/>
+          <w:b/>
+          <w:bCs/>
+        </w:rPr>
+        <w:t xml:space="preserve">本节</w:t>
+      </w:r>
+      <w:r>
+        <w:rPr>
+          <w:rFonts w:ascii="Times New Roman" w:hAnsi="Times New Roman" w:eastAsia="Times New Roman" w:cs="Times New Roman"/>
+          <w:b/>
+          <w:bCs/>
+        </w:rPr>
+        <w:t xml:space="preserve"> 2026-09-16 </w:t>
+      </w:r>
+      <w:r>
+        <w:rPr>
+          <w:rFonts w:hint="eastAsia" w:ascii="Times New Roman" w:hAnsi="Times New Roman" w:eastAsia="FangSong" w:cs="Times New Roman"/>
+          <w:b/>
+          <w:bCs/>
+        </w:rPr>
+        <w:t>补入</w:t>
+      </w:r>
+      <w:r>
+        <w:rPr>
+          <w:rFonts w:hint="eastAsia" w:ascii="Times New Roman" w:hAnsi="Times New Roman" w:eastAsia="Times New Roman" w:cs="Times New Roman"/>
+          <w:b/>
+          <w:bCs/>
+        </w:rPr>
+        <w:t>。</w:t>
+      </w:r>
+      <w:r>
+        <w:rPr>
+          <w:rFonts w:ascii="Times New Roman" w:hAnsi="Times New Roman" w:eastAsia="Times New Roman" w:cs="Times New Roman"/>
+        </w:rPr>
+        <w:t xml:space="preserve"> </w:t>
+      </w:r>
+      <w:r>
+        <w:rPr>
+          <w:rFonts w:hint="eastAsia" w:ascii="Times New Roman" w:hAnsi="Times New Roman" w:eastAsia="FangSong" w:cs="Times New Roman"/>
+        </w:rPr>
+        <w:t>依据</w:t>
+      </w:r>
+      <w:r>
+        <w:rPr>
+          <w:rFonts w:hint="eastAsia" w:ascii="Times New Roman" w:hAnsi="Times New Roman" w:eastAsia="Times New Roman" w:cs="Times New Roman"/>
+        </w:rPr>
+        <w:t>：</w:t>
+      </w:r>
+      <w:r>
+        <w:rPr>
+          <w:rFonts w:hint="eastAsia" w:ascii="Times New Roman" w:hAnsi="Times New Roman" w:eastAsia="FangSong" w:cs="Times New Roman"/>
+        </w:rPr>
+        <w:t>第</w:t>
+      </w:r>
+      <w:r>
+        <w:rPr>
+          <w:rFonts w:hint="eastAsia" w:ascii="Times New Roman" w:hAnsi="Times New Roman" w:eastAsia="Times New Roman" w:cs="Times New Roman"/>
+        </w:rPr>
+        <w:t>40</w:t>
+      </w:r>
+      <w:r>
+        <w:rPr>
+          <w:rFonts w:hint="eastAsia" w:ascii="Times New Roman" w:hAnsi="Times New Roman" w:eastAsia="FangSong" w:cs="Times New Roman"/>
+        </w:rPr>
+        <w:t>届初赛第</w:t>
+      </w:r>
+      <w:r>
+        <w:rPr>
+          <w:rFonts w:ascii="Times New Roman" w:hAnsi="Times New Roman" w:eastAsia="Times New Roman" w:cs="Times New Roman"/>
+        </w:rPr>
+        <w:t xml:space="preserve"> 6 </w:t>
+      </w:r>
+      <w:r>
+        <w:rPr>
+          <w:rFonts w:hint="eastAsia" w:ascii="Times New Roman" w:hAnsi="Times New Roman" w:eastAsia="FangSong" w:cs="Times New Roman"/>
+        </w:rPr>
+        <w:t>题</w:t>
+      </w:r>
+      <w:r>
+        <w:rPr>
+          <w:rFonts w:hint="eastAsia" w:ascii="Times New Roman" w:hAnsi="Times New Roman" w:eastAsia="Times New Roman" w:cs="Times New Roman"/>
+        </w:rPr>
+        <w:t>（30</w:t>
+      </w:r>
+      <w:r>
+        <w:rPr>
+          <w:rFonts w:ascii="Times New Roman" w:hAnsi="Times New Roman" w:eastAsia="Times New Roman" w:cs="Times New Roman"/>
+        </w:rPr>
+        <w:t xml:space="preserve"> </w:t>
+      </w:r>
+      <w:r>
+        <w:rPr>
+          <w:rFonts w:hint="eastAsia" w:ascii="Times New Roman" w:hAnsi="Times New Roman" w:eastAsia="FangSong" w:cs="Times New Roman"/>
+        </w:rPr>
+        <w:t>分</w:t>
+      </w:r>
+      <w:r>
+        <w:rPr>
+          <w:rFonts w:hint="eastAsia" w:ascii="Times New Roman" w:hAnsi="Times New Roman" w:eastAsia="Times New Roman" w:cs="Times New Roman"/>
+        </w:rPr>
+        <w:t>，</w:t>
+      </w:r>
+      <w:r>
+        <w:rPr>
+          <w:rFonts w:hint="eastAsia" w:ascii="Times New Roman" w:hAnsi="Times New Roman" w:eastAsia="FangSong" w:cs="Times New Roman"/>
+        </w:rPr>
+        <w:t>占卷面</w:t>
+      </w:r>
+      <w:r>
+        <w:rPr>
+          <w:rFonts w:ascii="Times New Roman" w:hAnsi="Times New Roman" w:eastAsia="Times New Roman" w:cs="Times New Roman"/>
+        </w:rPr>
+        <w:t xml:space="preserve"> </w:t>
+      </w:r>
+      <w:r>
+        <w:rPr>
+          <w:rFonts w:hint="eastAsia" w:ascii="Times New Roman" w:hAnsi="Times New Roman" w:eastAsia="Times New Roman" w:cs="Times New Roman"/>
+        </w:rPr>
+        <w:t xml:space="preserve">13%）6.1</w:t>
+      </w:r>
+      <w:r>
+        <w:rPr>
+          <w:rFonts w:ascii="Times New Roman" w:hAnsi="Times New Roman" w:eastAsia="Times New Roman" w:cs="Times New Roman"/>
+        </w:rPr>
+        <w:t xml:space="preserve"> </w:t>
+      </w:r>
+      <w:r>
+        <w:rPr>
+          <w:rFonts w:hint="eastAsia" w:ascii="Times New Roman" w:hAnsi="Times New Roman" w:eastAsia="FangSong" w:cs="Times New Roman"/>
+        </w:rPr>
+        <w:t xml:space="preserve">与</w:t>
+      </w:r>
+      <w:r>
+        <w:rPr>
+          <w:rFonts w:ascii="Times New Roman" w:hAnsi="Times New Roman" w:eastAsia="Times New Roman" w:cs="Times New Roman"/>
+        </w:rPr>
+        <w:t xml:space="preserve"> 6.4 </w:t>
+      </w:r>
+      <w:r>
+        <w:rPr>
+          <w:rFonts w:hint="eastAsia" w:ascii="Times New Roman" w:hAnsi="Times New Roman" w:eastAsia="FangSong" w:cs="Times New Roman"/>
+        </w:rPr>
+        <w:t>小问</w:t>
+      </w:r>
+      <w:r>
+        <w:rPr>
+          <w:rFonts w:hint="eastAsia" w:ascii="Times New Roman" w:hAnsi="Times New Roman" w:eastAsia="Times New Roman" w:cs="Times New Roman"/>
+        </w:rPr>
+        <w:t>，</w:t>
+      </w:r>
+      <w:r>
+        <w:rPr>
+          <w:rFonts w:hint="eastAsia" w:ascii="Times New Roman" w:hAnsi="Times New Roman" w:eastAsia="FangSong" w:cs="Times New Roman"/>
+        </w:rPr>
+        <w:t>真题已入库</w:t>
+      </w:r>
+      <w:r>
+        <w:rPr>
+          <w:rFonts w:hint="eastAsia" w:ascii="Times New Roman" w:hAnsi="Times New Roman" w:eastAsia="Times New Roman" w:cs="Times New Roman"/>
+        </w:rPr>
+        <w:t>（</w:t>
+      </w:r>
+      <w:r>
+        <w:rPr>
+          <w:rStyle w:val="VerbatimChar"/>
+          <w:rFonts w:hint="eastAsia" w:ascii="Times New Roman" w:hAnsi="Times New Roman" w:eastAsia="Times New Roman" w:cs="Times New Roman"/>
+        </w:rPr>
+        <w:t>40</w:t>
+      </w:r>
+      <w:r>
+        <w:rPr>
+          <w:rStyle w:val="VerbatimChar"/>
+          <w:rFonts w:hint="eastAsia" w:ascii="Times New Roman" w:hAnsi="Times New Roman" w:eastAsia="FangSong" w:cs="Times New Roman"/>
+        </w:rPr>
+        <w:t>届初赛</w:t>
+      </w:r>
+      <w:r>
+        <w:rPr>
+          <w:rStyle w:val="VerbatimChar"/>
+          <w:rFonts w:hint="eastAsia" w:ascii="Times New Roman" w:hAnsi="Times New Roman" w:eastAsia="Times New Roman" w:cs="Times New Roman"/>
+        </w:rPr>
+        <w:t>/</w:t>
+      </w:r>
+      <w:r>
+        <w:rPr>
+          <w:rStyle w:val="VerbatimChar"/>
+          <w:rFonts w:hint="eastAsia" w:ascii="Times New Roman" w:hAnsi="Times New Roman" w:eastAsia="FangSong" w:cs="Times New Roman"/>
+        </w:rPr>
+        <w:t>第</w:t>
+      </w:r>
+      <w:r>
+        <w:rPr>
+          <w:rStyle w:val="VerbatimChar"/>
+          <w:rFonts w:hint="eastAsia" w:ascii="Times New Roman" w:hAnsi="Times New Roman" w:eastAsia="Times New Roman" w:cs="Times New Roman"/>
+        </w:rPr>
+        <w:t>40</w:t>
+      </w:r>
+      <w:r>
+        <w:rPr>
+          <w:rStyle w:val="VerbatimChar"/>
+          <w:rFonts w:hint="eastAsia" w:ascii="Times New Roman" w:hAnsi="Times New Roman" w:eastAsia="FangSong" w:cs="Times New Roman"/>
+        </w:rPr>
+        <w:t>届化学奥林匹克初赛答案</w:t>
+      </w:r>
+      <w:r>
+        <w:rPr>
+          <w:rStyle w:val="VerbatimChar"/>
+          <w:rFonts w:hint="eastAsia" w:ascii="Times New Roman" w:hAnsi="Times New Roman" w:eastAsia="Times New Roman" w:cs="Times New Roman"/>
+        </w:rPr>
+        <w:t>11144113321211.md</w:t>
+      </w:r>
+      <w:r>
+        <w:rPr>
+          <w:rFonts w:hint="eastAsia" w:ascii="Times New Roman" w:hAnsi="Times New Roman" w:eastAsia="Times New Roman" w:cs="Times New Roman"/>
+        </w:rPr>
+        <w:t>）。</w:t>
+      </w:r>
+      <w:r>
+        <w:rPr>
+          <w:rFonts w:hint="eastAsia" w:ascii="Times New Roman" w:hAnsi="Times New Roman" w:eastAsia="FangSong" w:cs="Times New Roman"/>
+        </w:rPr>
+        <w:t>补入前本讲在</w:t>
+      </w:r>
+      <w:r>
+        <w:rPr>
+          <w:rFonts w:hint="eastAsia" w:ascii="Times New Roman" w:hAnsi="Times New Roman" w:eastAsia="Times New Roman" w:cs="Times New Roman"/>
+        </w:rPr>
+        <w:t>「</w:t>
+      </w:r>
+      <w:r>
+        <w:rPr>
+          <w:rFonts w:hint="eastAsia" w:ascii="Times New Roman" w:hAnsi="Times New Roman" w:eastAsia="FangSong" w:cs="Times New Roman"/>
+        </w:rPr>
+        <w:t>比表面自由能</w:t>
+      </w:r>
+      <w:r>
+        <w:rPr>
+          <w:rFonts w:hint="eastAsia" w:ascii="Times New Roman" w:hAnsi="Times New Roman" w:eastAsia="Times New Roman" w:cs="Times New Roman"/>
+        </w:rPr>
+        <w:t>／</w:t>
+      </w:r>
+      <w:r>
+        <w:rPr>
+          <w:rFonts w:hint="eastAsia" w:ascii="Times New Roman" w:hAnsi="Times New Roman" w:eastAsia="FangSong" w:cs="Times New Roman"/>
+        </w:rPr>
+        <w:t>浸润热</w:t>
+      </w:r>
+      <w:r>
+        <w:rPr>
+          <w:rFonts w:hint="eastAsia" w:ascii="Times New Roman" w:hAnsi="Times New Roman" w:eastAsia="Times New Roman" w:cs="Times New Roman"/>
+        </w:rPr>
+        <w:t>／</w:t>
+      </w:r>
+      <w:r>
+        <w:rPr>
+          <w:rFonts w:hint="eastAsia" w:ascii="Times New Roman" w:hAnsi="Times New Roman" w:eastAsia="FangSong" w:cs="Times New Roman"/>
+        </w:rPr>
+        <w:t>比表面积测定</w:t>
+      </w:r>
+      <w:r>
+        <w:rPr>
+          <w:rFonts w:hint="eastAsia" w:ascii="Times New Roman" w:hAnsi="Times New Roman" w:eastAsia="Times New Roman" w:cs="Times New Roman"/>
+        </w:rPr>
+        <w:t>」</w:t>
+      </w:r>
+      <w:r>
+        <w:rPr>
+          <w:rFonts w:hint="eastAsia" w:ascii="Times New Roman" w:hAnsi="Times New Roman" w:eastAsia="FangSong" w:cs="Times New Roman"/>
+        </w:rPr>
+        <w:t>三项上</w:t>
+      </w:r>
+      <w:r>
+        <w:rPr>
+          <w:rFonts w:hint="eastAsia" w:ascii="Times New Roman" w:hAnsi="Times New Roman" w:eastAsia="FangSong" w:cs="Times New Roman"/>
+          <w:b/>
+          <w:bCs/>
+        </w:rPr>
+        <w:t xml:space="preserve">全</w:t>
+      </w:r>
+      <w:r>
+        <w:rPr>
+          <w:rFonts w:ascii="Times New Roman" w:hAnsi="Times New Roman" w:eastAsia="Times New Roman" w:cs="Times New Roman"/>
+          <w:b/>
+          <w:bCs/>
+        </w:rPr>
+        <w:t xml:space="preserve"> 0 </w:t>
+      </w:r>
+      <w:r>
+        <w:rPr>
+          <w:rFonts w:hint="eastAsia" w:ascii="Times New Roman" w:hAnsi="Times New Roman" w:eastAsia="FangSong" w:cs="Times New Roman"/>
+          <w:b/>
+          <w:bCs/>
+        </w:rPr>
+        <w:t xml:space="preserve">命中</w:t>
+      </w:r>
+      <w:r>
+        <w:rPr>
+          <w:rFonts w:hint="eastAsia" w:ascii="Times New Roman" w:hAnsi="Times New Roman" w:eastAsia="Times New Roman" w:cs="Times New Roman"/>
+        </w:rPr>
+        <w:t>，</w:t>
+      </w:r>
+      <w:r>
+        <w:rPr>
+          <w:rFonts w:hint="eastAsia" w:ascii="Times New Roman" w:hAnsi="Times New Roman" w:eastAsia="FangSong" w:cs="Times New Roman"/>
+        </w:rPr>
+        <w:t>属已登记缺口</w:t>
+      </w:r>
+      <w:r>
+        <w:rPr>
+          <w:rFonts w:hint="eastAsia" w:ascii="Times New Roman" w:hAnsi="Times New Roman" w:eastAsia="Times New Roman" w:cs="Times New Roman"/>
+        </w:rPr>
+        <w:t>，</w:t>
+      </w:r>
+      <w:r>
+        <w:rPr>
+          <w:rFonts w:hint="eastAsia" w:ascii="Times New Roman" w:hAnsi="Times New Roman" w:eastAsia="FangSong" w:cs="Times New Roman"/>
+        </w:rPr>
+        <w:t>见</w:t>
+      </w:r>
+      <w:r>
+        <w:rPr>
+          <w:rFonts w:ascii="Times New Roman" w:hAnsi="Times New Roman" w:eastAsia="Times New Roman" w:cs="Times New Roman"/>
+        </w:rPr>
+        <w:t xml:space="preserve"> </w:t>
+      </w:r>
+      <w:r>
+        <w:rPr>
+          <w:rFonts w:hint="eastAsia" w:ascii="Times New Roman" w:hAnsi="Times New Roman" w:eastAsia="FangSong" w:cs="Times New Roman"/>
+        </w:rPr>
+        <w:t>备课思路</w:t>
+      </w:r>
+      <w:r>
+        <w:rPr>
+          <w:rFonts w:hint="eastAsia" w:ascii="Times New Roman" w:hAnsi="Times New Roman" w:eastAsia="Times New Roman" w:cs="Times New Roman"/>
+        </w:rPr>
+        <w:t>/</w:t>
+      </w:r>
+      <w:r>
+        <w:rPr>
+          <w:rFonts w:hint="eastAsia" w:ascii="Times New Roman" w:hAnsi="Times New Roman" w:eastAsia="FangSong" w:cs="Times New Roman"/>
+        </w:rPr>
+        <w:t>第</w:t>
+      </w:r>
+      <w:r>
+        <w:rPr>
+          <w:rFonts w:hint="eastAsia" w:ascii="Times New Roman" w:hAnsi="Times New Roman" w:eastAsia="Times New Roman" w:cs="Times New Roman"/>
+        </w:rPr>
+        <w:t>40</w:t>
+      </w:r>
+      <w:r>
+        <w:rPr>
+          <w:rFonts w:hint="eastAsia" w:ascii="Times New Roman" w:hAnsi="Times New Roman" w:eastAsia="FangSong" w:cs="Times New Roman"/>
+        </w:rPr>
+        <w:t>届初赛</w:t>
+      </w:r>
+      <w:r>
+        <w:rPr>
+          <w:rFonts w:hint="eastAsia" w:ascii="Times New Roman" w:hAnsi="Times New Roman" w:eastAsia="Times New Roman" w:cs="Times New Roman"/>
+        </w:rPr>
+        <w:t>-</w:t>
+      </w:r>
+      <w:r>
+        <w:rPr>
+          <w:rFonts w:hint="eastAsia" w:ascii="Times New Roman" w:hAnsi="Times New Roman" w:eastAsia="FangSong" w:cs="Times New Roman"/>
+        </w:rPr>
+        <w:t>物化讲义覆盖率审计与补强计划</w:t>
+      </w:r>
+      <w:r>
+        <w:rPr>
+          <w:rFonts w:ascii="Times New Roman" w:hAnsi="Times New Roman" w:eastAsia="Times New Roman" w:cs="Times New Roman"/>
+        </w:rPr>
+        <w:t xml:space="preserve"> §7.1。</w:t>
+      </w:r>
+    </w:p>
+    <w:p>
+      <w:pPr>
+        <w:pStyle w:val="FirstParagraph"/>
+        <w:spacing w:after="80"/>
+      </w:pPr>
+      <w:r>
+        <w:rPr>
+          <w:rFonts w:hint="eastAsia" w:ascii="Times New Roman" w:hAnsi="Times New Roman" w:eastAsia="FangSong" w:cs="Times New Roman"/>
+          <w:b/>
+          <w:bCs/>
+        </w:rPr>
+        <w:t>一</w:t>
+      </w:r>
+      <w:r>
+        <w:rPr>
+          <w:rFonts w:hint="eastAsia" w:ascii="Times New Roman" w:hAnsi="Times New Roman" w:eastAsia="Times New Roman" w:cs="Times New Roman"/>
+          <w:b/>
+          <w:bCs/>
+        </w:rPr>
+        <w:t>、</w:t>
+      </w:r>
+      <w:r>
+        <w:rPr>
+          <w:rFonts w:hint="eastAsia" w:ascii="Times New Roman" w:hAnsi="Times New Roman" w:eastAsia="FangSong" w:cs="Times New Roman"/>
+          <w:b/>
+          <w:bCs/>
+        </w:rPr>
+        <w:t>比表面量</w:t>
+      </w:r>
+      <w:r>
+        <w:rPr>
+          <w:rFonts w:hint="eastAsia" w:ascii="Times New Roman" w:hAnsi="Times New Roman" w:eastAsia="Times New Roman" w:cs="Times New Roman"/>
+          <w:b/>
+          <w:bCs/>
+        </w:rPr>
+        <w:t>：G、S、H</w:t>
+      </w:r>
+      <w:r>
+        <w:rPr>
+          <w:rFonts w:ascii="Times New Roman" w:hAnsi="Times New Roman" w:eastAsia="Times New Roman" w:cs="Times New Roman"/>
+          <w:b/>
+          <w:bCs/>
+        </w:rPr>
+        <w:t xml:space="preserve"> </w:t>
+      </w:r>
+      <w:r>
+        <w:rPr>
+          <w:rFonts w:hint="eastAsia" w:ascii="Times New Roman" w:hAnsi="Times New Roman" w:eastAsia="FangSong" w:cs="Times New Roman"/>
+          <w:b/>
+          <w:bCs/>
+        </w:rPr>
+        <w:t xml:space="preserve">三兄弟</w:t>
+      </w:r>
+    </w:p>
+    <w:tbl>
+      <w:tblPr>
+        <w:tblStyle w:val="Table"/>
+        <w:tblW w:type="pct" w:w="5000"/>
+        <w:tblLayout w:type="fixed"/>
+        <w:tblLook w:firstRow="1" w:lastRow="0" w:firstColumn="0" w:lastColumn="0" w:noHBand="0" w:noVBand="0" w:val="0020"/>
+      </w:tblPr>
+      <w:tblGrid>
+        <w:gridCol w:w="2640"/>
+        <w:gridCol w:w="2640"/>
+        <w:gridCol w:w="2640"/>
+      </w:tblGrid>
+      <w:tr>
+        <w:trPr>
+          <w:tblHeader w:val="on"/>
+        </w:trPr>
+        <w:tc>
+          <w:tcPr/>
+          <w:p>
+            <w:pPr>
+              <w:pStyle w:val="Compact"/>
+              <w:jc w:val="center"/>
+            </w:pPr>
+            <w:r>
+              <w:rPr>
+                <w:rFonts w:hint="eastAsia" w:ascii="Times New Roman" w:hAnsi="Times New Roman" w:eastAsia="SimHei" w:cs="Times New Roman"/>
+                <w:b/>
+              </w:rPr>
+              <w:t xml:space="preserve">量</w:t>
+            </w:r>
+          </w:p>
+        </w:tc>
+        <w:tc>
+          <w:tcPr/>
+          <w:p>
+            <w:pPr>
+              <w:pStyle w:val="Compact"/>
+              <w:jc w:val="center"/>
+            </w:pPr>
+            <w:r>
+              <w:rPr>
+                <w:rFonts w:hint="eastAsia" w:ascii="Times New Roman" w:hAnsi="Times New Roman" w:eastAsia="SimHei" w:cs="Times New Roman"/>
+                <w:b/>
+              </w:rPr>
+              <w:t xml:space="preserve">定义</w:t>
+            </w:r>
+          </w:p>
+        </w:tc>
+        <w:tc>
+          <w:tcPr/>
+          <w:p>
+            <w:pPr>
+              <w:pStyle w:val="Compact"/>
+              <w:jc w:val="center"/>
+            </w:pPr>
+            <w:r>
+              <w:rPr>
+                <w:rFonts w:hint="eastAsia" w:ascii="Times New Roman" w:hAnsi="Times New Roman" w:eastAsia="SimHei" w:cs="Times New Roman"/>
+                <w:b/>
+              </w:rPr>
+              <w:t xml:space="preserve">关系与要点</w:t>
+            </w:r>
+          </w:p>
+        </w:tc>
+      </w:tr>
+      <w:tr>
+        <w:tc>
+          <w:tcPr/>
+          <w:p>
+            <w:pPr>
+              <w:pStyle w:val="Compact"/>
+              <w:jc w:val="center"/>
+            </w:pPr>
+            <w:r>
+              <w:rPr>
+                <w:rFonts w:hint="eastAsia" w:ascii="Times New Roman" w:hAnsi="Times New Roman" w:eastAsia="FangSong" w:cs="Times New Roman"/>
+              </w:rPr>
+              <w:t xml:space="preserve">比表面</w:t>
+            </w:r>
+            <w:r>
+              <w:rPr>
+                <w:rFonts w:ascii="Times New Roman" w:hAnsi="Times New Roman" w:eastAsia="Times New Roman" w:cs="Times New Roman"/>
+              </w:rPr>
+              <w:t xml:space="preserve"> Gibbs </w:t>
+            </w:r>
+            <w:r>
+              <w:rPr>
+                <w:rFonts w:hint="eastAsia" w:ascii="Times New Roman" w:hAnsi="Times New Roman" w:eastAsia="FangSong" w:cs="Times New Roman"/>
+              </w:rPr>
+              <w:t xml:space="preserve">自由能</w:t>
+            </w:r>
+            <w:r>
+              <w:rPr>
+                <w:rFonts w:ascii="Times New Roman" w:hAnsi="Times New Roman" w:eastAsia="Times New Roman" w:cs="Times New Roman"/>
+              </w:rPr>
+              <w:t xml:space="preserve"> </w:t>
+            </w:r>
+            <m:oMath>
+              <m:sSup>
+                <m:e>
+                  <m:r>
+                    <m:t>G</m:t>
+                  </m:r>
+                </m:e>
+                <m:sup>
+                  <m:r>
+                    <m:rPr>
+                      <m:sty m:val="p"/>
+                    </m:rPr>
+                    <m:t>s</m:t>
+                  </m:r>
+                </m:sup>
+              </m:sSup>
+            </m:oMath>
+          </w:p>
+        </w:tc>
+        <w:tc>
+          <w:tcPr/>
+          <w:p>
+            <w:pPr>
+              <w:pStyle w:val="Compact"/>
+              <w:jc w:val="center"/>
+            </w:pPr>
+            <w:r>
+              <w:rPr>
+                <w:rFonts w:hint="eastAsia" w:ascii="Times New Roman" w:hAnsi="Times New Roman" w:eastAsia="FangSong" w:cs="Times New Roman"/>
+              </w:rPr>
+              <w:t>恒温恒压恒组成下</w:t>
+            </w:r>
+            <w:r>
+              <w:rPr>
+                <w:rFonts w:hint="eastAsia" w:ascii="Times New Roman" w:hAnsi="Times New Roman" w:eastAsia="Times New Roman" w:cs="Times New Roman"/>
+              </w:rPr>
+              <w:t>，</w:t>
+            </w:r>
+            <w:r>
+              <w:rPr>
+                <w:rFonts w:hint="eastAsia" w:ascii="Times New Roman" w:hAnsi="Times New Roman" w:eastAsia="FangSong" w:cs="Times New Roman"/>
+              </w:rPr>
+              <w:t>可逆地增加单位表面积时体系</w:t>
+            </w:r>
+            <w:r>
+              <w:rPr>
+                <w:rFonts w:ascii="Times New Roman" w:hAnsi="Times New Roman" w:eastAsia="Times New Roman" w:cs="Times New Roman"/>
+              </w:rPr>
+              <w:t xml:space="preserve"> Gibbs </w:t>
+            </w:r>
+            <w:r>
+              <w:rPr>
+                <w:rFonts w:hint="eastAsia" w:ascii="Times New Roman" w:hAnsi="Times New Roman" w:eastAsia="FangSong" w:cs="Times New Roman"/>
+              </w:rPr>
+              <w:t xml:space="preserve">自由能的增量</w:t>
+            </w:r>
+          </w:p>
+        </w:tc>
+        <w:tc>
+          <w:tcPr/>
+          <w:p>
+            <w:pPr>
+              <w:pStyle w:val="Compact"/>
+              <w:jc w:val="center"/>
+            </w:pPr>
+            <w:r>
+              <w:rPr>
+                <w:rFonts w:hint="eastAsia" w:ascii="Times New Roman" w:hAnsi="Times New Roman" w:eastAsia="FangSong" w:cs="Times New Roman"/>
+              </w:rPr>
+              <w:t xml:space="preserve">数值上</w:t>
+            </w:r>
+            <w:r>
+              <w:rPr>
+                <w:rFonts w:ascii="Times New Roman" w:hAnsi="Times New Roman" w:eastAsia="Times New Roman" w:cs="Times New Roman"/>
+              </w:rPr>
+              <w:t xml:space="preserve"> </w:t>
+            </w:r>
+            <m:oMath>
+              <m:r>
+                <m:rPr>
+                  <m:sty m:val="p"/>
+                </m:rPr>
+                <m:t>=</m:t>
+              </m:r>
+              <m:r>
+                <m:t>σ</m:t>
+              </m:r>
+            </m:oMath>
+            <w:r>
+              <w:rPr>
+                <w:rFonts w:hint="eastAsia" w:ascii="Times New Roman" w:hAnsi="Times New Roman" w:eastAsia="Times New Roman" w:cs="Times New Roman"/>
+              </w:rPr>
+              <w:t>（</w:t>
+            </w:r>
+            <w:r>
+              <w:rPr>
+                <w:rFonts w:hint="eastAsia" w:ascii="Times New Roman" w:hAnsi="Times New Roman" w:eastAsia="FangSong" w:cs="Times New Roman"/>
+              </w:rPr>
+              <w:t>表面张力</w:t>
+            </w:r>
+            <w:r>
+              <w:rPr>
+                <w:rFonts w:hint="eastAsia" w:ascii="Times New Roman" w:hAnsi="Times New Roman" w:eastAsia="Times New Roman" w:cs="Times New Roman"/>
+              </w:rPr>
+              <w:t>），</w:t>
+            </w:r>
+            <m:oMath>
+              <m:r>
+                <m:rPr>
+                  <m:sty m:val="p"/>
+                </m:rPr>
+                <m:t>J</m:t>
+              </m:r>
+              <m:r>
+                <m:rPr>
+                  <m:sty m:val="p"/>
+                </m:rPr>
+                <m:t> </m:t>
+              </m:r>
+              <m:sSup>
+                <m:e>
+                  <m:r>
+                    <m:rPr>
+                      <m:sty m:val="p"/>
+                    </m:rPr>
+                    <m:t>m</m:t>
+                  </m:r>
+                </m:e>
+                <m:sup>
+                  <m:r>
+                    <m:rPr>
+                      <m:sty m:val="p"/>
+                    </m:rPr>
+                    <m:t>−</m:t>
+                  </m:r>
+                  <m:r>
+                    <m:rPr>
+                      <m:sty m:val="p"/>
+                    </m:rPr>
+                    <m:t>2</m:t>
+                  </m:r>
+                </m:sup>
+              </m:sSup>
+              <m:r>
+                <m:rPr>
+                  <m:sty m:val="p"/>
+                </m:rPr>
+                <m:t>=</m:t>
+              </m:r>
+              <m:r>
+                <m:rPr>
+                  <m:sty m:val="p"/>
+                </m:rPr>
+                <m:t>N</m:t>
+              </m:r>
+              <m:r>
+                <m:rPr>
+                  <m:sty m:val="p"/>
+                </m:rPr>
+                <m:t> </m:t>
+              </m:r>
+              <m:sSup>
+                <m:e>
+                  <m:r>
+                    <m:rPr>
+                      <m:sty m:val="p"/>
+                    </m:rPr>
+                    <m:t>m</m:t>
+                  </m:r>
+                </m:e>
+                <m:sup>
+                  <m:r>
+                    <m:rPr>
+                      <m:sty m:val="p"/>
+                    </m:rPr>
+                    <m:t>−</m:t>
+                  </m:r>
+                  <m:r>
+                    <m:rPr>
+                      <m:sty m:val="p"/>
+                    </m:rPr>
+                    <m:t>1</m:t>
+                  </m:r>
+                </m:sup>
+              </m:sSup>
+            </m:oMath>
+          </w:p>
+        </w:tc>
+      </w:tr>
+      <w:tr>
+        <w:tc>
+          <w:tcPr/>
+          <w:p>
+            <w:pPr>
+              <w:pStyle w:val="Compact"/>
+              <w:jc w:val="center"/>
+            </w:pPr>
+            <w:r>
+              <w:rPr>
+                <w:rFonts w:hint="eastAsia" w:ascii="Times New Roman" w:hAnsi="Times New Roman" w:eastAsia="FangSong" w:cs="Times New Roman"/>
+              </w:rPr>
+              <w:t xml:space="preserve">比表面熵</w:t>
+            </w:r>
+            <w:r>
+              <w:rPr>
+                <w:rFonts w:ascii="Times New Roman" w:hAnsi="Times New Roman" w:eastAsia="Times New Roman" w:cs="Times New Roman"/>
+              </w:rPr>
+              <w:t xml:space="preserve"> </w:t>
+            </w:r>
+            <m:oMath>
+              <m:sSup>
+                <m:e>
+                  <m:r>
+                    <m:t>S</m:t>
+                  </m:r>
+                </m:e>
+                <m:sup>
+                  <m:r>
+                    <m:rPr>
+                      <m:sty m:val="p"/>
+                    </m:rPr>
+                    <m:t>s</m:t>
+                  </m:r>
+                </m:sup>
+              </m:sSup>
+            </m:oMath>
+          </w:p>
+        </w:tc>
+        <w:tc>
+          <w:tcPr/>
+          <w:p>
+            <w:pPr>
+              <w:pStyle w:val="Compact"/>
+              <w:jc w:val="center"/>
+            </w:pPr>
+            <m:oMath>
+              <m:sSup>
+                <m:e>
+                  <m:r>
+                    <m:t>S</m:t>
+                  </m:r>
+                </m:e>
+                <m:sup>
+                  <m:r>
+                    <m:rPr>
+                      <m:sty m:val="p"/>
+                    </m:rPr>
+                    <m:t>s</m:t>
+                  </m:r>
+                </m:sup>
+              </m:sSup>
+              <m:r>
+                <m:rPr>
+                  <m:sty m:val="p"/>
+                </m:rPr>
+                <m:t>=</m:t>
+              </m:r>
+              <m:r>
+                <m:rPr>
+                  <m:sty m:val="p"/>
+                </m:rPr>
+                <m:t>−</m:t>
+              </m:r>
+              <m:sSub>
+                <m:e>
+                  <m:d>
+                    <m:dPr>
+                      <m:begChr m:val="("/>
+                      <m:sepChr m:val=""/>
+                      <m:endChr m:val=")"/>
+                      <m:grow/>
+                    </m:dPr>
+                    <m:e>
+                      <m:f>
+                        <m:fPr>
+                          <m:type m:val="bar"/>
+                        </m:fPr>
+                        <m:num>
+                          <m:r>
+                            <m:rPr>
+                              <m:sty m:val="p"/>
+                            </m:rPr>
+                            <m:t>∂</m:t>
+                          </m:r>
+                          <m:r>
+                            <m:t>σ</m:t>
+                          </m:r>
+                        </m:num>
+                        <m:den>
+                          <m:r>
+                            <m:rPr>
+                              <m:sty m:val="p"/>
+                            </m:rPr>
+                            <m:t>∂</m:t>
+                          </m:r>
+                          <m:r>
+                            <m:t>T</m:t>
+                          </m:r>
+                        </m:den>
+                      </m:f>
+                    </m:e>
+                  </m:d>
+                </m:e>
+                <m:sub>
+                  <m:r>
+                    <m:t>p</m:t>
+                  </m:r>
+                </m:sub>
+              </m:sSub>
+            </m:oMath>
+            <w:r>
+              <w:rPr>
+                <w:rFonts w:ascii="Times New Roman" w:hAnsi="Times New Roman" w:eastAsia="Times New Roman" w:cs="Times New Roman"/>
+              </w:rPr>
+              <w:t xml:space="preserve">​</w:t>
+            </w:r>
+          </w:p>
+        </w:tc>
+        <w:tc>
+          <w:tcPr/>
+          <w:p>
+            <w:pPr>
+              <w:pStyle w:val="Compact"/>
+              <w:jc w:val="center"/>
+            </w:pPr>
+            <w:r>
+              <w:rPr>
+                <w:rFonts w:hint="eastAsia" w:ascii="Times New Roman" w:hAnsi="Times New Roman" w:eastAsia="FangSong" w:cs="Times New Roman"/>
+              </w:rPr>
+              <w:t xml:space="preserve">因</w:t>
+            </w:r>
+            <w:r>
+              <w:rPr>
+                <w:rFonts w:ascii="Times New Roman" w:hAnsi="Times New Roman" w:eastAsia="Times New Roman" w:cs="Times New Roman"/>
+              </w:rPr>
+              <w:t xml:space="preserve"> </w:t>
+            </w:r>
+            <m:oMath>
+              <m:r>
+                <m:t>σ</m:t>
+              </m:r>
+            </m:oMath>
+            <w:r>
+              <w:rPr>
+                <w:rFonts w:ascii="Times New Roman" w:hAnsi="Times New Roman" w:eastAsia="Times New Roman" w:cs="Times New Roman"/>
+              </w:rPr>
+              <w:t xml:space="preserve"> </w:t>
+            </w:r>
+            <w:r>
+              <w:rPr>
+                <w:rFonts w:hint="eastAsia" w:ascii="Times New Roman" w:hAnsi="Times New Roman" w:eastAsia="FangSong" w:cs="Times New Roman"/>
+              </w:rPr>
+              <w:t xml:space="preserve">随</w:t>
+            </w:r>
+            <w:r>
+              <w:rPr>
+                <w:rFonts w:ascii="Times New Roman" w:hAnsi="Times New Roman" w:eastAsia="Times New Roman" w:cs="Times New Roman"/>
+              </w:rPr>
+              <w:t xml:space="preserve"> </w:t>
+            </w:r>
+            <m:oMath>
+              <m:r>
+                <m:t>T</m:t>
+              </m:r>
+            </m:oMath>
+            <w:r>
+              <w:rPr>
+                <w:rFonts w:ascii="Times New Roman" w:hAnsi="Times New Roman" w:eastAsia="Times New Roman" w:cs="Times New Roman"/>
+              </w:rPr>
+              <w:t xml:space="preserve"> </w:t>
+            </w:r>
+            <w:r>
+              <w:rPr>
+                <w:rFonts w:hint="eastAsia" w:ascii="Times New Roman" w:hAnsi="Times New Roman" w:eastAsia="FangSong" w:cs="Times New Roman"/>
+              </w:rPr>
+              <w:t>升高而下降</w:t>
+            </w:r>
+            <w:r>
+              <w:rPr>
+                <w:rFonts w:hint="eastAsia" w:ascii="Times New Roman" w:hAnsi="Times New Roman" w:eastAsia="Times New Roman" w:cs="Times New Roman"/>
+              </w:rPr>
+              <w:t>，</w:t>
+            </w:r>
+            <w:r>
+              <w:rPr>
+                <w:rFonts w:hint="eastAsia" w:ascii="Times New Roman" w:hAnsi="Times New Roman" w:eastAsia="FangSong" w:cs="Times New Roman"/>
+              </w:rPr>
+              <w:t>故</w:t>
+            </w:r>
+            <w:r>
+              <w:rPr>
+                <w:rFonts w:ascii="Times New Roman" w:hAnsi="Times New Roman" w:eastAsia="Times New Roman" w:cs="Times New Roman"/>
+              </w:rPr>
+              <w:t xml:space="preserve"> </w:t>
+            </w:r>
+            <m:oMath>
+              <m:sSup>
+                <m:e>
+                  <m:r>
+                    <m:t>S</m:t>
+                  </m:r>
+                </m:e>
+                <m:sup>
+                  <m:r>
+                    <m:rPr>
+                      <m:sty m:val="p"/>
+                    </m:rPr>
+                    <m:t>s</m:t>
+                  </m:r>
+                </m:sup>
+              </m:sSup>
+              <m:r>
+                <m:rPr>
+                  <m:sty m:val="p"/>
+                </m:rPr>
+                <m:t>&gt;</m:t>
+              </m:r>
+              <m:r>
+                <m:t>0</m:t>
+              </m:r>
+            </m:oMath>
+          </w:p>
+        </w:tc>
+      </w:tr>
+      <w:tr>
+        <w:tc>
+          <w:tcPr/>
+          <w:p>
+            <w:pPr>
+              <w:pStyle w:val="Compact"/>
+              <w:jc w:val="center"/>
+            </w:pPr>
+            <w:r>
+              <w:rPr>
+                <w:rFonts w:hint="eastAsia" w:ascii="Times New Roman" w:hAnsi="Times New Roman" w:eastAsia="FangSong" w:cs="Times New Roman"/>
+              </w:rPr>
+              <w:t xml:space="preserve">比表面焓</w:t>
+            </w:r>
+            <w:r>
+              <w:rPr>
+                <w:rFonts w:ascii="Times New Roman" w:hAnsi="Times New Roman" w:eastAsia="Times New Roman" w:cs="Times New Roman"/>
+              </w:rPr>
+              <w:t xml:space="preserve"> </w:t>
+            </w:r>
+            <m:oMath>
+              <m:sSup>
+                <m:e>
+                  <m:r>
+                    <m:t>H</m:t>
+                  </m:r>
+                </m:e>
+                <m:sup>
+                  <m:r>
+                    <m:rPr>
+                      <m:sty m:val="p"/>
+                    </m:rPr>
+                    <m:t>s</m:t>
+                  </m:r>
+                </m:sup>
+              </m:sSup>
+            </m:oMath>
+          </w:p>
+        </w:tc>
+        <w:tc>
+          <w:tcPr/>
+          <w:p>
+            <w:pPr>
+              <w:pStyle w:val="Compact"/>
+              <w:jc w:val="center"/>
+            </w:pPr>
+            <m:oMath>
+              <m:sSup>
+                <m:e>
+                  <m:r>
+                    <m:t>H</m:t>
+                  </m:r>
+                </m:e>
+                <m:sup>
+                  <m:r>
+                    <m:rPr>
+                      <m:sty m:val="p"/>
+                    </m:rPr>
+                    <m:t>s</m:t>
+                  </m:r>
+                </m:sup>
+              </m:sSup>
+              <m:r>
+                <m:rPr>
+                  <m:sty m:val="p"/>
+                </m:rPr>
+                <m:t>=</m:t>
+              </m:r>
+              <m:sSup>
+                <m:e>
+                  <m:r>
+                    <m:t>G</m:t>
+                  </m:r>
+                </m:e>
+                <m:sup>
+                  <m:r>
+                    <m:rPr>
+                      <m:sty m:val="p"/>
+                    </m:rPr>
+                    <m:t>s</m:t>
+                  </m:r>
+                </m:sup>
+              </m:sSup>
+              <m:r>
+                <m:rPr>
+                  <m:sty m:val="p"/>
+                </m:rPr>
+                <m:t>+</m:t>
+              </m:r>
+              <m:r>
+                <m:t>T</m:t>
+              </m:r>
+              <m:sSup>
+                <m:e>
+                  <m:r>
+                    <m:t>S</m:t>
+                  </m:r>
+                </m:e>
+                <m:sup>
+                  <m:r>
+                    <m:rPr>
+                      <m:sty m:val="p"/>
+                    </m:rPr>
+                    <m:t>s</m:t>
+                  </m:r>
+                </m:sup>
+              </m:sSup>
+            </m:oMath>
+            <w:r>
+              <w:rPr>
+                <w:rFonts w:ascii="Times New Roman" w:hAnsi="Times New Roman" w:eastAsia="Times New Roman" w:cs="Times New Roman"/>
+              </w:rPr>
+              <w:t xml:space="preserve">​</w:t>
+            </w:r>
+          </w:p>
+        </w:tc>
+        <w:tc>
+          <w:tcPr/>
+          <w:p>
+            <w:pPr>
+              <w:pStyle w:val="Compact"/>
+              <w:jc w:val="center"/>
+            </w:pPr>
+            <m:oMath>
+              <m:sSup>
+                <m:e>
+                  <m:r>
+                    <m:t>H</m:t>
+                  </m:r>
+                </m:e>
+                <m:sup>
+                  <m:r>
+                    <m:rPr>
+                      <m:sty m:val="p"/>
+                    </m:rPr>
+                    <m:t>s</m:t>
+                  </m:r>
+                </m:sup>
+              </m:sSup>
+              <m:r>
+                <m:rPr>
+                  <m:sty m:val="p"/>
+                </m:rPr>
+                <m:t>&gt;</m:t>
+              </m:r>
+              <m:sSup>
+                <m:e>
+                  <m:r>
+                    <m:t>G</m:t>
+                  </m:r>
+                </m:e>
+                <m:sup>
+                  <m:r>
+                    <m:rPr>
+                      <m:sty m:val="p"/>
+                    </m:rPr>
+                    <m:t>s</m:t>
+                  </m:r>
+                </m:sup>
+              </m:sSup>
+            </m:oMath>
+            <w:r>
+              <w:rPr>
+                <w:rFonts w:hint="eastAsia" w:ascii="Times New Roman" w:hAnsi="Times New Roman" w:eastAsia="Times New Roman" w:cs="Times New Roman"/>
+              </w:rPr>
+              <w:t>——</w:t>
+            </w:r>
+            <w:r>
+              <w:rPr>
+                <w:rFonts w:hint="eastAsia" w:ascii="Times New Roman" w:hAnsi="Times New Roman" w:eastAsia="FangSong" w:cs="Times New Roman"/>
+              </w:rPr>
+              <w:t>浸润热法必须用</w:t>
+            </w:r>
+            <w:r>
+              <w:rPr>
+                <w:rFonts w:ascii="Times New Roman" w:hAnsi="Times New Roman" w:eastAsia="Times New Roman" w:cs="Times New Roman"/>
+              </w:rPr>
+              <w:t xml:space="preserve"> </w:t>
+            </w:r>
+            <m:oMath>
+              <m:sSup>
+                <m:e>
+                  <m:r>
+                    <m:t>H</m:t>
+                  </m:r>
+                </m:e>
+                <m:sup>
+                  <m:r>
+                    <m:rPr>
+                      <m:sty m:val="p"/>
+                    </m:rPr>
+                    <m:t>s</m:t>
+                  </m:r>
+                </m:sup>
+              </m:sSup>
+            </m:oMath>
+            <w:r>
+              <w:rPr>
+                <w:rFonts w:hint="eastAsia" w:ascii="Times New Roman" w:hAnsi="Times New Roman" w:eastAsia="Times New Roman" w:cs="Times New Roman"/>
+              </w:rPr>
+              <w:t>，</w:t>
+            </w:r>
+            <w:r>
+              <w:rPr>
+                <w:rFonts w:hint="eastAsia" w:ascii="Times New Roman" w:hAnsi="Times New Roman" w:eastAsia="FangSong" w:cs="Times New Roman"/>
+              </w:rPr>
+              <w:t>不能用</w:t>
+            </w:r>
+            <w:r>
+              <w:rPr>
+                <w:rFonts w:ascii="Times New Roman" w:hAnsi="Times New Roman" w:eastAsia="Times New Roman" w:cs="Times New Roman"/>
+              </w:rPr>
+              <w:t xml:space="preserve"> </w:t>
+            </w:r>
+            <m:oMath>
+              <m:r>
+                <m:t>σ</m:t>
+              </m:r>
+            </m:oMath>
+          </w:p>
+        </w:tc>
+      </w:tr>
+    </w:tbl>
+    <w:p>
+      <w:pPr>
+        <w:pStyle w:val="BodyText"/>
+        <w:spacing w:before="120"/>
+      </w:pPr>
+      <w:r>
+        <w:rPr>
+          <w:rFonts w:hint="eastAsia" w:ascii="Times New Roman" w:hAnsi="Times New Roman" w:eastAsia="FangSong" w:cs="Times New Roman"/>
+          <w:b/>
+          <w:bCs/>
+        </w:rPr>
+        <w:t>二</w:t>
+      </w:r>
+      <w:r>
+        <w:rPr>
+          <w:rFonts w:hint="eastAsia" w:ascii="Times New Roman" w:hAnsi="Times New Roman" w:eastAsia="Times New Roman" w:cs="Times New Roman"/>
+          <w:b/>
+          <w:bCs/>
+        </w:rPr>
+        <w:t>、</w:t>
+      </w:r>
+      <w:r>
+        <w:rPr>
+          <w:rFonts w:hint="eastAsia" w:ascii="Times New Roman" w:hAnsi="Times New Roman" w:eastAsia="FangSong" w:cs="Times New Roman"/>
+          <w:b/>
+          <w:bCs/>
+        </w:rPr>
+        <w:t>分散度与表面能增量</w:t>
+      </w:r>
+    </w:p>
+    <w:p>
+      <w:pPr>
+        <w:pStyle w:val="BodyText"/>
+      </w:pPr>
+      <w:r>
+        <w:rPr>
+          <w:rFonts w:hint="eastAsia" w:ascii="Times New Roman" w:hAnsi="Times New Roman" w:eastAsia="FangSong" w:cs="Times New Roman"/>
+        </w:rPr>
+        <w:t xml:space="preserve">把半径</w:t>
+      </w:r>
+      <w:r>
+        <w:rPr>
+          <w:rFonts w:ascii="Times New Roman" w:hAnsi="Times New Roman" w:eastAsia="Times New Roman" w:cs="Times New Roman"/>
+        </w:rPr>
+        <w:t xml:space="preserve"> </w:t>
+      </w:r>
+      <m:oMath>
+        <m:r>
+          <m:t>R</m:t>
+        </m:r>
+      </m:oMath>
+      <w:r>
+        <w:rPr>
+          <w:rFonts w:ascii="Times New Roman" w:hAnsi="Times New Roman" w:eastAsia="Times New Roman" w:cs="Times New Roman"/>
+        </w:rPr>
+        <w:t xml:space="preserve"> </w:t>
+      </w:r>
+      <w:r>
+        <w:rPr>
+          <w:rFonts w:hint="eastAsia" w:ascii="Times New Roman" w:hAnsi="Times New Roman" w:eastAsia="FangSong" w:cs="Times New Roman"/>
+        </w:rPr>
+        <w:t xml:space="preserve">的液滴分散成</w:t>
+      </w:r>
+      <w:r>
+        <w:rPr>
+          <w:rFonts w:ascii="Times New Roman" w:hAnsi="Times New Roman" w:eastAsia="Times New Roman" w:cs="Times New Roman"/>
+        </w:rPr>
+        <w:t xml:space="preserve"> </w:t>
+      </w:r>
+      <m:oMath>
+        <m:r>
+          <m:t>N</m:t>
+        </m:r>
+      </m:oMath>
+      <w:r>
+        <w:rPr>
+          <w:rFonts w:ascii="Times New Roman" w:hAnsi="Times New Roman" w:eastAsia="Times New Roman" w:cs="Times New Roman"/>
+        </w:rPr>
+        <w:t xml:space="preserve"> </w:t>
+      </w:r>
+      <w:r>
+        <w:rPr>
+          <w:rFonts w:hint="eastAsia" w:ascii="Times New Roman" w:hAnsi="Times New Roman" w:eastAsia="FangSong" w:cs="Times New Roman"/>
+        </w:rPr>
+        <w:t xml:space="preserve">个半径</w:t>
+      </w:r>
+      <w:r>
+        <w:rPr>
+          <w:rFonts w:ascii="Times New Roman" w:hAnsi="Times New Roman" w:eastAsia="Times New Roman" w:cs="Times New Roman"/>
+        </w:rPr>
+        <w:t xml:space="preserve"> </w:t>
+      </w:r>
+      <m:oMath>
+        <m:r>
+          <m:t>r</m:t>
+        </m:r>
+      </m:oMath>
+      <w:r>
+        <w:rPr>
+          <w:rFonts w:ascii="Times New Roman" w:hAnsi="Times New Roman" w:eastAsia="Times New Roman" w:cs="Times New Roman"/>
+        </w:rPr>
+        <w:t xml:space="preserve"> </w:t>
+      </w:r>
+      <w:r>
+        <w:rPr>
+          <w:rFonts w:hint="eastAsia" w:ascii="Times New Roman" w:hAnsi="Times New Roman" w:eastAsia="FangSong" w:cs="Times New Roman"/>
+        </w:rPr>
+        <w:t>的小液滴</w:t>
+      </w:r>
+      <w:r>
+        <w:rPr>
+          <w:rFonts w:hint="eastAsia" w:ascii="Times New Roman" w:hAnsi="Times New Roman" w:eastAsia="Times New Roman" w:cs="Times New Roman"/>
+        </w:rPr>
+        <w:t>：</w:t>
+      </w:r>
+    </w:p>
+    <w:p>
+      <w:pPr>
+        <w:pStyle w:val="BodyText"/>
+      </w:pPr>
+      <m:oMath>
+        <m:r>
+          <m:t>N</m:t>
+        </m:r>
+        <m:r>
+          <m:rPr>
+            <m:sty m:val="p"/>
+          </m:rPr>
+          <m:t>=</m:t>
+        </m:r>
+        <m:sSup>
+          <m:e>
+            <m:d>
+              <m:dPr>
+                <m:begChr m:val="("/>
+                <m:sepChr m:val=""/>
+                <m:endChr m:val=")"/>
+                <m:grow/>
+              </m:dPr>
+              <m:e>
+                <m:f>
+                  <m:fPr>
+                    <m:type m:val="bar"/>
+                  </m:fPr>
+                  <m:num>
+                    <m:r>
+                      <m:t>R</m:t>
+                    </m:r>
+                  </m:num>
+                  <m:den>
+                    <m:r>
+                      <m:t>r</m:t>
+                    </m:r>
+                  </m:den>
+                </m:f>
+              </m:e>
+            </m:d>
+          </m:e>
+          <m:sup>
+            <m:r>
+              <m:t>3</m:t>
+            </m:r>
+          </m:sup>
+        </m:sSup>
+      </m:oMath>
+      <w:r>
+        <w:rPr>
+          <w:rFonts w:ascii="Times New Roman" w:hAnsi="Times New Roman" w:eastAsia="Times New Roman" w:cs="Times New Roman"/>
+        </w:rPr>
+        <w:t xml:space="preserve">　　</w:t>
+      </w:r>
+      <m:oMath>
+        <m:oMathPr>
+          <m:ctrlPr>
+            <w:rPr>
+              <w:sz w:val="28"/>
+              <w:szCs w:val="28"/>
+            </w:rPr>
+          </m:ctrlPr>
+        </m:oMathPr>
+        <m:r>
+          <m:rPr>
+            <m:sty m:val="p"/>
+          </m:rPr>
+          <m:t>Δ</m:t>
+        </m:r>
+        <m:r>
+          <m:t>A</m:t>
+        </m:r>
+        <m:r>
+          <m:rPr>
+            <m:sty m:val="p"/>
+          </m:rPr>
+          <m:t>=</m:t>
+        </m:r>
+        <m:r>
+          <m:t>4</m:t>
+        </m:r>
+        <m:r>
+          <m:t>π</m:t>
+        </m:r>
+        <m:d>
+          <m:dPr>
+            <m:begChr m:val="("/>
+            <m:sepChr m:val=""/>
+            <m:endChr m:val=")"/>
+            <m:grow/>
+          </m:dPr>
+          <m:e>
+            <m:r>
+              <m:t>N</m:t>
+            </m:r>
+            <m:sSup>
+              <m:e>
+                <m:r>
+                  <m:t>r</m:t>
+                </m:r>
+              </m:e>
+              <m:sup>
+                <m:r>
+                  <m:t>2</m:t>
+                </m:r>
+              </m:sup>
+            </m:sSup>
+            <m:r>
+              <m:rPr>
+                <m:sty m:val="p"/>
+              </m:rPr>
+              <m:t>−</m:t>
+            </m:r>
+            <m:sSup>
+              <m:e>
+                <m:r>
+                  <m:t>R</m:t>
+                </m:r>
+              </m:e>
+              <m:sup>
+                <m:r>
+                  <m:t>2</m:t>
+                </m:r>
+              </m:sup>
+            </m:sSup>
+          </m:e>
+        </m:d>
+      </m:oMath>
+      <w:r>
+        <w:rPr>
+          <w:rFonts w:ascii="Times New Roman" w:hAnsi="Times New Roman" w:eastAsia="Times New Roman" w:cs="Times New Roman"/>
+        </w:rPr>
+        <w:t xml:space="preserve">　　</w:t>
+      </w:r>
+      <m:oMath>
+        <m:oMathPr>
+          <m:ctrlPr>
+            <w:rPr>
+              <w:sz w:val="28"/>
+              <w:szCs w:val="28"/>
+            </w:rPr>
+          </m:ctrlPr>
+        </m:oMathPr>
+        <m:r>
+          <m:rPr>
+            <m:sty m:val="p"/>
+          </m:rPr>
+          <m:t>Δ</m:t>
+        </m:r>
+        <m:r>
+          <m:t>G</m:t>
+        </m:r>
+        <m:r>
+          <m:rPr>
+            <m:sty m:val="p"/>
+          </m:rPr>
+          <m:t>=</m:t>
+        </m:r>
+        <m:r>
+          <m:t>σ</m:t>
+        </m:r>
+        <m:r>
+          <m:rPr>
+            <m:sty m:val="p"/>
+          </m:rPr>
+          <m:t>⋅</m:t>
+        </m:r>
+        <m:r>
+          <m:rPr>
+            <m:sty m:val="p"/>
+          </m:rPr>
+          <m:t>Δ</m:t>
+        </m:r>
+        <m:r>
+          <m:t>A</m:t>
+        </m:r>
+      </m:oMath>
+    </w:p>
+    <w:p>
+      <w:pPr>
+        <w:pStyle w:val="BlockText"/>
+      </w:pPr>
+      <w:r>
+        <w:rPr>
+          <w:rFonts w:hint="eastAsia" w:ascii="Times New Roman" w:hAnsi="Times New Roman" w:eastAsia="FangSong" w:cs="Times New Roman"/>
+          <w:b/>
+          <w:bCs/>
+        </w:rPr>
+        <w:t>例题</w:t>
+      </w:r>
+      <w:r>
+        <w:rPr>
+          <w:rFonts w:hint="eastAsia" w:ascii="Times New Roman" w:hAnsi="Times New Roman" w:eastAsia="Times New Roman" w:cs="Times New Roman"/>
+          <w:b/>
+          <w:bCs/>
+        </w:rPr>
+        <w:t>（</w:t>
+      </w:r>
+      <w:r>
+        <w:rPr>
+          <w:rFonts w:hint="eastAsia" w:ascii="Times New Roman" w:hAnsi="Times New Roman" w:eastAsia="FangSong" w:cs="Times New Roman"/>
+          <w:b/>
+          <w:bCs/>
+        </w:rPr>
+        <w:t>第</w:t>
+      </w:r>
+      <w:r>
+        <w:rPr>
+          <w:rFonts w:hint="eastAsia" w:ascii="Times New Roman" w:hAnsi="Times New Roman" w:eastAsia="Times New Roman" w:cs="Times New Roman"/>
+          <w:b/>
+          <w:bCs/>
+        </w:rPr>
+        <w:t>40</w:t>
+      </w:r>
+      <w:r>
+        <w:rPr>
+          <w:rFonts w:hint="eastAsia" w:ascii="Times New Roman" w:hAnsi="Times New Roman" w:eastAsia="FangSong" w:cs="Times New Roman"/>
+          <w:b/>
+          <w:bCs/>
+        </w:rPr>
+        <w:t>届初赛</w:t>
+      </w:r>
+      <w:r>
+        <w:rPr>
+          <w:rFonts w:ascii="Times New Roman" w:hAnsi="Times New Roman" w:eastAsia="Times New Roman" w:cs="Times New Roman"/>
+          <w:b/>
+          <w:bCs/>
+        </w:rPr>
+        <w:t xml:space="preserve"> </w:t>
+      </w:r>
+      <w:r>
+        <w:rPr>
+          <w:rFonts w:hint="eastAsia" w:ascii="Times New Roman" w:hAnsi="Times New Roman" w:eastAsia="Times New Roman" w:cs="Times New Roman"/>
+          <w:b/>
+          <w:bCs/>
+        </w:rPr>
+        <w:t xml:space="preserve">6.1）</w:t>
+      </w:r>
+      <w:r>
+        <w:rPr>
+          <w:rFonts w:ascii="Times New Roman" w:hAnsi="Times New Roman" w:eastAsia="Times New Roman" w:cs="Times New Roman"/>
+        </w:rPr>
+        <w:t xml:space="preserve"> </w:t>
+      </w:r>
+      <w:r>
+        <w:rPr>
+          <w:rFonts w:ascii="Times New Roman" w:hAnsi="Times New Roman" w:eastAsia="Times New Roman" w:cs="Times New Roman"/>
+        </w:rPr>
+        <w:t xml:space="preserve">25 °C、100 kPa </w:t>
+      </w:r>
+      <w:r>
+        <w:rPr>
+          <w:rFonts w:hint="eastAsia" w:ascii="Times New Roman" w:hAnsi="Times New Roman" w:eastAsia="FangSong" w:cs="Times New Roman"/>
+        </w:rPr>
+        <w:t xml:space="preserve">下正己烷</w:t>
+      </w:r>
+      <w:r>
+        <w:rPr>
+          <w:rFonts w:ascii="Times New Roman" w:hAnsi="Times New Roman" w:eastAsia="Times New Roman" w:cs="Times New Roman"/>
+        </w:rPr>
+        <w:t xml:space="preserve"> </w:t>
+      </w:r>
+      <m:oMath>
+        <m:oMathPr>
+          <m:ctrlPr>
+            <w:rPr>
+              <w:sz w:val="28"/>
+              <w:szCs w:val="28"/>
+            </w:rPr>
+          </m:ctrlPr>
+        </m:oMathPr>
+        <m:r>
+          <m:t>σ</m:t>
+        </m:r>
+        <m:r>
+          <m:rPr>
+            <m:sty m:val="p"/>
+          </m:rPr>
+          <m:t>=</m:t>
+        </m:r>
+        <m:r>
+          <m:t>17.89</m:t>
+        </m:r>
+        <m:r>
+          <m:t> </m:t>
+        </m:r>
+        <m:r>
+          <m:rPr>
+            <m:sty m:val="p"/>
+          </m:rPr>
+          <m:t>m</m:t>
+        </m:r>
+        <m:r>
+          <m:rPr>
+            <m:sty m:val="p"/>
+          </m:rPr>
+          <m:t>J</m:t>
+        </m:r>
+        <m:r>
+          <m:rPr>
+            <m:sty m:val="p"/>
+          </m:rPr>
+          <m:t> </m:t>
+        </m:r>
+        <m:sSup>
+          <m:e>
+            <m:r>
+              <m:rPr>
+                <m:sty m:val="p"/>
+              </m:rPr>
+              <m:t>m</m:t>
+            </m:r>
+          </m:e>
+          <m:sup>
+            <m:r>
+              <m:rPr>
+                <m:sty m:val="p"/>
+              </m:rPr>
+              <m:t>−</m:t>
+            </m:r>
+            <m:r>
+              <m:rPr>
+                <m:sty m:val="p"/>
+              </m:rPr>
+              <m:t>2</m:t>
+            </m:r>
+          </m:sup>
+        </m:sSup>
+      </m:oMath>
+      <w:r>
+        <w:rPr>
+          <w:rFonts w:hint="eastAsia" w:ascii="Times New Roman" w:hAnsi="Times New Roman" w:eastAsia="Times New Roman" w:cs="Times New Roman"/>
+        </w:rPr>
+        <w:t>，</w:t>
+      </w:r>
+      <w:r>
+        <w:rPr>
+          <w:rFonts w:hint="eastAsia" w:ascii="Times New Roman" w:hAnsi="Times New Roman" w:eastAsia="FangSong" w:cs="Times New Roman"/>
+        </w:rPr>
+        <w:t>将</w:t>
+      </w:r>
+      <w:r>
+        <w:rPr>
+          <w:rFonts w:ascii="Times New Roman" w:hAnsi="Times New Roman" w:eastAsia="Times New Roman" w:cs="Times New Roman"/>
+        </w:rPr>
+        <w:t xml:space="preserve"> </w:t>
+      </w:r>
+      <m:oMath>
+        <m:r>
+          <m:t>R</m:t>
+        </m:r>
+        <m:r>
+          <m:rPr>
+            <m:sty m:val="p"/>
+          </m:rPr>
+          <m:t>=</m:t>
+        </m:r>
+        <m:r>
+          <m:t>1</m:t>
+        </m:r>
+        <m:r>
+          <m:t> </m:t>
+        </m:r>
+        <m:r>
+          <m:rPr>
+            <m:sty m:val="p"/>
+          </m:rPr>
+          <m:t>m</m:t>
+        </m:r>
+        <m:r>
+          <m:rPr>
+            <m:sty m:val="p"/>
+          </m:rPr>
+          <m:t>m</m:t>
+        </m:r>
+      </m:oMath>
+      <w:r>
+        <w:rPr>
+          <w:rFonts w:ascii="Times New Roman" w:hAnsi="Times New Roman" w:eastAsia="Times New Roman" w:cs="Times New Roman"/>
+        </w:rPr>
+        <w:t xml:space="preserve"> </w:t>
+      </w:r>
+      <w:r>
+        <w:rPr>
+          <w:rFonts w:hint="eastAsia" w:ascii="Times New Roman" w:hAnsi="Times New Roman" w:eastAsia="FangSong" w:cs="Times New Roman"/>
+        </w:rPr>
+        <w:t xml:space="preserve">的正己烷液滴分散成</w:t>
+      </w:r>
+      <w:r>
+        <w:rPr>
+          <w:rFonts w:ascii="Times New Roman" w:hAnsi="Times New Roman" w:eastAsia="Times New Roman" w:cs="Times New Roman"/>
+        </w:rPr>
+        <w:t xml:space="preserve"> </w:t>
+      </w:r>
+      <m:oMath>
+        <m:r>
+          <m:t>r</m:t>
+        </m:r>
+        <m:r>
+          <m:rPr>
+            <m:sty m:val="p"/>
+          </m:rPr>
+          <m:t>=</m:t>
+        </m:r>
+        <m:r>
+          <m:t>1</m:t>
+        </m:r>
+        <m:r>
+          <m:t> </m:t>
+        </m:r>
+        <m:r>
+          <m:rPr>
+            <m:sty m:val="p"/>
+          </m:rPr>
+          <m:t>n</m:t>
+        </m:r>
+        <m:r>
+          <m:rPr>
+            <m:sty m:val="p"/>
+          </m:rPr>
+          <m:t>m</m:t>
+        </m:r>
+      </m:oMath>
+      <w:r>
+        <w:rPr>
+          <w:rFonts w:ascii="Times New Roman" w:hAnsi="Times New Roman" w:eastAsia="Times New Roman" w:cs="Times New Roman"/>
+        </w:rPr>
+        <w:t xml:space="preserve"> </w:t>
+      </w:r>
+      <w:r>
+        <w:rPr>
+          <w:rFonts w:hint="eastAsia" w:ascii="Times New Roman" w:hAnsi="Times New Roman" w:eastAsia="FangSong" w:cs="Times New Roman"/>
+        </w:rPr>
+        <w:t>的小液滴</w:t>
+      </w:r>
+      <w:r>
+        <w:rPr>
+          <w:rFonts w:hint="eastAsia" w:ascii="Times New Roman" w:hAnsi="Times New Roman" w:eastAsia="Times New Roman" w:cs="Times New Roman"/>
+        </w:rPr>
+        <w:t>，</w:t>
+      </w:r>
+      <w:r>
+        <w:rPr>
+          <w:rFonts w:hint="eastAsia" w:ascii="Times New Roman" w:hAnsi="Times New Roman" w:eastAsia="FangSong" w:cs="Times New Roman"/>
+        </w:rPr>
+        <w:t>求小液滴个数</w:t>
+      </w:r>
+      <w:r>
+        <w:rPr>
+          <w:rFonts w:ascii="Times New Roman" w:hAnsi="Times New Roman" w:eastAsia="Times New Roman" w:cs="Times New Roman"/>
+        </w:rPr>
+        <w:t xml:space="preserve"> </w:t>
+      </w:r>
+      <m:oMath>
+        <m:r>
+          <m:t>N</m:t>
+        </m:r>
+      </m:oMath>
+      <w:r>
+        <w:rPr>
+          <w:rFonts w:hint="eastAsia" w:ascii="Times New Roman" w:hAnsi="Times New Roman" w:eastAsia="Times New Roman" w:cs="Times New Roman"/>
+        </w:rPr>
+        <w:t>、</w:t>
+      </w:r>
+      <w:r>
+        <w:rPr>
+          <w:rFonts w:hint="eastAsia" w:ascii="Times New Roman" w:hAnsi="Times New Roman" w:eastAsia="FangSong" w:cs="Times New Roman"/>
+        </w:rPr>
+        <w:t>表面积增量</w:t>
+      </w:r>
+      <w:r>
+        <w:rPr>
+          <w:rFonts w:ascii="Times New Roman" w:hAnsi="Times New Roman" w:eastAsia="Times New Roman" w:cs="Times New Roman"/>
+        </w:rPr>
+        <w:t xml:space="preserve"> </w:t>
+      </w:r>
+      <m:oMath>
+        <m:r>
+          <m:rPr>
+            <m:sty m:val="p"/>
+          </m:rPr>
+          <m:t>Δ</m:t>
+        </m:r>
+        <m:r>
+          <m:t>A</m:t>
+        </m:r>
+      </m:oMath>
+      <w:r>
+        <w:rPr>
+          <w:rFonts w:ascii="Times New Roman" w:hAnsi="Times New Roman" w:eastAsia="Times New Roman" w:cs="Times New Roman"/>
+        </w:rPr>
+        <w:t xml:space="preserve"> </w:t>
+      </w:r>
+      <w:r>
+        <w:rPr>
+          <w:rFonts w:hint="eastAsia" w:ascii="Times New Roman" w:hAnsi="Times New Roman" w:eastAsia="FangSong" w:cs="Times New Roman"/>
+        </w:rPr>
+        <w:t xml:space="preserve">与表面</w:t>
+      </w:r>
+      <w:r>
+        <w:rPr>
+          <w:rFonts w:ascii="Times New Roman" w:hAnsi="Times New Roman" w:eastAsia="Times New Roman" w:cs="Times New Roman"/>
+        </w:rPr>
+        <w:t xml:space="preserve"> Gibbs </w:t>
+      </w:r>
+      <w:r>
+        <w:rPr>
+          <w:rFonts w:hint="eastAsia" w:ascii="Times New Roman" w:hAnsi="Times New Roman" w:eastAsia="FangSong" w:cs="Times New Roman"/>
+        </w:rPr>
+        <w:t xml:space="preserve">自由能增量</w:t>
+      </w:r>
+      <w:r>
+        <w:rPr>
+          <w:rFonts w:ascii="Times New Roman" w:hAnsi="Times New Roman" w:eastAsia="Times New Roman" w:cs="Times New Roman"/>
+        </w:rPr>
+        <w:t xml:space="preserve"> </w:t>
+      </w:r>
+      <m:oMath>
+        <m:r>
+          <m:rPr>
+            <m:sty m:val="p"/>
+          </m:rPr>
+          <m:t>Δ</m:t>
+        </m:r>
+        <m:r>
+          <m:t>G</m:t>
+        </m:r>
+      </m:oMath>
+      <w:r>
+        <w:rPr>
+          <w:rFonts w:ascii="Times New Roman" w:hAnsi="Times New Roman" w:eastAsia="Times New Roman" w:cs="Times New Roman"/>
+        </w:rPr>
+        <w:t xml:space="preserve">。</w:t>
+      </w:r>
+    </w:p>
+    <w:p>
+      <w:pPr>
+        <w:pStyle w:val="Compact"/>
+        <w:numPr>
+          <w:ilvl w:val="0"/>
+          <w:numId w:val="1008"/>
+        </w:numPr>
+      </w:pPr>
+      <m:oMath>
+        <m:oMathPr>
+          <m:ctrlPr>
+            <w:rPr>
+              <w:sz w:val="28"/>
+              <w:szCs w:val="28"/>
+            </w:rPr>
+          </m:ctrlPr>
+        </m:oMathPr>
+        <m:r>
+          <m:t>N</m:t>
+        </m:r>
+        <m:r>
+          <m:rPr>
+            <m:sty m:val="p"/>
+          </m:rPr>
+          <m:t>=</m:t>
+        </m:r>
+        <m:sSup>
+          <m:e>
+            <m:d>
+              <m:dPr>
+                <m:begChr m:val="("/>
+                <m:sepChr m:val=""/>
+                <m:endChr m:val=")"/>
+                <m:grow/>
+              </m:dPr>
+              <m:e>
+                <m:sSup>
+                  <m:e>
+                    <m:r>
+                      <m:t>10</m:t>
+                    </m:r>
+                  </m:e>
+                  <m:sup>
+                    <m:r>
+                      <m:rPr>
+                        <m:sty m:val="p"/>
+                      </m:rPr>
+                      <m:t>−</m:t>
+                    </m:r>
+                    <m:r>
+                      <m:t>3</m:t>
+                    </m:r>
+                  </m:sup>
+                </m:sSup>
+                <m:r>
+                  <m:rPr>
+                    <m:sty m:val="p"/>
+                  </m:rPr>
+                  <m:t>/</m:t>
+                </m:r>
+                <m:sSup>
+                  <m:e>
+                    <m:r>
+                      <m:t>10</m:t>
+                    </m:r>
+                  </m:e>
+                  <m:sup>
+                    <m:r>
+                      <m:rPr>
+                        <m:sty m:val="p"/>
+                      </m:rPr>
+                      <m:t>−</m:t>
+                    </m:r>
+                    <m:r>
+                      <m:t>9</m:t>
+                    </m:r>
+                  </m:sup>
+                </m:sSup>
+              </m:e>
+            </m:d>
+          </m:e>
+          <m:sup>
+            <m:r>
+              <m:t>3</m:t>
+            </m:r>
+          </m:sup>
+        </m:sSup>
+        <m:r>
+          <m:rPr>
+            <m:sty m:val="p"/>
+          </m:rPr>
+          <m:t>=</m:t>
+        </m:r>
+        <m:sSup>
+          <m:e>
+            <m:r>
+              <m:t>10</m:t>
+            </m:r>
+          </m:e>
+          <m:sup>
+            <m:r>
+              <m:t>18</m:t>
+            </m:r>
+          </m:sup>
+        </m:sSup>
+      </m:oMath>
+      <w:r>
+        <w:rPr>
+          <w:rFonts w:ascii="Times New Roman" w:hAnsi="Times New Roman" w:eastAsia="Times New Roman" w:cs="Times New Roman"/>
+        </w:rPr>
+        <w:t xml:space="preserve">​</w:t>
+      </w:r>
+    </w:p>
+    <w:p>
+      <w:pPr>
+        <w:pStyle w:val="Compact"/>
+        <w:numPr>
+          <w:ilvl w:val="0"/>
+          <w:numId w:val="1008"/>
+        </w:numPr>
+      </w:pPr>
+      <m:oMath>
+        <m:oMathPr>
+          <m:ctrlPr>
+            <w:rPr>
+              <w:sz w:val="28"/>
+              <w:szCs w:val="28"/>
+            </w:rPr>
+          </m:ctrlPr>
+        </m:oMathPr>
+        <m:r>
+          <m:rPr>
+            <m:sty m:val="p"/>
+          </m:rPr>
+          <m:t>Δ</m:t>
+        </m:r>
+        <m:r>
+          <m:t>A</m:t>
+        </m:r>
+        <m:r>
+          <m:rPr>
+            <m:sty m:val="p"/>
+          </m:rPr>
+          <m:t>=</m:t>
+        </m:r>
+        <m:r>
+          <m:t>4</m:t>
+        </m:r>
+        <m:r>
+          <m:t>π</m:t>
+        </m:r>
+        <m:d>
+          <m:dPr>
+            <m:begChr m:val="("/>
+            <m:sepChr m:val=""/>
+            <m:endChr m:val=")"/>
+            <m:grow/>
+          </m:dPr>
+          <m:e>
+            <m:sSup>
+              <m:e>
+                <m:r>
+                  <m:t>10</m:t>
+                </m:r>
+              </m:e>
+              <m:sup>
+                <m:r>
+                  <m:t>18</m:t>
+                </m:r>
+              </m:sup>
+            </m:sSup>
+            <m:r>
+              <m:rPr>
+                <m:sty m:val="p"/>
+              </m:rPr>
+              <m:t>×</m:t>
+            </m:r>
+            <m:r>
+              <m:rPr>
+                <m:sty m:val="p"/>
+              </m:rPr>
+              <m:t>(</m:t>
+            </m:r>
+            <m:sSup>
+              <m:e>
+                <m:r>
+                  <m:t>10</m:t>
+                </m:r>
+              </m:e>
+              <m:sup>
+                <m:r>
+                  <m:rPr>
+                    <m:sty m:val="p"/>
+                  </m:rPr>
+                  <m:t>−</m:t>
+                </m:r>
+                <m:r>
+                  <m:t>9</m:t>
+                </m:r>
+              </m:sup>
+            </m:sSup>
+            <m:sSup>
+              <m:e>
+                <m:r>
+                  <m:rPr>
+                    <m:sty m:val="p"/>
+                  </m:rPr>
+                  <m:t>)</m:t>
+                </m:r>
+              </m:e>
+              <m:sup>
+                <m:r>
+                  <m:t>2</m:t>
+                </m:r>
+              </m:sup>
+            </m:sSup>
+            <m:r>
+              <m:rPr>
+                <m:sty m:val="p"/>
+              </m:rPr>
+              <m:t>−</m:t>
+            </m:r>
+            <m:r>
+              <m:rPr>
+                <m:sty m:val="p"/>
+              </m:rPr>
+              <m:t>(</m:t>
+            </m:r>
+            <m:sSup>
+              <m:e>
+                <m:r>
+                  <m:t>10</m:t>
+                </m:r>
+              </m:e>
+              <m:sup>
+                <m:r>
+                  <m:rPr>
+                    <m:sty m:val="p"/>
+                  </m:rPr>
+                  <m:t>−</m:t>
+                </m:r>
+                <m:r>
+                  <m:t>3</m:t>
+                </m:r>
+              </m:sup>
+            </m:sSup>
+            <m:sSup>
+              <m:e>
+                <m:r>
+                  <m:rPr>
+                    <m:sty m:val="p"/>
+                  </m:rPr>
+                  <m:t>)</m:t>
+                </m:r>
+              </m:e>
+              <m:sup>
+                <m:r>
+                  <m:t>2</m:t>
+                </m:r>
+              </m:sup>
+            </m:sSup>
+          </m:e>
+        </m:d>
+        <m:r>
+          <m:rPr>
+            <m:sty m:val="p"/>
+          </m:rPr>
+          <m:t>≈</m:t>
+        </m:r>
+        <m:r>
+          <m:t>12.57</m:t>
+        </m:r>
+        <m:r>
+          <m:t> </m:t>
+        </m:r>
+        <m:sSup>
+          <m:e>
+            <m:r>
+              <m:rPr>
+                <m:sty m:val="p"/>
+              </m:rPr>
+              <m:t>m</m:t>
+            </m:r>
+          </m:e>
+          <m:sup>
+            <m:r>
+              <m:rPr>
+                <m:sty m:val="p"/>
+              </m:rPr>
+              <m:t>2</m:t>
+            </m:r>
+          </m:sup>
+        </m:sSup>
+      </m:oMath>
+      <w:r>
+        <w:rPr>
+          <w:rFonts w:ascii="Times New Roman" w:hAnsi="Times New Roman" w:eastAsia="Times New Roman" w:cs="Times New Roman"/>
+        </w:rPr>
+        <w:t xml:space="preserve">​</w:t>
+      </w:r>
+    </w:p>
+    <w:p>
+      <w:pPr>
+        <w:pStyle w:val="Compact"/>
+        <w:numPr>
+          <w:ilvl w:val="0"/>
+          <w:numId w:val="1008"/>
+        </w:numPr>
+      </w:pPr>
+      <m:oMath>
+        <m:oMathPr>
+          <m:ctrlPr>
+            <w:rPr>
+              <w:sz w:val="28"/>
+              <w:szCs w:val="28"/>
+            </w:rPr>
+          </m:ctrlPr>
+        </m:oMathPr>
+        <m:r>
+          <m:rPr>
+            <m:sty m:val="p"/>
+          </m:rPr>
+          <m:t>Δ</m:t>
+        </m:r>
+        <m:r>
+          <m:t>G</m:t>
+        </m:r>
+        <m:r>
+          <m:rPr>
+            <m:sty m:val="p"/>
+          </m:rPr>
+          <m:t>=</m:t>
+        </m:r>
+        <m:r>
+          <m:t>17.89</m:t>
+        </m:r>
+        <m:r>
+          <m:rPr>
+            <m:sty m:val="p"/>
+          </m:rPr>
+          <m:t>×</m:t>
+        </m:r>
+        <m:sSup>
+          <m:e>
+            <m:r>
+              <m:t>10</m:t>
+            </m:r>
+          </m:e>
+          <m:sup>
+            <m:r>
+              <m:rPr>
+                <m:sty m:val="p"/>
+              </m:rPr>
+              <m:t>−</m:t>
+            </m:r>
+            <m:r>
+              <m:t>3</m:t>
+            </m:r>
+          </m:sup>
+        </m:sSup>
+        <m:r>
+          <m:rPr>
+            <m:sty m:val="p"/>
+          </m:rPr>
+          <m:t>×</m:t>
+        </m:r>
+        <m:r>
+          <m:t>12.57</m:t>
+        </m:r>
+        <m:r>
+          <m:rPr>
+            <m:sty m:val="p"/>
+          </m:rPr>
+          <m:t>=</m:t>
+        </m:r>
+        <m:r>
+          <m:t>0.2248</m:t>
+        </m:r>
+        <m:r>
+          <m:t> </m:t>
+        </m:r>
+        <m:r>
+          <m:rPr>
+            <m:sty m:val="p"/>
+          </m:rPr>
+          <m:t>J</m:t>
+        </m:r>
+      </m:oMath>
+      <w:r>
+        <w:rPr>
+          <w:rFonts w:ascii="Times New Roman" w:hAnsi="Times New Roman" w:eastAsia="Times New Roman" w:cs="Times New Roman"/>
+        </w:rPr>
+        <w:t xml:space="preserve">​</w:t>
+      </w:r>
+    </w:p>
+    <w:p>
+      <w:pPr>
+        <w:pStyle w:val="BlockText"/>
+      </w:pPr>
+      <w:r>
+        <w:rPr>
+          <w:rFonts w:hint="eastAsia" w:ascii="Times New Roman" w:hAnsi="Times New Roman" w:eastAsia="FangSong" w:cs="Times New Roman"/>
+          <w:b/>
+          <w:bCs/>
+        </w:rPr>
+        <w:t xml:space="preserve">数量级直觉</w:t>
+      </w:r>
+      <w:r>
+        <w:rPr>
+          <w:rFonts w:hint="eastAsia" w:ascii="Times New Roman" w:hAnsi="Times New Roman" w:eastAsia="Times New Roman" w:cs="Times New Roman"/>
+        </w:rPr>
+        <w:t>：</w:t>
+      </w:r>
+      <w:r>
+        <w:rPr>
+          <w:rFonts w:hint="eastAsia" w:ascii="Times New Roman" w:hAnsi="Times New Roman" w:eastAsia="FangSong" w:cs="Times New Roman"/>
+        </w:rPr>
+        <w:t>表面积从</w:t>
+      </w:r>
+      <w:r>
+        <w:rPr>
+          <w:rFonts w:ascii="Times New Roman" w:hAnsi="Times New Roman" w:eastAsia="Times New Roman" w:cs="Times New Roman"/>
+        </w:rPr>
+        <w:t xml:space="preserve"> </w:t>
+      </w:r>
+      <m:oMath>
+        <m:oMathPr>
+          <m:ctrlPr>
+            <w:rPr>
+              <w:sz w:val="28"/>
+              <w:szCs w:val="28"/>
+            </w:rPr>
+          </m:ctrlPr>
+        </m:oMathPr>
+        <m:r>
+          <m:t>1.26</m:t>
+        </m:r>
+        <m:r>
+          <m:rPr>
+            <m:sty m:val="p"/>
+          </m:rPr>
+          <m:t>×</m:t>
+        </m:r>
+        <m:sSup>
+          <m:e>
+            <m:r>
+              <m:t>10</m:t>
+            </m:r>
+          </m:e>
+          <m:sup>
+            <m:r>
+              <m:rPr>
+                <m:sty m:val="p"/>
+              </m:rPr>
+              <m:t>−</m:t>
+            </m:r>
+            <m:r>
+              <m:t>5</m:t>
+            </m:r>
+          </m:sup>
+        </m:sSup>
+        <m:r>
+          <m:t> </m:t>
+        </m:r>
+        <m:sSup>
+          <m:e>
+            <m:r>
+              <m:rPr>
+                <m:sty m:val="p"/>
+              </m:rPr>
+              <m:t>m</m:t>
+            </m:r>
+          </m:e>
+          <m:sup>
+            <m:r>
+              <m:rPr>
+                <m:sty m:val="p"/>
+              </m:rPr>
+              <m:t>2</m:t>
+            </m:r>
+          </m:sup>
+        </m:sSup>
+      </m:oMath>
+      <w:r>
+        <w:rPr>
+          <w:rFonts w:ascii="Times New Roman" w:hAnsi="Times New Roman" w:eastAsia="Times New Roman" w:cs="Times New Roman"/>
+        </w:rPr>
+        <w:t xml:space="preserve"> </w:t>
+      </w:r>
+      <w:r>
+        <w:rPr>
+          <w:rFonts w:hint="eastAsia" w:ascii="Times New Roman" w:hAnsi="Times New Roman" w:eastAsia="FangSong" w:cs="Times New Roman"/>
+        </w:rPr>
+        <w:t xml:space="preserve">涨到</w:t>
+      </w:r>
+      <w:r>
+        <w:rPr>
+          <w:rFonts w:ascii="Times New Roman" w:hAnsi="Times New Roman" w:eastAsia="Times New Roman" w:cs="Times New Roman"/>
+        </w:rPr>
+        <w:t xml:space="preserve"> </w:t>
+      </w:r>
+      <m:oMath>
+        <m:oMathPr>
+          <m:ctrlPr>
+            <w:rPr>
+              <w:sz w:val="28"/>
+              <w:szCs w:val="28"/>
+            </w:rPr>
+          </m:ctrlPr>
+        </m:oMathPr>
+        <m:r>
+          <m:t>12.57</m:t>
+        </m:r>
+        <m:r>
+          <m:t> </m:t>
+        </m:r>
+        <m:sSup>
+          <m:e>
+            <m:r>
+              <m:rPr>
+                <m:sty m:val="p"/>
+              </m:rPr>
+              <m:t>m</m:t>
+            </m:r>
+          </m:e>
+          <m:sup>
+            <m:r>
+              <m:rPr>
+                <m:sty m:val="p"/>
+              </m:rPr>
+              <m:t>2</m:t>
+            </m:r>
+          </m:sup>
+        </m:sSup>
+      </m:oMath>
+      <w:r>
+        <w:rPr>
+          <w:rFonts w:hint="eastAsia" w:ascii="Times New Roman" w:hAnsi="Times New Roman" w:eastAsia="Times New Roman" w:cs="Times New Roman"/>
+        </w:rPr>
+        <w:t xml:space="preserve">，</w:t>
+      </w:r>
+      <w:r>
+        <w:rPr>
+          <w:rFonts w:hint="eastAsia" w:ascii="Times New Roman" w:hAnsi="Times New Roman" w:eastAsia="FangSong" w:cs="Times New Roman"/>
+          <w:b/>
+          <w:bCs/>
+        </w:rPr>
+        <w:t xml:space="preserve">放大约</w:t>
+      </w:r>
+      <w:r>
+        <w:rPr>
+          <w:rFonts w:ascii="Times New Roman" w:hAnsi="Times New Roman" w:eastAsia="Times New Roman" w:cs="Times New Roman"/>
+          <w:b/>
+          <w:bCs/>
+        </w:rPr>
+        <w:t xml:space="preserve"> </w:t>
+      </w:r>
+      <m:oMath>
+        <m:sSup>
+          <m:e>
+            <m:r>
+              <m:t>10</m:t>
+            </m:r>
+          </m:e>
+          <m:sup>
+            <m:r>
+              <m:t>6</m:t>
+            </m:r>
+          </m:sup>
+        </m:sSup>
+      </m:oMath>
+      <w:r>
+        <w:rPr>
+          <w:rFonts w:ascii="Times New Roman" w:hAnsi="Times New Roman" w:eastAsia="Times New Roman" w:cs="Times New Roman"/>
+          <w:b/>
+          <w:bCs/>
+        </w:rPr>
+        <w:t xml:space="preserve"> </w:t>
+      </w:r>
+      <w:r>
+        <w:rPr>
+          <w:rFonts w:hint="eastAsia" w:ascii="Times New Roman" w:hAnsi="Times New Roman" w:eastAsia="FangSong" w:cs="Times New Roman"/>
+          <w:b/>
+          <w:bCs/>
+        </w:rPr>
+        <w:t xml:space="preserve">倍</w:t>
+      </w:r>
+      <w:r>
+        <w:rPr>
+          <w:rFonts w:hint="eastAsia" w:ascii="Times New Roman" w:hAnsi="Times New Roman" w:eastAsia="Times New Roman" w:cs="Times New Roman"/>
+        </w:rPr>
+        <w:t>，</w:t>
+      </w:r>
+      <w:r>
+        <w:rPr>
+          <w:rFonts w:hint="eastAsia" w:ascii="Times New Roman" w:hAnsi="Times New Roman" w:eastAsia="FangSong" w:cs="Times New Roman"/>
+        </w:rPr>
+        <w:t>而</w:t>
+      </w:r>
+      <w:r>
+        <w:rPr>
+          <w:rFonts w:ascii="Times New Roman" w:hAnsi="Times New Roman" w:eastAsia="Times New Roman" w:cs="Times New Roman"/>
+        </w:rPr>
+        <w:t xml:space="preserve"> </w:t>
+      </w:r>
+      <m:oMath>
+        <m:r>
+          <m:rPr>
+            <m:sty m:val="p"/>
+          </m:rPr>
+          <m:t>Δ</m:t>
+        </m:r>
+        <m:r>
+          <m:t>G</m:t>
+        </m:r>
+      </m:oMath>
+      <w:r>
+        <w:rPr>
+          <w:rFonts w:ascii="Times New Roman" w:hAnsi="Times New Roman" w:eastAsia="Times New Roman" w:cs="Times New Roman"/>
+        </w:rPr>
+        <w:t xml:space="preserve"> </w:t>
+      </w:r>
+      <w:r>
+        <w:rPr>
+          <w:rFonts w:hint="eastAsia" w:ascii="Times New Roman" w:hAnsi="Times New Roman" w:eastAsia="FangSong" w:cs="Times New Roman"/>
+        </w:rPr>
+        <w:t xml:space="preserve">只有</w:t>
+      </w:r>
+      <w:r>
+        <w:rPr>
+          <w:rFonts w:ascii="Times New Roman" w:hAnsi="Times New Roman" w:eastAsia="Times New Roman" w:cs="Times New Roman"/>
+        </w:rPr>
+        <w:t xml:space="preserve"> 0.22 </w:t>
+      </w:r>
+      <w:r>
+        <w:rPr>
+          <w:rFonts w:hint="eastAsia" w:ascii="Times New Roman" w:hAnsi="Times New Roman" w:eastAsia="Times New Roman" w:cs="Times New Roman"/>
+        </w:rPr>
+        <w:t>J。</w:t>
+      </w:r>
+      <w:r>
+        <w:rPr>
+          <w:rFonts w:hint="eastAsia" w:ascii="Times New Roman" w:hAnsi="Times New Roman" w:eastAsia="FangSong" w:cs="Times New Roman"/>
+        </w:rPr>
+        <w:t>表面能是典型的</w:t>
+      </w:r>
+      <w:r>
+        <w:rPr>
+          <w:rFonts w:hint="eastAsia" w:ascii="Times New Roman" w:hAnsi="Times New Roman" w:eastAsia="Times New Roman" w:cs="Times New Roman"/>
+        </w:rPr>
+        <w:t>「</w:t>
+      </w:r>
+      <w:r>
+        <w:rPr>
+          <w:rFonts w:hint="eastAsia" w:ascii="Times New Roman" w:hAnsi="Times New Roman" w:eastAsia="FangSong" w:cs="Times New Roman"/>
+        </w:rPr>
+        <w:t>小能量</w:t>
+      </w:r>
+      <w:r>
+        <w:rPr>
+          <w:rFonts w:hint="eastAsia" w:ascii="Times New Roman" w:hAnsi="Times New Roman" w:eastAsia="Times New Roman" w:cs="Times New Roman"/>
+        </w:rPr>
+        <w:t>、</w:t>
+      </w:r>
+      <w:r>
+        <w:rPr>
+          <w:rFonts w:hint="eastAsia" w:ascii="Times New Roman" w:hAnsi="Times New Roman" w:eastAsia="FangSong" w:cs="Times New Roman"/>
+        </w:rPr>
+        <w:t>大效应</w:t>
+      </w:r>
+      <w:r>
+        <w:rPr>
+          <w:rFonts w:hint="eastAsia" w:ascii="Times New Roman" w:hAnsi="Times New Roman" w:eastAsia="Times New Roman" w:cs="Times New Roman"/>
+        </w:rPr>
+        <w:t>」——</w:t>
+      </w:r>
+      <w:r>
+        <w:rPr>
+          <w:rFonts w:hint="eastAsia" w:ascii="Times New Roman" w:hAnsi="Times New Roman" w:eastAsia="FangSong" w:cs="Times New Roman"/>
+        </w:rPr>
+        <w:t>它不足以改变体系的总能量排序</w:t>
+      </w:r>
+      <w:r>
+        <w:rPr>
+          <w:rFonts w:hint="eastAsia" w:ascii="Times New Roman" w:hAnsi="Times New Roman" w:eastAsia="Times New Roman" w:cs="Times New Roman"/>
+        </w:rPr>
+        <w:t>，</w:t>
+      </w:r>
+      <w:r>
+        <w:rPr>
+          <w:rFonts w:hint="eastAsia" w:ascii="Times New Roman" w:hAnsi="Times New Roman" w:eastAsia="FangSong" w:cs="Times New Roman"/>
+        </w:rPr>
+        <w:t>却足以改变吸附能力</w:t>
+      </w:r>
+      <w:r>
+        <w:rPr>
+          <w:rFonts w:hint="eastAsia" w:ascii="Times New Roman" w:hAnsi="Times New Roman" w:eastAsia="Times New Roman" w:cs="Times New Roman"/>
+        </w:rPr>
+        <w:t>、</w:t>
+      </w:r>
+      <w:r>
+        <w:rPr>
+          <w:rFonts w:hint="eastAsia" w:ascii="Times New Roman" w:hAnsi="Times New Roman" w:eastAsia="FangSong" w:cs="Times New Roman"/>
+        </w:rPr>
+        <w:t>催化活性与反应速率</w:t>
+      </w:r>
+      <w:r>
+        <w:rPr>
+          <w:rFonts w:hint="eastAsia" w:ascii="Times New Roman" w:hAnsi="Times New Roman" w:eastAsia="Times New Roman" w:cs="Times New Roman"/>
+        </w:rPr>
+        <w:t>。</w:t>
+      </w:r>
+    </w:p>
+    <w:p>
+      <w:pPr>
+        <w:pStyle w:val="FirstParagraph"/>
+      </w:pPr>
+      <w:r>
+        <w:rPr>
+          <w:rFonts w:hint="eastAsia" w:ascii="Times New Roman" w:hAnsi="Times New Roman" w:eastAsia="FangSong" w:cs="Times New Roman"/>
+          <w:b/>
+          <w:bCs/>
+        </w:rPr>
+        <w:t>三</w:t>
+      </w:r>
+      <w:r>
+        <w:rPr>
+          <w:rFonts w:hint="eastAsia" w:ascii="Times New Roman" w:hAnsi="Times New Roman" w:eastAsia="Times New Roman" w:cs="Times New Roman"/>
+          <w:b/>
+          <w:bCs/>
+        </w:rPr>
+        <w:t>、</w:t>
+      </w:r>
+      <w:r>
+        <w:rPr>
+          <w:rFonts w:hint="eastAsia" w:ascii="Times New Roman" w:hAnsi="Times New Roman" w:eastAsia="FangSong" w:cs="Times New Roman"/>
+          <w:b/>
+          <w:bCs/>
+        </w:rPr>
+        <w:t>浸润热法测定固体比表面积</w:t>
+      </w:r>
+    </w:p>
+    <w:p>
+      <w:pPr>
+        <w:pStyle w:val="BodyText"/>
+      </w:pPr>
+      <w:r>
+        <w:rPr>
+          <w:rFonts w:hint="eastAsia" w:ascii="Times New Roman" w:hAnsi="Times New Roman" w:eastAsia="FangSong" w:cs="Times New Roman"/>
+        </w:rPr>
+        <w:t>高分散固体粉末浸入已润湿其表面的液体时放出的热</w:t>
+      </w:r>
+      <w:r>
+        <w:rPr>
+          <w:rFonts w:hint="eastAsia" w:ascii="Times New Roman" w:hAnsi="Times New Roman" w:eastAsia="Times New Roman" w:cs="Times New Roman"/>
+        </w:rPr>
+        <w:t>（</w:t>
+      </w:r>
+      <w:r>
+        <w:rPr>
+          <w:rFonts w:hint="eastAsia" w:ascii="Times New Roman" w:hAnsi="Times New Roman" w:eastAsia="FangSong" w:cs="Times New Roman"/>
+        </w:rPr>
+        <w:t>浸润热</w:t>
+      </w:r>
+      <w:r>
+        <w:rPr>
+          <w:rFonts w:hint="eastAsia" w:ascii="Times New Roman" w:hAnsi="Times New Roman" w:eastAsia="Times New Roman" w:cs="Times New Roman"/>
+        </w:rPr>
+        <w:t>）</w:t>
+      </w:r>
+      <w:r>
+        <w:rPr>
+          <w:rFonts w:hint="eastAsia" w:ascii="Times New Roman" w:hAnsi="Times New Roman" w:eastAsia="FangSong" w:cs="Times New Roman"/>
+        </w:rPr>
+        <w:t>与总表面积成正比</w:t>
+      </w:r>
+      <w:r>
+        <w:rPr>
+          <w:rFonts w:hint="eastAsia" w:ascii="Times New Roman" w:hAnsi="Times New Roman" w:eastAsia="Times New Roman" w:cs="Times New Roman"/>
+        </w:rPr>
+        <w:t>：</w:t>
+      </w:r>
+    </w:p>
+    <w:p>
+      <w:pPr>
+        <w:pStyle w:val="BodyText"/>
+      </w:pPr>
+      <m:oMath>
+        <m:oMathPr>
+          <m:ctrlPr>
+            <w:rPr>
+              <w:sz w:val="28"/>
+              <w:szCs w:val="28"/>
+            </w:rPr>
+          </m:ctrlPr>
+        </m:oMathPr>
+        <m:sSub>
+          <m:e>
+            <m:r>
+              <m:t>Q</m:t>
+            </m:r>
+          </m:e>
+          <m:sub>
+            <m:r>
+              <m:t>p</m:t>
+            </m:r>
+          </m:sub>
+        </m:sSub>
+        <m:r>
+          <m:rPr>
+            <m:sty m:val="p"/>
+          </m:rPr>
+          <m:t>=</m:t>
+        </m:r>
+        <m:sSub>
+          <m:e>
+            <m:r>
+              <m:t>A</m:t>
+            </m:r>
+          </m:e>
+          <m:sub>
+            <m:r>
+              <m:rPr>
+                <m:sty m:val="p"/>
+              </m:rPr>
+              <m:t>s</m:t>
+            </m:r>
+          </m:sub>
+        </m:sSub>
+        <m:r>
+          <m:rPr>
+            <m:sty m:val="p"/>
+          </m:rPr>
+          <m:t>⋅</m:t>
+        </m:r>
+        <m:r>
+          <m:t>m</m:t>
+        </m:r>
+        <m:r>
+          <m:rPr>
+            <m:sty m:val="p"/>
+          </m:rPr>
+          <m:t>⋅</m:t>
+        </m:r>
+        <m:sSup>
+          <m:e>
+            <m:r>
+              <m:t>H</m:t>
+            </m:r>
+          </m:e>
+          <m:sup>
+            <m:r>
+              <m:rPr>
+                <m:sty m:val="p"/>
+              </m:rPr>
+              <m:t>s</m:t>
+            </m:r>
+          </m:sup>
+        </m:sSup>
+        <m:r>
+          <m:t> </m:t>
+        </m:r>
+        <m:r>
+          <m:rPr>
+            <m:sty m:val="p"/>
+          </m:rPr>
+          <m:t>⇒</m:t>
+        </m:r>
+        <m:r>
+          <m:t> </m:t>
+        </m:r>
+        <m:sSub>
+          <m:e>
+            <m:r>
+              <m:t>A</m:t>
+            </m:r>
+          </m:e>
+          <m:sub>
+            <m:r>
+              <m:rPr>
+                <m:sty m:val="p"/>
+              </m:rPr>
+              <m:t>s</m:t>
+            </m:r>
+          </m:sub>
+        </m:sSub>
+        <m:r>
+          <m:rPr>
+            <m:sty m:val="p"/>
+          </m:rPr>
+          <m:t>=</m:t>
+        </m:r>
+        <m:f>
+          <m:fPr>
+            <m:type m:val="bar"/>
+          </m:fPr>
+          <m:num>
+            <m:sSub>
+              <m:e>
+                <m:r>
+                  <m:t>Q</m:t>
+                </m:r>
+              </m:e>
+              <m:sub>
+                <m:r>
+                  <m:t>p</m:t>
+                </m:r>
+              </m:sub>
+            </m:sSub>
+          </m:num>
+          <m:den>
+            <m:r>
+              <m:t>m</m:t>
+            </m:r>
+            <m:r>
+              <m:t> </m:t>
+            </m:r>
+            <m:sSup>
+              <m:e>
+                <m:r>
+                  <m:t>H</m:t>
+                </m:r>
+              </m:e>
+              <m:sup>
+                <m:r>
+                  <m:rPr>
+                    <m:sty m:val="p"/>
+                  </m:rPr>
+                  <m:t>s</m:t>
+                </m:r>
+              </m:sup>
+            </m:sSup>
+          </m:den>
+        </m:f>
+      </m:oMath>
+      <w:r>
+        <w:rPr>
+          <w:rFonts w:ascii="Times New Roman" w:hAnsi="Times New Roman" w:eastAsia="Times New Roman" w:cs="Times New Roman"/>
+        </w:rPr>
+        <w:t xml:space="preserve">​</w:t>
+      </w:r>
+    </w:p>
+    <w:p>
+      <w:pPr>
+        <w:pStyle w:val="BodyText"/>
+      </w:pPr>
+      <w:r>
+        <w:rPr>
+          <w:rFonts w:hint="eastAsia" w:ascii="Times New Roman" w:hAnsi="Times New Roman" w:eastAsia="FangSong" w:cs="Times New Roman"/>
+        </w:rPr>
+        <w:t xml:space="preserve">其中</w:t>
+      </w:r>
+      <w:r>
+        <w:rPr>
+          <w:rFonts w:ascii="Times New Roman" w:hAnsi="Times New Roman" w:eastAsia="Times New Roman" w:cs="Times New Roman"/>
+        </w:rPr>
+        <w:t xml:space="preserve"> </w:t>
+      </w:r>
+      <m:oMath>
+        <m:sSub>
+          <m:e>
+            <m:r>
+              <m:t>A</m:t>
+            </m:r>
+          </m:e>
+          <m:sub>
+            <m:r>
+              <m:rPr>
+                <m:sty m:val="p"/>
+              </m:rPr>
+              <m:t>s</m:t>
+            </m:r>
+          </m:sub>
+        </m:sSub>
+      </m:oMath>
+      <w:r>
+        <w:rPr>
+          <w:rFonts w:ascii="Times New Roman" w:hAnsi="Times New Roman" w:eastAsia="Times New Roman" w:cs="Times New Roman"/>
+        </w:rPr>
+        <w:t xml:space="preserve"> </w:t>
+      </w:r>
+      <w:r>
+        <w:rPr>
+          <w:rFonts w:hint="eastAsia" w:ascii="Times New Roman" w:hAnsi="Times New Roman" w:eastAsia="FangSong" w:cs="Times New Roman"/>
+        </w:rPr>
+        <w:t>为比表面积</w:t>
+      </w:r>
+      <w:r>
+        <w:rPr>
+          <w:rFonts w:hint="eastAsia" w:ascii="Times New Roman" w:hAnsi="Times New Roman" w:eastAsia="Times New Roman" w:cs="Times New Roman"/>
+        </w:rPr>
+        <w:t>（</w:t>
+      </w:r>
+      <m:oMath>
+        <m:sSup>
+          <m:e>
+            <m:r>
+              <m:rPr>
+                <m:sty m:val="p"/>
+              </m:rPr>
+              <m:t>m</m:t>
+            </m:r>
+          </m:e>
+          <m:sup>
+            <m:r>
+              <m:rPr>
+                <m:sty m:val="p"/>
+              </m:rPr>
+              <m:t>2</m:t>
+            </m:r>
+          </m:sup>
+        </m:sSup>
+        <m:r>
+          <m:rPr>
+            <m:sty m:val="p"/>
+          </m:rPr>
+          <m:t> </m:t>
+        </m:r>
+        <m:sSup>
+          <m:e>
+            <m:r>
+              <m:rPr>
+                <m:sty m:val="p"/>
+              </m:rPr>
+              <m:t>g</m:t>
+            </m:r>
+          </m:e>
+          <m:sup>
+            <m:r>
+              <m:rPr>
+                <m:sty m:val="p"/>
+              </m:rPr>
+              <m:t>−</m:t>
+            </m:r>
+            <m:r>
+              <m:rPr>
+                <m:sty m:val="p"/>
+              </m:rPr>
+              <m:t>1</m:t>
+            </m:r>
+          </m:sup>
+        </m:sSup>
+      </m:oMath>
+      <w:r>
+        <w:rPr>
+          <w:rFonts w:hint="eastAsia" w:ascii="Times New Roman" w:hAnsi="Times New Roman" w:eastAsia="Times New Roman" w:cs="Times New Roman"/>
+        </w:rPr>
+        <w:t xml:space="preserve">），</w:t>
+      </w:r>
+      <m:oMath>
+        <m:r>
+          <m:t>m</m:t>
+        </m:r>
+      </m:oMath>
+      <w:r>
+        <w:rPr>
+          <w:rFonts w:ascii="Times New Roman" w:hAnsi="Times New Roman" w:eastAsia="Times New Roman" w:cs="Times New Roman"/>
+        </w:rPr>
+        <w:t xml:space="preserve"> </w:t>
+      </w:r>
+      <w:r>
+        <w:rPr>
+          <w:rFonts w:hint="eastAsia" w:ascii="Times New Roman" w:hAnsi="Times New Roman" w:eastAsia="FangSong" w:cs="Times New Roman"/>
+        </w:rPr>
+        <w:t>为固体质量</w:t>
+      </w:r>
+      <w:r>
+        <w:rPr>
+          <w:rFonts w:hint="eastAsia" w:ascii="Times New Roman" w:hAnsi="Times New Roman" w:eastAsia="Times New Roman" w:cs="Times New Roman"/>
+        </w:rPr>
+        <w:t>（g）。</w:t>
+      </w:r>
+    </w:p>
+    <w:p>
+      <w:pPr>
+        <w:pStyle w:val="BlockText"/>
+      </w:pPr>
+      <w:r>
+        <w:rPr>
+          <w:rFonts w:hint="eastAsia" w:ascii="Times New Roman" w:hAnsi="Times New Roman" w:eastAsia="FangSong" w:cs="Times New Roman"/>
+          <w:b/>
+          <w:bCs/>
+        </w:rPr>
+        <w:t>例题</w:t>
+      </w:r>
+      <w:r>
+        <w:rPr>
+          <w:rFonts w:hint="eastAsia" w:ascii="Times New Roman" w:hAnsi="Times New Roman" w:eastAsia="Times New Roman" w:cs="Times New Roman"/>
+          <w:b/>
+          <w:bCs/>
+        </w:rPr>
+        <w:t>（</w:t>
+      </w:r>
+      <w:r>
+        <w:rPr>
+          <w:rFonts w:hint="eastAsia" w:ascii="Times New Roman" w:hAnsi="Times New Roman" w:eastAsia="FangSong" w:cs="Times New Roman"/>
+          <w:b/>
+          <w:bCs/>
+        </w:rPr>
+        <w:t>第</w:t>
+      </w:r>
+      <w:r>
+        <w:rPr>
+          <w:rFonts w:hint="eastAsia" w:ascii="Times New Roman" w:hAnsi="Times New Roman" w:eastAsia="Times New Roman" w:cs="Times New Roman"/>
+          <w:b/>
+          <w:bCs/>
+        </w:rPr>
+        <w:t>40</w:t>
+      </w:r>
+      <w:r>
+        <w:rPr>
+          <w:rFonts w:hint="eastAsia" w:ascii="Times New Roman" w:hAnsi="Times New Roman" w:eastAsia="FangSong" w:cs="Times New Roman"/>
+          <w:b/>
+          <w:bCs/>
+        </w:rPr>
+        <w:t>届初赛</w:t>
+      </w:r>
+      <w:r>
+        <w:rPr>
+          <w:rFonts w:ascii="Times New Roman" w:hAnsi="Times New Roman" w:eastAsia="Times New Roman" w:cs="Times New Roman"/>
+          <w:b/>
+          <w:bCs/>
+        </w:rPr>
+        <w:t xml:space="preserve"> </w:t>
+      </w:r>
+      <w:r>
+        <w:rPr>
+          <w:rFonts w:hint="eastAsia" w:ascii="Times New Roman" w:hAnsi="Times New Roman" w:eastAsia="Times New Roman" w:cs="Times New Roman"/>
+          <w:b/>
+          <w:bCs/>
+        </w:rPr>
+        <w:t xml:space="preserve">6.4）</w:t>
+      </w:r>
+      <w:r>
+        <w:rPr>
+          <w:rFonts w:ascii="Times New Roman" w:hAnsi="Times New Roman" w:eastAsia="Times New Roman" w:cs="Times New Roman"/>
+        </w:rPr>
+        <w:t xml:space="preserve"> </w:t>
+      </w:r>
+      <w:r>
+        <w:rPr>
+          <w:rFonts w:ascii="Times New Roman" w:hAnsi="Times New Roman" w:eastAsia="Times New Roman" w:cs="Times New Roman"/>
+        </w:rPr>
+        <w:t xml:space="preserve">25 °C、100 kPa </w:t>
+      </w:r>
+      <w:r>
+        <w:rPr>
+          <w:rFonts w:hint="eastAsia" w:ascii="Times New Roman" w:hAnsi="Times New Roman" w:eastAsia="FangSong" w:cs="Times New Roman"/>
+        </w:rPr>
+        <w:t>下</w:t>
+      </w:r>
+      <w:r>
+        <w:rPr>
+          <w:rFonts w:hint="eastAsia" w:ascii="Times New Roman" w:hAnsi="Times New Roman" w:eastAsia="Times New Roman" w:cs="Times New Roman"/>
+        </w:rPr>
+        <w:t>，</w:t>
+      </w:r>
+      <w:r>
+        <w:rPr>
+          <w:rFonts w:hint="eastAsia" w:ascii="Times New Roman" w:hAnsi="Times New Roman" w:eastAsia="FangSong" w:cs="Times New Roman"/>
+        </w:rPr>
+        <w:t>将</w:t>
+      </w:r>
+      <w:r>
+        <w:rPr>
+          <w:rFonts w:ascii="Times New Roman" w:hAnsi="Times New Roman" w:eastAsia="Times New Roman" w:cs="Times New Roman"/>
+        </w:rPr>
+        <w:t xml:space="preserve"> 5 g </w:t>
+      </w:r>
+      <w:r>
+        <w:rPr>
+          <w:rFonts w:hint="eastAsia" w:ascii="Times New Roman" w:hAnsi="Times New Roman" w:eastAsia="FangSong" w:cs="Times New Roman"/>
+        </w:rPr>
+        <w:t>表面覆盖薄水层的高分散固体粉末投入同温度的水中</w:t>
+      </w:r>
+      <w:r>
+        <w:rPr>
+          <w:rFonts w:hint="eastAsia" w:ascii="Times New Roman" w:hAnsi="Times New Roman" w:eastAsia="Times New Roman" w:cs="Times New Roman"/>
+        </w:rPr>
+        <w:t>，</w:t>
+      </w:r>
+      <w:r>
+        <w:rPr>
+          <w:rFonts w:hint="eastAsia" w:ascii="Times New Roman" w:hAnsi="Times New Roman" w:eastAsia="FangSong" w:cs="Times New Roman"/>
+        </w:rPr>
+        <w:t>测得放热</w:t>
+      </w:r>
+      <w:r>
+        <w:rPr>
+          <w:rFonts w:ascii="Times New Roman" w:hAnsi="Times New Roman" w:eastAsia="Times New Roman" w:cs="Times New Roman"/>
+        </w:rPr>
+        <w:t xml:space="preserve"> </w:t>
+      </w:r>
+      <m:oMath>
+        <m:oMathPr>
+          <m:ctrlPr>
+            <w:rPr>
+              <w:sz w:val="28"/>
+              <w:szCs w:val="28"/>
+            </w:rPr>
+          </m:ctrlPr>
+        </m:oMathPr>
+        <m:sSub>
+          <m:e>
+            <m:r>
+              <m:t>Q</m:t>
+            </m:r>
+          </m:e>
+          <m:sub>
+            <m:r>
+              <m:t>p</m:t>
+            </m:r>
+          </m:sub>
+        </m:sSub>
+        <m:r>
+          <m:rPr>
+            <m:sty m:val="p"/>
+          </m:rPr>
+          <m:t>=</m:t>
+        </m:r>
+        <m:r>
+          <m:t>165.2</m:t>
+        </m:r>
+        <m:r>
+          <m:t> </m:t>
+        </m:r>
+        <m:r>
+          <m:rPr>
+            <m:sty m:val="p"/>
+          </m:rPr>
+          <m:t>J</m:t>
+        </m:r>
+      </m:oMath>
+      <w:r>
+        <w:rPr>
+          <w:rFonts w:hint="eastAsia" w:ascii="Times New Roman" w:hAnsi="Times New Roman" w:eastAsia="Times New Roman" w:cs="Times New Roman"/>
+        </w:rPr>
+        <w:t>。</w:t>
+      </w:r>
+      <w:r>
+        <w:rPr>
+          <w:rFonts w:hint="eastAsia" w:ascii="Times New Roman" w:hAnsi="Times New Roman" w:eastAsia="FangSong" w:cs="Times New Roman"/>
+        </w:rPr>
+        <w:t>已知水的</w:t>
+      </w:r>
+      <w:r>
+        <w:rPr>
+          <w:rFonts w:ascii="Times New Roman" w:hAnsi="Times New Roman" w:eastAsia="Times New Roman" w:cs="Times New Roman"/>
+        </w:rPr>
+        <w:t xml:space="preserve"> </w:t>
+      </w:r>
+      <m:oMath>
+        <m:oMathPr>
+          <m:ctrlPr>
+            <w:rPr>
+              <w:sz w:val="28"/>
+              <w:szCs w:val="28"/>
+            </w:rPr>
+          </m:ctrlPr>
+        </m:oMathPr>
+        <m:r>
+          <m:t>σ</m:t>
+        </m:r>
+        <m:r>
+          <m:rPr>
+            <m:sty m:val="p"/>
+          </m:rPr>
+          <m:t>=</m:t>
+        </m:r>
+        <m:r>
+          <m:t>0.07197</m:t>
+        </m:r>
+        <m:r>
+          <m:t> </m:t>
+        </m:r>
+        <m:r>
+          <m:rPr>
+            <m:sty m:val="p"/>
+          </m:rPr>
+          <m:t>N</m:t>
+        </m:r>
+        <m:r>
+          <m:rPr>
+            <m:sty m:val="p"/>
+          </m:rPr>
+          <m:t> </m:t>
+        </m:r>
+        <m:sSup>
+          <m:e>
+            <m:r>
+              <m:rPr>
+                <m:sty m:val="p"/>
+              </m:rPr>
+              <m:t>m</m:t>
+            </m:r>
+          </m:e>
+          <m:sup>
+            <m:r>
+              <m:rPr>
+                <m:sty m:val="p"/>
+              </m:rPr>
+              <m:t>−</m:t>
+            </m:r>
+            <m:r>
+              <m:rPr>
+                <m:sty m:val="p"/>
+              </m:rPr>
+              <m:t>1</m:t>
+            </m:r>
+          </m:sup>
+        </m:sSup>
+      </m:oMath>
+      <w:r>
+        <w:rPr>
+          <w:rFonts w:hint="eastAsia" w:ascii="Times New Roman" w:hAnsi="Times New Roman" w:eastAsia="Times New Roman" w:cs="Times New Roman"/>
+        </w:rPr>
+        <w:t>，</w:t>
+      </w:r>
+      <w:r>
+        <w:rPr>
+          <w:rFonts w:hint="eastAsia" w:ascii="Times New Roman" w:hAnsi="Times New Roman" w:eastAsia="FangSong" w:cs="Times New Roman"/>
+        </w:rPr>
+        <w:t>表面张力温度系数</w:t>
+      </w:r>
+      <w:r>
+        <w:rPr>
+          <w:rFonts w:ascii="Times New Roman" w:hAnsi="Times New Roman" w:eastAsia="Times New Roman" w:cs="Times New Roman"/>
+        </w:rPr>
+        <w:t xml:space="preserve"> </w:t>
+      </w:r>
+      <m:oMath>
+        <m:oMathPr>
+          <m:ctrlPr>
+            <w:rPr>
+              <w:sz w:val="28"/>
+              <w:szCs w:val="28"/>
+            </w:rPr>
+          </m:ctrlPr>
+        </m:oMathPr>
+        <m:r>
+          <m:rPr>
+            <m:sty m:val="p"/>
+          </m:rPr>
+          <m:t>−</m:t>
+        </m:r>
+        <m:r>
+          <m:t>1.49</m:t>
+        </m:r>
+        <m:r>
+          <m:rPr>
+            <m:sty m:val="p"/>
+          </m:rPr>
+          <m:t>×</m:t>
+        </m:r>
+        <m:sSup>
+          <m:e>
+            <m:r>
+              <m:t>10</m:t>
+            </m:r>
+          </m:e>
+          <m:sup>
+            <m:r>
+              <m:rPr>
+                <m:sty m:val="p"/>
+              </m:rPr>
+              <m:t>−</m:t>
+            </m:r>
+            <m:r>
+              <m:t>4</m:t>
+            </m:r>
+          </m:sup>
+        </m:sSup>
+        <m:r>
+          <m:t> </m:t>
+        </m:r>
+        <m:r>
+          <m:rPr>
+            <m:sty m:val="p"/>
+          </m:rPr>
+          <m:t>J</m:t>
+        </m:r>
+        <m:r>
+          <m:rPr>
+            <m:sty m:val="p"/>
+          </m:rPr>
+          <m:t> </m:t>
+        </m:r>
+        <m:sSup>
+          <m:e>
+            <m:r>
+              <m:rPr>
+                <m:sty m:val="p"/>
+              </m:rPr>
+              <m:t>K</m:t>
+            </m:r>
+          </m:e>
+          <m:sup>
+            <m:r>
+              <m:rPr>
+                <m:sty m:val="p"/>
+              </m:rPr>
+              <m:t>−</m:t>
+            </m:r>
+            <m:r>
+              <m:rPr>
+                <m:sty m:val="p"/>
+              </m:rPr>
+              <m:t>1</m:t>
+            </m:r>
+          </m:sup>
+        </m:sSup>
+        <m:r>
+          <m:rPr>
+            <m:sty m:val="p"/>
+          </m:rPr>
+          <m:t> </m:t>
+        </m:r>
+        <m:sSup>
+          <m:e>
+            <m:r>
+              <m:rPr>
+                <m:sty m:val="p"/>
+              </m:rPr>
+              <m:t>m</m:t>
+            </m:r>
+          </m:e>
+          <m:sup>
+            <m:r>
+              <m:rPr>
+                <m:sty m:val="p"/>
+              </m:rPr>
+              <m:t>−</m:t>
+            </m:r>
+            <m:r>
+              <m:rPr>
+                <m:sty m:val="p"/>
+              </m:rPr>
+              <m:t>2</m:t>
+            </m:r>
+          </m:sup>
+        </m:sSup>
+      </m:oMath>
+      <w:r>
+        <w:rPr>
+          <w:rFonts w:hint="eastAsia" w:ascii="Times New Roman" w:hAnsi="Times New Roman" w:eastAsia="Times New Roman" w:cs="Times New Roman"/>
+        </w:rPr>
+        <w:t>，</w:t>
+      </w:r>
+      <w:r>
+        <w:rPr>
+          <w:rFonts w:hint="eastAsia" w:ascii="Times New Roman" w:hAnsi="Times New Roman" w:eastAsia="FangSong" w:cs="Times New Roman"/>
+        </w:rPr>
+        <w:t>求该粉末的比表面积</w:t>
+      </w:r>
+      <w:r>
+        <w:rPr>
+          <w:rFonts w:ascii="Times New Roman" w:hAnsi="Times New Roman" w:eastAsia="Times New Roman" w:cs="Times New Roman"/>
+        </w:rPr>
+        <w:t xml:space="preserve"> </w:t>
+      </w:r>
+      <m:oMath>
+        <m:sSub>
+          <m:e>
+            <m:r>
+              <m:t>A</m:t>
+            </m:r>
+          </m:e>
+          <m:sub>
+            <m:r>
+              <m:rPr>
+                <m:sty m:val="p"/>
+              </m:rPr>
+              <m:t>s</m:t>
+            </m:r>
+          </m:sub>
+        </m:sSub>
+      </m:oMath>
+      <w:r>
+        <w:rPr>
+          <w:rFonts w:hint="eastAsia" w:ascii="Times New Roman" w:hAnsi="Times New Roman" w:eastAsia="Times New Roman" w:cs="Times New Roman"/>
+        </w:rPr>
+        <w:t>（</w:t>
+      </w:r>
+      <w:r>
+        <w:rPr>
+          <w:rFonts w:hint="eastAsia" w:ascii="Times New Roman" w:hAnsi="Times New Roman" w:eastAsia="FangSong" w:cs="Times New Roman"/>
+        </w:rPr>
+        <w:t>精确至</w:t>
+      </w:r>
+      <w:r>
+        <w:rPr>
+          <w:rFonts w:ascii="Times New Roman" w:hAnsi="Times New Roman" w:eastAsia="Times New Roman" w:cs="Times New Roman"/>
+        </w:rPr>
+        <w:t xml:space="preserve"> </w:t>
+      </w:r>
+      <m:oMath>
+        <m:oMathPr>
+          <m:ctrlPr>
+            <w:rPr>
+              <w:sz w:val="28"/>
+              <w:szCs w:val="28"/>
+            </w:rPr>
+          </m:ctrlPr>
+        </m:oMathPr>
+        <m:r>
+          <m:t>1</m:t>
+        </m:r>
+        <m:r>
+          <m:t> </m:t>
+        </m:r>
+        <m:sSup>
+          <m:e>
+            <m:r>
+              <m:rPr>
+                <m:sty m:val="p"/>
+              </m:rPr>
+              <m:t>m</m:t>
+            </m:r>
+          </m:e>
+          <m:sup>
+            <m:r>
+              <m:rPr>
+                <m:sty m:val="p"/>
+              </m:rPr>
+              <m:t>2</m:t>
+            </m:r>
+          </m:sup>
+        </m:sSup>
+        <m:r>
+          <m:rPr>
+            <m:sty m:val="p"/>
+          </m:rPr>
+          <m:t> </m:t>
+        </m:r>
+        <m:sSup>
+          <m:e>
+            <m:r>
+              <m:rPr>
+                <m:sty m:val="p"/>
+              </m:rPr>
+              <m:t>g</m:t>
+            </m:r>
+          </m:e>
+          <m:sup>
+            <m:r>
+              <m:rPr>
+                <m:sty m:val="p"/>
+              </m:rPr>
+              <m:t>−</m:t>
+            </m:r>
+            <m:r>
+              <m:rPr>
+                <m:sty m:val="p"/>
+              </m:rPr>
+              <m:t>1</m:t>
+            </m:r>
+          </m:sup>
+        </m:sSup>
+      </m:oMath>
+      <w:r>
+        <w:rPr>
+          <w:rFonts w:hint="eastAsia" w:ascii="Times New Roman" w:hAnsi="Times New Roman" w:eastAsia="Times New Roman" w:cs="Times New Roman"/>
+        </w:rPr>
+        <w:t xml:space="preserve">）。</w:t>
+      </w:r>
+    </w:p>
+    <w:p>
+      <w:pPr>
+        <w:pStyle w:val="Compact"/>
+        <w:numPr>
+          <w:ilvl w:val="0"/>
+          <w:numId w:val="1009"/>
+        </w:numPr>
+      </w:pPr>
+      <m:oMath>
+        <m:oMathPr>
+          <m:ctrlPr>
+            <w:rPr>
+              <w:sz w:val="28"/>
+              <w:szCs w:val="28"/>
+            </w:rPr>
+          </m:ctrlPr>
+        </m:oMathPr>
+        <m:sSup>
+          <m:e>
+            <m:r>
+              <m:t>G</m:t>
+            </m:r>
+          </m:e>
+          <m:sup>
+            <m:r>
+              <m:rPr>
+                <m:sty m:val="p"/>
+              </m:rPr>
+              <m:t>s</m:t>
+            </m:r>
+          </m:sup>
+        </m:sSup>
+        <m:r>
+          <m:rPr>
+            <m:sty m:val="p"/>
+          </m:rPr>
+          <m:t>=</m:t>
+        </m:r>
+        <m:r>
+          <m:t>σ</m:t>
+        </m:r>
+        <m:r>
+          <m:rPr>
+            <m:sty m:val="p"/>
+          </m:rPr>
+          <m:t>=</m:t>
+        </m:r>
+        <m:r>
+          <m:t>0.07197</m:t>
+        </m:r>
+        <m:r>
+          <m:t> </m:t>
+        </m:r>
+        <m:r>
+          <m:rPr>
+            <m:sty m:val="p"/>
+          </m:rPr>
+          <m:t>J</m:t>
+        </m:r>
+        <m:r>
+          <m:rPr>
+            <m:sty m:val="p"/>
+          </m:rPr>
+          <m:t> </m:t>
+        </m:r>
+        <m:sSup>
+          <m:e>
+            <m:r>
+              <m:rPr>
+                <m:sty m:val="p"/>
+              </m:rPr>
+              <m:t>m</m:t>
+            </m:r>
+          </m:e>
+          <m:sup>
+            <m:r>
+              <m:rPr>
+                <m:sty m:val="p"/>
+              </m:rPr>
+              <m:t>−</m:t>
+            </m:r>
+            <m:r>
+              <m:rPr>
+                <m:sty m:val="p"/>
+              </m:rPr>
+              <m:t>2</m:t>
+            </m:r>
+          </m:sup>
+        </m:sSup>
+      </m:oMath>
+      <w:r>
+        <w:rPr>
+          <w:rFonts w:ascii="Times New Roman" w:hAnsi="Times New Roman" w:eastAsia="Times New Roman" w:cs="Times New Roman"/>
+        </w:rPr>
+        <w:t xml:space="preserve">​</w:t>
+      </w:r>
+    </w:p>
+    <w:p>
+      <w:pPr>
+        <w:pStyle w:val="Compact"/>
+        <w:numPr>
+          <w:ilvl w:val="0"/>
+          <w:numId w:val="1009"/>
+        </w:numPr>
+      </w:pPr>
+      <m:oMath>
+        <m:oMathPr>
+          <m:ctrlPr>
+            <w:rPr>
+              <w:sz w:val="28"/>
+              <w:szCs w:val="28"/>
+            </w:rPr>
+          </m:ctrlPr>
+        </m:oMathPr>
+        <m:sSup>
+          <m:e>
+            <m:r>
+              <m:t>S</m:t>
+            </m:r>
+          </m:e>
+          <m:sup>
+            <m:r>
+              <m:rPr>
+                <m:sty m:val="p"/>
+              </m:rPr>
+              <m:t>s</m:t>
+            </m:r>
+          </m:sup>
+        </m:sSup>
+        <m:r>
+          <m:rPr>
+            <m:sty m:val="p"/>
+          </m:rPr>
+          <m:t>=</m:t>
+        </m:r>
+        <m:r>
+          <m:t>1.49</m:t>
+        </m:r>
+        <m:r>
+          <m:rPr>
+            <m:sty m:val="p"/>
+          </m:rPr>
+          <m:t>×</m:t>
+        </m:r>
+        <m:sSup>
+          <m:e>
+            <m:r>
+              <m:t>10</m:t>
+            </m:r>
+          </m:e>
+          <m:sup>
+            <m:r>
+              <m:rPr>
+                <m:sty m:val="p"/>
+              </m:rPr>
+              <m:t>−</m:t>
+            </m:r>
+            <m:r>
+              <m:t>4</m:t>
+            </m:r>
+          </m:sup>
+        </m:sSup>
+        <m:r>
+          <m:t> </m:t>
+        </m:r>
+        <m:r>
+          <m:rPr>
+            <m:sty m:val="p"/>
+          </m:rPr>
+          <m:t>J</m:t>
+        </m:r>
+        <m:r>
+          <m:rPr>
+            <m:sty m:val="p"/>
+          </m:rPr>
+          <m:t> </m:t>
+        </m:r>
+        <m:sSup>
+          <m:e>
+            <m:r>
+              <m:rPr>
+                <m:sty m:val="p"/>
+              </m:rPr>
+              <m:t>K</m:t>
+            </m:r>
+          </m:e>
+          <m:sup>
+            <m:r>
+              <m:rPr>
+                <m:sty m:val="p"/>
+              </m:rPr>
+              <m:t>−</m:t>
+            </m:r>
+            <m:r>
+              <m:rPr>
+                <m:sty m:val="p"/>
+              </m:rPr>
+              <m:t>1</m:t>
+            </m:r>
+          </m:sup>
+        </m:sSup>
+        <m:r>
+          <m:rPr>
+            <m:sty m:val="p"/>
+          </m:rPr>
+          <m:t> </m:t>
+        </m:r>
+        <m:sSup>
+          <m:e>
+            <m:r>
+              <m:rPr>
+                <m:sty m:val="p"/>
+              </m:rPr>
+              <m:t>m</m:t>
+            </m:r>
+          </m:e>
+          <m:sup>
+            <m:r>
+              <m:rPr>
+                <m:sty m:val="p"/>
+              </m:rPr>
+              <m:t>−</m:t>
+            </m:r>
+            <m:r>
+              <m:rPr>
+                <m:sty m:val="p"/>
+              </m:rPr>
+              <m:t>2</m:t>
+            </m:r>
+          </m:sup>
+        </m:sSup>
+      </m:oMath>
+      <w:r>
+        <w:rPr>
+          <w:rFonts w:hint="eastAsia" w:ascii="Times New Roman" w:hAnsi="Times New Roman" w:eastAsia="Times New Roman" w:cs="Times New Roman"/>
+        </w:rPr>
+        <w:t>，</w:t>
+      </w:r>
+      <w:r>
+        <w:rPr>
+          <w:rFonts w:hint="eastAsia" w:ascii="Times New Roman" w:hAnsi="Times New Roman" w:eastAsia="FangSong" w:cs="Times New Roman"/>
+        </w:rPr>
+        <w:t>故</w:t>
+      </w:r>
+      <w:r>
+        <w:rPr>
+          <w:rFonts w:ascii="Times New Roman" w:hAnsi="Times New Roman" w:eastAsia="Times New Roman" w:cs="Times New Roman"/>
+        </w:rPr>
+        <w:t xml:space="preserve"> </w:t>
+      </w:r>
+      <m:oMath>
+        <m:oMathPr>
+          <m:ctrlPr>
+            <w:rPr>
+              <w:sz w:val="28"/>
+              <w:szCs w:val="28"/>
+            </w:rPr>
+          </m:ctrlPr>
+        </m:oMathPr>
+        <m:sSup>
+          <m:e>
+            <m:r>
+              <m:t>H</m:t>
+            </m:r>
+          </m:e>
+          <m:sup>
+            <m:r>
+              <m:rPr>
+                <m:sty m:val="p"/>
+              </m:rPr>
+              <m:t>s</m:t>
+            </m:r>
+          </m:sup>
+        </m:sSup>
+        <m:r>
+          <m:rPr>
+            <m:sty m:val="p"/>
+          </m:rPr>
+          <m:t>=</m:t>
+        </m:r>
+        <m:r>
+          <m:t>0.07197</m:t>
+        </m:r>
+        <m:r>
+          <m:rPr>
+            <m:sty m:val="p"/>
+          </m:rPr>
+          <m:t>+</m:t>
+        </m:r>
+        <m:r>
+          <m:t>298.15</m:t>
+        </m:r>
+        <m:r>
+          <m:rPr>
+            <m:sty m:val="p"/>
+          </m:rPr>
+          <m:t>×</m:t>
+        </m:r>
+        <m:r>
+          <m:t>1.49</m:t>
+        </m:r>
+        <m:r>
+          <m:rPr>
+            <m:sty m:val="p"/>
+          </m:rPr>
+          <m:t>×</m:t>
+        </m:r>
+        <m:sSup>
+          <m:e>
+            <m:r>
+              <m:t>10</m:t>
+            </m:r>
+          </m:e>
+          <m:sup>
+            <m:r>
+              <m:rPr>
+                <m:sty m:val="p"/>
+              </m:rPr>
+              <m:t>−</m:t>
+            </m:r>
+            <m:r>
+              <m:t>4</m:t>
+            </m:r>
+          </m:sup>
+        </m:sSup>
+        <m:r>
+          <m:rPr>
+            <m:sty m:val="p"/>
+          </m:rPr>
+          <m:t>=</m:t>
+        </m:r>
+        <m:r>
+          <m:t>0.1164</m:t>
+        </m:r>
+        <m:r>
+          <m:t> </m:t>
+        </m:r>
+        <m:r>
+          <m:rPr>
+            <m:sty m:val="p"/>
+          </m:rPr>
+          <m:t>J</m:t>
+        </m:r>
+        <m:r>
+          <m:rPr>
+            <m:sty m:val="p"/>
+          </m:rPr>
+          <m:t> </m:t>
+        </m:r>
+        <m:sSup>
+          <m:e>
+            <m:r>
+              <m:rPr>
+                <m:sty m:val="p"/>
+              </m:rPr>
+              <m:t>m</m:t>
+            </m:r>
+          </m:e>
+          <m:sup>
+            <m:r>
+              <m:rPr>
+                <m:sty m:val="p"/>
+              </m:rPr>
+              <m:t>−</m:t>
+            </m:r>
+            <m:r>
+              <m:rPr>
+                <m:sty m:val="p"/>
+              </m:rPr>
+              <m:t>2</m:t>
+            </m:r>
+          </m:sup>
+        </m:sSup>
+      </m:oMath>
+    </w:p>
+    <w:p>
+      <w:pPr>
+        <w:pStyle w:val="Compact"/>
+        <w:numPr>
+          <w:ilvl w:val="0"/>
+          <w:numId w:val="1009"/>
+        </w:numPr>
+      </w:pPr>
+      <m:oMath>
+        <m:oMathPr>
+          <m:ctrlPr>
+            <w:rPr>
+              <w:sz w:val="28"/>
+              <w:szCs w:val="28"/>
+            </w:rPr>
+          </m:ctrlPr>
+        </m:oMathPr>
+        <m:sSub>
+          <m:e>
+            <m:r>
+              <m:t>A</m:t>
+            </m:r>
+          </m:e>
+          <m:sub>
+            <m:r>
+              <m:rPr>
+                <m:sty m:val="p"/>
+              </m:rPr>
+              <m:t>s</m:t>
+            </m:r>
+          </m:sub>
+        </m:sSub>
+        <m:r>
+          <m:rPr>
+            <m:sty m:val="p"/>
+          </m:rPr>
+          <m:t>=</m:t>
+        </m:r>
+        <m:f>
+          <m:fPr>
+            <m:type m:val="bar"/>
+          </m:fPr>
+          <m:num>
+            <m:r>
+              <m:t>165.2</m:t>
+            </m:r>
+          </m:num>
+          <m:den>
+            <m:r>
+              <m:t>5</m:t>
+            </m:r>
+            <m:r>
+              <m:rPr>
+                <m:sty m:val="p"/>
+              </m:rPr>
+              <m:t>×</m:t>
+            </m:r>
+            <m:r>
+              <m:t>0.1164</m:t>
+            </m:r>
+          </m:den>
+        </m:f>
+        <m:r>
+          <m:rPr>
+            <m:sty m:val="p"/>
+          </m:rPr>
+          <m:t>≈</m:t>
+        </m:r>
+        <m:r>
+          <m:t>284</m:t>
+        </m:r>
+        <m:r>
+          <m:t> </m:t>
+        </m:r>
+        <m:sSup>
+          <m:e>
+            <m:r>
+              <m:rPr>
+                <m:sty m:val="p"/>
+              </m:rPr>
+              <m:t>m</m:t>
+            </m:r>
+          </m:e>
+          <m:sup>
+            <m:r>
+              <m:rPr>
+                <m:sty m:val="p"/>
+              </m:rPr>
+              <m:t>2</m:t>
+            </m:r>
+          </m:sup>
+        </m:sSup>
+        <m:r>
+          <m:rPr>
+            <m:sty m:val="p"/>
+          </m:rPr>
+          <m:t> </m:t>
+        </m:r>
+        <m:sSup>
+          <m:e>
+            <m:r>
+              <m:rPr>
+                <m:sty m:val="p"/>
+              </m:rPr>
+              <m:t>g</m:t>
+            </m:r>
+          </m:e>
+          <m:sup>
+            <m:r>
+              <m:rPr>
+                <m:sty m:val="p"/>
+              </m:rPr>
+              <m:t>−</m:t>
+            </m:r>
+            <m:r>
+              <m:rPr>
+                <m:sty m:val="p"/>
+              </m:rPr>
+              <m:t>1</m:t>
+            </m:r>
+          </m:sup>
+        </m:sSup>
+      </m:oMath>
+      <w:r>
+        <w:rPr>
+          <w:rFonts w:ascii="Times New Roman" w:hAnsi="Times New Roman" w:eastAsia="Times New Roman" w:cs="Times New Roman"/>
+        </w:rPr>
+        <w:t xml:space="preserve">​</w:t>
+      </w:r>
+    </w:p>
+    <w:p>
+      <w:pPr>
+        <w:pStyle w:val="BlockText"/>
+      </w:pPr>
+      <w:r>
+        <w:rPr>
+          <w:rFonts w:hint="eastAsia" w:ascii="Times New Roman" w:hAnsi="Times New Roman" w:eastAsia="FangSong" w:cs="Times New Roman"/>
+          <w:b/>
+          <w:bCs/>
+        </w:rPr>
+        <w:t xml:space="preserve">两个高频失分点</w:t>
+      </w:r>
+      <w:r>
+        <w:rPr>
+          <w:rFonts w:hint="eastAsia" w:ascii="Times New Roman" w:hAnsi="Times New Roman" w:eastAsia="Times New Roman" w:cs="Times New Roman"/>
+        </w:rPr>
+        <w:t xml:space="preserve">：①</w:t>
+      </w:r>
+      <w:r>
+        <w:rPr>
+          <w:rFonts w:ascii="Times New Roman" w:hAnsi="Times New Roman" w:eastAsia="Times New Roman" w:cs="Times New Roman"/>
+        </w:rPr>
+        <w:t xml:space="preserve"> </w:t>
+      </w:r>
+      <w:r>
+        <w:rPr>
+          <w:rFonts w:hint="eastAsia" w:ascii="Times New Roman" w:hAnsi="Times New Roman" w:eastAsia="FangSong" w:cs="Times New Roman"/>
+        </w:rPr>
+        <w:t xml:space="preserve">直接用</w:t>
+      </w:r>
+      <w:r>
+        <w:rPr>
+          <w:rFonts w:ascii="Times New Roman" w:hAnsi="Times New Roman" w:eastAsia="Times New Roman" w:cs="Times New Roman"/>
+        </w:rPr>
+        <w:t xml:space="preserve"> </w:t>
+      </w:r>
+      <m:oMath>
+        <m:r>
+          <m:t>σ</m:t>
+        </m:r>
+      </m:oMath>
+      <w:r>
+        <w:rPr>
+          <w:rFonts w:ascii="Times New Roman" w:hAnsi="Times New Roman" w:eastAsia="Times New Roman" w:cs="Times New Roman"/>
+        </w:rPr>
+        <w:t xml:space="preserve"> </w:t>
+      </w:r>
+      <w:r>
+        <w:rPr>
+          <w:rFonts w:hint="eastAsia" w:ascii="Times New Roman" w:hAnsi="Times New Roman" w:eastAsia="FangSong" w:cs="Times New Roman"/>
+        </w:rPr>
+        <w:t xml:space="preserve">充当</w:t>
+      </w:r>
+      <w:r>
+        <w:rPr>
+          <w:rFonts w:ascii="Times New Roman" w:hAnsi="Times New Roman" w:eastAsia="Times New Roman" w:cs="Times New Roman"/>
+        </w:rPr>
+        <w:t xml:space="preserve"> </w:t>
+      </w:r>
+      <m:oMath>
+        <m:sSup>
+          <m:e>
+            <m:r>
+              <m:t>H</m:t>
+            </m:r>
+          </m:e>
+          <m:sup>
+            <m:r>
+              <m:rPr>
+                <m:sty m:val="p"/>
+              </m:rPr>
+              <m:t>s</m:t>
+            </m:r>
+          </m:sup>
+        </m:sSup>
+      </m:oMath>
+      <w:r>
+        <w:rPr>
+          <w:rFonts w:hint="eastAsia" w:ascii="Times New Roman" w:hAnsi="Times New Roman" w:eastAsia="Times New Roman" w:cs="Times New Roman"/>
+        </w:rPr>
+        <w:t>（</w:t>
+      </w:r>
+      <w:r>
+        <w:rPr>
+          <w:rFonts w:hint="eastAsia" w:ascii="Times New Roman" w:hAnsi="Times New Roman" w:eastAsia="FangSong" w:cs="Times New Roman"/>
+        </w:rPr>
+        <w:t>漏掉</w:t>
+      </w:r>
+      <w:r>
+        <w:rPr>
+          <w:rFonts w:ascii="Times New Roman" w:hAnsi="Times New Roman" w:eastAsia="Times New Roman" w:cs="Times New Roman"/>
+        </w:rPr>
+        <w:t xml:space="preserve"> </w:t>
+      </w:r>
+      <m:oMath>
+        <m:r>
+          <m:t>T</m:t>
+        </m:r>
+        <m:sSup>
+          <m:e>
+            <m:r>
+              <m:t>S</m:t>
+            </m:r>
+          </m:e>
+          <m:sup>
+            <m:r>
+              <m:rPr>
+                <m:sty m:val="p"/>
+              </m:rPr>
+              <m:t>s</m:t>
+            </m:r>
+          </m:sup>
+        </m:sSup>
+      </m:oMath>
+      <w:r>
+        <w:rPr>
+          <w:rFonts w:ascii="Times New Roman" w:hAnsi="Times New Roman" w:eastAsia="Times New Roman" w:cs="Times New Roman"/>
+        </w:rPr>
+        <w:t xml:space="preserve"> </w:t>
+      </w:r>
+      <w:r>
+        <w:rPr>
+          <w:rFonts w:hint="eastAsia" w:ascii="Times New Roman" w:hAnsi="Times New Roman" w:eastAsia="FangSong" w:cs="Times New Roman"/>
+        </w:rPr>
+        <w:t>项</w:t>
+      </w:r>
+      <w:r>
+        <w:rPr>
+          <w:rFonts w:hint="eastAsia" w:ascii="Times New Roman" w:hAnsi="Times New Roman" w:eastAsia="Times New Roman" w:cs="Times New Roman"/>
+        </w:rPr>
+        <w:t>）→</w:t>
+      </w:r>
+      <w:r>
+        <w:rPr>
+          <w:rFonts w:ascii="Times New Roman" w:hAnsi="Times New Roman" w:eastAsia="Times New Roman" w:cs="Times New Roman"/>
+        </w:rPr>
+        <w:t xml:space="preserve"> </w:t>
+      </w:r>
+      <w:r>
+        <w:rPr>
+          <w:rFonts w:hint="eastAsia" w:ascii="Times New Roman" w:hAnsi="Times New Roman" w:eastAsia="FangSong" w:cs="Times New Roman"/>
+        </w:rPr>
+        <w:t xml:space="preserve">得</w:t>
+      </w:r>
+      <w:r>
+        <w:rPr>
+          <w:rFonts w:ascii="Times New Roman" w:hAnsi="Times New Roman" w:eastAsia="Times New Roman" w:cs="Times New Roman"/>
+        </w:rPr>
+        <w:t xml:space="preserve"> </w:t>
+      </w:r>
+      <m:oMath>
+        <m:oMathPr>
+          <m:ctrlPr>
+            <w:rPr>
+              <w:sz w:val="28"/>
+              <w:szCs w:val="28"/>
+            </w:rPr>
+          </m:ctrlPr>
+        </m:oMathPr>
+        <m:r>
+          <m:t>459</m:t>
+        </m:r>
+        <m:r>
+          <m:t> </m:t>
+        </m:r>
+        <m:sSup>
+          <m:e>
+            <m:r>
+              <m:rPr>
+                <m:sty m:val="p"/>
+              </m:rPr>
+              <m:t>m</m:t>
+            </m:r>
+          </m:e>
+          <m:sup>
+            <m:r>
+              <m:rPr>
+                <m:sty m:val="p"/>
+              </m:rPr>
+              <m:t>2</m:t>
+            </m:r>
+          </m:sup>
+        </m:sSup>
+        <m:r>
+          <m:rPr>
+            <m:sty m:val="p"/>
+          </m:rPr>
+          <m:t> </m:t>
+        </m:r>
+        <m:sSup>
+          <m:e>
+            <m:r>
+              <m:rPr>
+                <m:sty m:val="p"/>
+              </m:rPr>
+              <m:t>g</m:t>
+            </m:r>
+          </m:e>
+          <m:sup>
+            <m:r>
+              <m:rPr>
+                <m:sty m:val="p"/>
+              </m:rPr>
+              <m:t>−</m:t>
+            </m:r>
+            <m:r>
+              <m:rPr>
+                <m:sty m:val="p"/>
+              </m:rPr>
+              <m:t>1</m:t>
+            </m:r>
+          </m:sup>
+        </m:sSup>
+      </m:oMath>
+      <w:r>
+        <w:rPr>
+          <w:rFonts w:hint="eastAsia" w:ascii="Times New Roman" w:hAnsi="Times New Roman" w:eastAsia="Times New Roman" w:cs="Times New Roman"/>
+        </w:rPr>
+        <w:t xml:space="preserve">；②</w:t>
+      </w:r>
+      <w:r>
+        <w:rPr>
+          <w:rFonts w:ascii="Times New Roman" w:hAnsi="Times New Roman" w:eastAsia="Times New Roman" w:cs="Times New Roman"/>
+        </w:rPr>
+        <w:t xml:space="preserve"> </w:t>
+      </w:r>
+      <w:r>
+        <w:rPr>
+          <w:rFonts w:hint="eastAsia" w:ascii="Times New Roman" w:hAnsi="Times New Roman" w:eastAsia="FangSong" w:cs="Times New Roman"/>
+        </w:rPr>
+        <w:t xml:space="preserve">忘记除以质量</w:t>
+      </w:r>
+      <w:r>
+        <w:rPr>
+          <w:rFonts w:ascii="Times New Roman" w:hAnsi="Times New Roman" w:eastAsia="Times New Roman" w:cs="Times New Roman"/>
+        </w:rPr>
+        <w:t xml:space="preserve"> </w:t>
+      </w:r>
+      <m:oMath>
+        <m:r>
+          <m:t>m</m:t>
+        </m:r>
+      </m:oMath>
+      <w:r>
+        <w:rPr>
+          <w:rFonts w:ascii="Times New Roman" w:hAnsi="Times New Roman" w:eastAsia="Times New Roman" w:cs="Times New Roman"/>
+        </w:rPr>
+        <w:t xml:space="preserve"> </w:t>
+      </w:r>
+      <w:r>
+        <w:rPr>
+          <w:rFonts w:ascii="Times New Roman" w:hAnsi="Times New Roman" w:eastAsia="Times New Roman" w:cs="Times New Roman"/>
+        </w:rPr>
+        <w:t xml:space="preserve">→ </w:t>
+      </w:r>
+      <w:r>
+        <w:rPr>
+          <w:rFonts w:hint="eastAsia" w:ascii="Times New Roman" w:hAnsi="Times New Roman" w:eastAsia="FangSong" w:cs="Times New Roman"/>
+        </w:rPr>
+        <w:t xml:space="preserve">得</w:t>
+      </w:r>
+      <w:r>
+        <w:rPr>
+          <w:rFonts w:ascii="Times New Roman" w:hAnsi="Times New Roman" w:eastAsia="Times New Roman" w:cs="Times New Roman"/>
+        </w:rPr>
+        <w:t xml:space="preserve"> </w:t>
+      </w:r>
+      <m:oMath>
+        <m:oMathPr>
+          <m:ctrlPr>
+            <w:rPr>
+              <w:sz w:val="28"/>
+              <w:szCs w:val="28"/>
+            </w:rPr>
+          </m:ctrlPr>
+        </m:oMathPr>
+        <m:r>
+          <m:t>1420</m:t>
+        </m:r>
+        <m:r>
+          <m:t> </m:t>
+        </m:r>
+        <m:sSup>
+          <m:e>
+            <m:r>
+              <m:rPr>
+                <m:sty m:val="p"/>
+              </m:rPr>
+              <m:t>m</m:t>
+            </m:r>
+          </m:e>
+          <m:sup>
+            <m:r>
+              <m:rPr>
+                <m:sty m:val="p"/>
+              </m:rPr>
+              <m:t>2</m:t>
+            </m:r>
+          </m:sup>
+        </m:sSup>
+        <m:r>
+          <m:rPr>
+            <m:sty m:val="p"/>
+          </m:rPr>
+          <m:t> </m:t>
+        </m:r>
+        <m:sSup>
+          <m:e>
+            <m:r>
+              <m:rPr>
+                <m:sty m:val="p"/>
+              </m:rPr>
+              <m:t>g</m:t>
+            </m:r>
+          </m:e>
+          <m:sup>
+            <m:r>
+              <m:rPr>
+                <m:sty m:val="p"/>
+              </m:rPr>
+              <m:t>−</m:t>
+            </m:r>
+            <m:r>
+              <m:rPr>
+                <m:sty m:val="p"/>
+              </m:rPr>
+              <m:t>1</m:t>
+            </m:r>
+          </m:sup>
+        </m:sSup>
+      </m:oMath>
+      <w:r>
+        <w:rPr>
+          <w:rFonts w:hint="eastAsia" w:ascii="Times New Roman" w:hAnsi="Times New Roman" w:eastAsia="Times New Roman" w:cs="Times New Roman"/>
+        </w:rPr>
+        <w:t>。</w:t>
+      </w:r>
+      <w:r>
+        <w:rPr>
+          <w:rFonts w:hint="eastAsia" w:ascii="Times New Roman" w:hAnsi="Times New Roman" w:eastAsia="FangSong" w:cs="Times New Roman"/>
+        </w:rPr>
+        <w:t>第</w:t>
+      </w:r>
+      <w:r>
+        <w:rPr>
+          <w:rFonts w:hint="eastAsia" w:ascii="Times New Roman" w:hAnsi="Times New Roman" w:eastAsia="Times New Roman" w:cs="Times New Roman"/>
+        </w:rPr>
+        <w:t>40</w:t>
+      </w:r>
+      <w:r>
+        <w:rPr>
+          <w:rFonts w:hint="eastAsia" w:ascii="Times New Roman" w:hAnsi="Times New Roman" w:eastAsia="FangSong" w:cs="Times New Roman"/>
+        </w:rPr>
+        <w:t>届官方评分标准明确</w:t>
+      </w:r>
+      <w:r>
+        <w:rPr>
+          <w:rFonts w:hint="eastAsia" w:ascii="Times New Roman" w:hAnsi="Times New Roman" w:eastAsia="Times New Roman" w:cs="Times New Roman"/>
+        </w:rPr>
+        <w:t>：②</w:t>
+      </w:r>
+      <w:r>
+        <w:rPr>
+          <w:rFonts w:ascii="Times New Roman" w:hAnsi="Times New Roman" w:eastAsia="Times New Roman" w:cs="Times New Roman"/>
+        </w:rPr>
+        <w:t xml:space="preserve"> </w:t>
+      </w:r>
+      <w:r>
+        <w:rPr>
+          <w:rFonts w:hint="eastAsia" w:ascii="Times New Roman" w:hAnsi="Times New Roman" w:eastAsia="FangSong" w:cs="Times New Roman"/>
+        </w:rPr>
+        <w:t>只扣结果分</w:t>
+      </w:r>
+      <w:r>
+        <w:rPr>
+          <w:rFonts w:hint="eastAsia" w:ascii="Times New Roman" w:hAnsi="Times New Roman" w:eastAsia="Times New Roman" w:cs="Times New Roman"/>
+        </w:rPr>
+        <w:t>（</w:t>
+      </w:r>
+      <w:r>
+        <w:rPr>
+          <w:rFonts w:hint="eastAsia" w:ascii="Times New Roman" w:hAnsi="Times New Roman" w:eastAsia="FangSong" w:cs="Times New Roman"/>
+        </w:rPr>
+        <w:t>得</w:t>
+      </w:r>
+      <w:r>
+        <w:rPr>
+          <w:rFonts w:ascii="Times New Roman" w:hAnsi="Times New Roman" w:eastAsia="Times New Roman" w:cs="Times New Roman"/>
+        </w:rPr>
+        <w:t xml:space="preserve"> </w:t>
+      </w:r>
+      <m:oMath>
+        <m:r>
+          <m:t>1420</m:t>
+        </m:r>
+      </m:oMath>
+      <w:r>
+        <w:rPr>
+          <w:rFonts w:ascii="Times New Roman" w:hAnsi="Times New Roman" w:eastAsia="Times New Roman" w:cs="Times New Roman"/>
+        </w:rPr>
+        <w:t xml:space="preserve"> </w:t>
+      </w:r>
+      <w:r>
+        <w:rPr>
+          <w:rFonts w:hint="eastAsia" w:ascii="Times New Roman" w:hAnsi="Times New Roman" w:eastAsia="FangSong" w:cs="Times New Roman"/>
+        </w:rPr>
+        <w:t>仍给过程分</w:t>
+      </w:r>
+      <w:r>
+        <w:rPr>
+          <w:rFonts w:hint="eastAsia" w:ascii="Times New Roman" w:hAnsi="Times New Roman" w:eastAsia="Times New Roman" w:cs="Times New Roman"/>
+        </w:rPr>
+        <w:t>），①</w:t>
+      </w:r>
+      <w:r>
+        <w:rPr>
+          <w:rFonts w:ascii="Times New Roman" w:hAnsi="Times New Roman" w:eastAsia="Times New Roman" w:cs="Times New Roman"/>
+        </w:rPr>
+        <w:t xml:space="preserve"> </w:t>
+      </w:r>
+      <w:r>
+        <w:rPr>
+          <w:rFonts w:hint="eastAsia" w:ascii="Times New Roman" w:hAnsi="Times New Roman" w:eastAsia="FangSong" w:cs="Times New Roman"/>
+        </w:rPr>
+        <w:t>则属原理性错误</w:t>
+      </w:r>
+      <w:r>
+        <w:rPr>
+          <w:rFonts w:hint="eastAsia" w:ascii="Times New Roman" w:hAnsi="Times New Roman" w:eastAsia="Times New Roman" w:cs="Times New Roman"/>
+        </w:rPr>
+        <w:t>。</w:t>
+      </w:r>
+    </w:p>
+    <w:p>
+      <w:pPr>
+        <w:pStyle w:val="BlockText"/>
+      </w:pPr>
+      <w:r>
+        <w:rPr>
+          <w:rFonts w:ascii="Times New Roman" w:hAnsi="Times New Roman" w:eastAsia="Times New Roman" w:cs="Times New Roman"/>
+          <w:b/>
+          <w:bCs/>
+        </w:rPr>
+        <w:t xml:space="preserve">OCR </w:t>
+      </w:r>
+      <w:r>
+        <w:rPr>
+          <w:rFonts w:hint="eastAsia" w:ascii="Times New Roman" w:hAnsi="Times New Roman" w:eastAsia="FangSong" w:cs="Times New Roman"/>
+          <w:b/>
+          <w:bCs/>
+        </w:rPr>
+        <w:t xml:space="preserve">校勘</w:t>
+      </w:r>
+      <w:r>
+        <w:rPr>
+          <w:rFonts w:hint="eastAsia" w:ascii="Times New Roman" w:hAnsi="Times New Roman" w:eastAsia="Times New Roman" w:cs="Times New Roman"/>
+        </w:rPr>
+        <w:t>：</w:t>
+      </w:r>
+      <w:r>
+        <w:rPr>
+          <w:rFonts w:hint="eastAsia" w:ascii="Times New Roman" w:hAnsi="Times New Roman" w:eastAsia="FangSong" w:cs="Times New Roman"/>
+        </w:rPr>
+        <w:t>第</w:t>
+      </w:r>
+      <w:r>
+        <w:rPr>
+          <w:rFonts w:hint="eastAsia" w:ascii="Times New Roman" w:hAnsi="Times New Roman" w:eastAsia="Times New Roman" w:cs="Times New Roman"/>
+        </w:rPr>
+        <w:t>40</w:t>
+      </w:r>
+      <w:r>
+        <w:rPr>
+          <w:rFonts w:hint="eastAsia" w:ascii="Times New Roman" w:hAnsi="Times New Roman" w:eastAsia="FangSong" w:cs="Times New Roman"/>
+        </w:rPr>
+        <w:t>届原卷</w:t>
+      </w:r>
+      <w:r>
+        <w:rPr>
+          <w:rFonts w:ascii="Times New Roman" w:hAnsi="Times New Roman" w:eastAsia="Times New Roman" w:cs="Times New Roman"/>
+        </w:rPr>
+        <w:t xml:space="preserve"> OCR </w:t>
+      </w:r>
+      <w:r>
+        <w:rPr>
+          <w:rFonts w:hint="eastAsia" w:ascii="Times New Roman" w:hAnsi="Times New Roman" w:eastAsia="FangSong" w:cs="Times New Roman"/>
+        </w:rPr>
+        <w:t>将</w:t>
+      </w:r>
+      <w:r>
+        <w:rPr>
+          <w:rFonts w:hint="eastAsia" w:ascii="Times New Roman" w:hAnsi="Times New Roman" w:eastAsia="Times New Roman" w:cs="Times New Roman"/>
+        </w:rPr>
+        <w:t>「</w:t>
+      </w:r>
+      <w:r>
+        <w:rPr>
+          <w:rFonts w:hint="eastAsia" w:ascii="Times New Roman" w:hAnsi="Times New Roman" w:eastAsia="FangSong" w:cs="Times New Roman"/>
+        </w:rPr>
+        <w:t>浸润热法</w:t>
+      </w:r>
+      <w:r>
+        <w:rPr>
+          <w:rFonts w:hint="eastAsia" w:ascii="Times New Roman" w:hAnsi="Times New Roman" w:eastAsia="Times New Roman" w:cs="Times New Roman"/>
+        </w:rPr>
+        <w:t>」</w:t>
+      </w:r>
+      <w:r>
+        <w:rPr>
+          <w:rFonts w:hint="eastAsia" w:ascii="Times New Roman" w:hAnsi="Times New Roman" w:eastAsia="FangSong" w:cs="Times New Roman"/>
+        </w:rPr>
+        <w:t>误作</w:t>
+      </w:r>
+      <w:r>
+        <w:rPr>
+          <w:rFonts w:hint="eastAsia" w:ascii="Times New Roman" w:hAnsi="Times New Roman" w:eastAsia="Times New Roman" w:cs="Times New Roman"/>
+        </w:rPr>
+        <w:t>「</w:t>
+      </w:r>
+      <w:r>
+        <w:rPr>
+          <w:rFonts w:hint="eastAsia" w:ascii="Times New Roman" w:hAnsi="Times New Roman" w:eastAsia="FangSong" w:cs="Times New Roman"/>
+        </w:rPr>
+        <w:t>间湿热法</w:t>
+      </w:r>
+      <w:r>
+        <w:rPr>
+          <w:rFonts w:hint="eastAsia" w:ascii="Times New Roman" w:hAnsi="Times New Roman" w:eastAsia="Times New Roman" w:cs="Times New Roman"/>
+        </w:rPr>
+        <w:t>」（</w:t>
+      </w:r>
+      <w:r>
+        <w:rPr>
+          <w:rFonts w:hint="eastAsia" w:ascii="Times New Roman" w:hAnsi="Times New Roman" w:eastAsia="FangSong" w:cs="Times New Roman"/>
+        </w:rPr>
+        <w:t>见</w:t>
+      </w:r>
+      <w:r>
+        <w:rPr>
+          <w:rFonts w:ascii="Times New Roman" w:hAnsi="Times New Roman" w:eastAsia="Times New Roman" w:cs="Times New Roman"/>
+        </w:rPr>
+        <w:t xml:space="preserve"> </w:t>
+      </w:r>
+      <w:r>
+        <w:rPr>
+          <w:rStyle w:val="VerbatimChar"/>
+          <w:rFonts w:hint="eastAsia" w:ascii="Times New Roman" w:hAnsi="Times New Roman" w:eastAsia="Times New Roman" w:cs="Times New Roman"/>
+        </w:rPr>
+        <w:t>40</w:t>
+      </w:r>
+      <w:r>
+        <w:rPr>
+          <w:rStyle w:val="VerbatimChar"/>
+          <w:rFonts w:hint="eastAsia" w:ascii="Times New Roman" w:hAnsi="Times New Roman" w:eastAsia="FangSong" w:cs="Times New Roman"/>
+        </w:rPr>
+        <w:t>届初赛</w:t>
+      </w:r>
+      <w:r>
+        <w:rPr>
+          <w:rStyle w:val="VerbatimChar"/>
+          <w:rFonts w:hint="eastAsia" w:ascii="Times New Roman" w:hAnsi="Times New Roman" w:eastAsia="Times New Roman" w:cs="Times New Roman"/>
+        </w:rPr>
+        <w:t>/</w:t>
+      </w:r>
+      <w:r>
+        <w:rPr>
+          <w:rStyle w:val="VerbatimChar"/>
+          <w:rFonts w:hint="eastAsia" w:ascii="Times New Roman" w:hAnsi="Times New Roman" w:eastAsia="FangSong" w:cs="Times New Roman"/>
+        </w:rPr>
+        <w:t>第</w:t>
+      </w:r>
+      <w:r>
+        <w:rPr>
+          <w:rStyle w:val="VerbatimChar"/>
+          <w:rFonts w:hint="eastAsia" w:ascii="Times New Roman" w:hAnsi="Times New Roman" w:eastAsia="Times New Roman" w:cs="Times New Roman"/>
+        </w:rPr>
+        <w:t>40</w:t>
+      </w:r>
+      <w:r>
+        <w:rPr>
+          <w:rStyle w:val="VerbatimChar"/>
+          <w:rFonts w:hint="eastAsia" w:ascii="Times New Roman" w:hAnsi="Times New Roman" w:eastAsia="FangSong" w:cs="Times New Roman"/>
+        </w:rPr>
+        <w:t>届化学奥林匹克初赛答案</w:t>
+      </w:r>
+      <w:r>
+        <w:rPr>
+          <w:rStyle w:val="VerbatimChar"/>
+          <w:rFonts w:hint="eastAsia" w:ascii="Times New Roman" w:hAnsi="Times New Roman" w:eastAsia="Times New Roman" w:cs="Times New Roman"/>
+        </w:rPr>
+        <w:t>11144113321211.md</w:t>
+      </w:r>
+      <w:r>
+        <w:rPr>
+          <w:rFonts w:ascii="Times New Roman" w:hAnsi="Times New Roman" w:eastAsia="Times New Roman" w:cs="Times New Roman"/>
+        </w:rPr>
+        <w:t xml:space="preserve"> </w:t>
+      </w:r>
+      <w:r>
+        <w:rPr>
+          <w:rFonts w:hint="eastAsia" w:ascii="Times New Roman" w:hAnsi="Times New Roman" w:eastAsia="Times New Roman" w:cs="Times New Roman"/>
+        </w:rPr>
+        <w:t>L906），</w:t>
+      </w:r>
+      <w:r>
+        <w:rPr>
+          <w:rFonts w:hint="eastAsia" w:ascii="Times New Roman" w:hAnsi="Times New Roman" w:eastAsia="FangSong" w:cs="Times New Roman"/>
+        </w:rPr>
+        <w:t>本讲统一用</w:t>
+      </w:r>
+      <w:r>
+        <w:rPr>
+          <w:rFonts w:hint="eastAsia" w:ascii="Times New Roman" w:hAnsi="Times New Roman" w:eastAsia="FangSong" w:cs="Times New Roman"/>
+          <w:b/>
+          <w:bCs/>
+        </w:rPr>
+        <w:t xml:space="preserve">浸润热法</w:t>
+      </w:r>
+      <w:r>
+        <w:rPr>
+          <w:rFonts w:ascii="Times New Roman" w:hAnsi="Times New Roman" w:eastAsia="Times New Roman" w:cs="Times New Roman"/>
+        </w:rPr>
+        <w:t xml:space="preserve">。</w:t>
+      </w:r>
+    </w:p>
     <w:p>
       <w:pPr>
         <w:spacing w:before="160" w:after="80"/>
@@ -8836,9 +13424,9 @@
         </w:pict>
       </w:r>
     </w:p>
-    <w:bookmarkEnd w:id="32"/>
     <w:bookmarkEnd w:id="33"/>
-    <w:bookmarkStart w:id="38" w:name="四吸附与多相催化决赛09-后半"/>
+    <w:bookmarkEnd w:id="34"/>
+    <w:bookmarkStart w:id="39" w:name="四吸附与多相催化决赛09-后半"/>
     <w:p>
       <w:pPr>
         <w:pStyle w:val="Heading2"/>
@@ -8899,7 +13487,7 @@
         <w:t>）</w:t>
       </w:r>
     </w:p>
-    <w:bookmarkStart w:id="34" w:name="物理吸附-vs-化学吸附"/>
+    <w:bookmarkStart w:id="35" w:name="物理吸附-vs-化学吸附"/>
     <w:p>
       <w:pPr>
         <w:pStyle w:val="Heading3"/>
@@ -9356,8 +13944,8 @@
         </w:tc>
       </w:tr>
     </w:tbl>
-    <w:bookmarkEnd w:id="34"/>
-    <w:bookmarkStart w:id="35" w:name="langmuir-等温式单层吸附定量"/>
+    <w:bookmarkEnd w:id="35"/>
+    <w:bookmarkStart w:id="36" w:name="langmuir-等温式单层吸附定量"/>
     <w:p>
       <w:pPr>
         <w:pStyle w:val="Heading3"/>
@@ -9605,7 +14193,7 @@
         <w:pStyle w:val="Compact"/>
         <w:numPr>
           <w:ilvl w:val="0"/>
-          <w:numId w:val="1008"/>
+          <w:numId w:val="1010"/>
         </w:numPr>
       </w:pPr>
       <m:oMath>
@@ -9786,7 +14374,7 @@
         <w:pStyle w:val="Compact"/>
         <w:numPr>
           <w:ilvl w:val="0"/>
-          <w:numId w:val="1008"/>
+          <w:numId w:val="1010"/>
         </w:numPr>
       </w:pPr>
       <w:r>
@@ -9857,7 +14445,7 @@
         <w:pStyle w:val="Compact"/>
         <w:numPr>
           <w:ilvl w:val="0"/>
-          <w:numId w:val="1008"/>
+          <w:numId w:val="1010"/>
         </w:numPr>
       </w:pPr>
       <w:r>
@@ -10162,8 +14750,8 @@
         <w:t>。</w:t>
       </w:r>
     </w:p>
-    <w:bookmarkEnd w:id="35"/>
-    <w:bookmarkStart w:id="36" w:name="bet-多层吸附与比表面积"/>
+    <w:bookmarkEnd w:id="36"/>
+    <w:bookmarkStart w:id="37" w:name="bet-多层吸附与比表面积"/>
     <w:p>
       <w:pPr>
         <w:pStyle w:val="Heading3"/>
@@ -10367,7 +14955,7 @@
         <w:pStyle w:val="Compact"/>
         <w:numPr>
           <w:ilvl w:val="0"/>
-          <w:numId w:val="1009"/>
+          <w:numId w:val="1011"/>
         </w:numPr>
       </w:pPr>
       <w:r>
@@ -10473,7 +15061,7 @@
         <w:pStyle w:val="Compact"/>
         <w:numPr>
           <w:ilvl w:val="0"/>
-          <w:numId w:val="1009"/>
+          <w:numId w:val="1011"/>
         </w:numPr>
       </w:pPr>
       <w:r>
@@ -10547,8 +15135,8 @@
         <w:t xml:space="preserve"> BET。</w:t>
       </w:r>
     </w:p>
-    <w:bookmarkEnd w:id="36"/>
-    <w:bookmarkStart w:id="37" w:name="多相催化机理lher"/>
+    <w:bookmarkEnd w:id="37"/>
+    <w:bookmarkStart w:id="38" w:name="多相催化机理lher"/>
     <w:p>
       <w:pPr>
         <w:pStyle w:val="Heading3"/>
@@ -10578,7 +15166,7 @@
         <w:pStyle w:val="Compact"/>
         <w:numPr>
           <w:ilvl w:val="0"/>
-          <w:numId w:val="1010"/>
+          <w:numId w:val="1012"/>
         </w:numPr>
       </w:pPr>
       <w:r>
@@ -10645,7 +15233,7 @@
         <w:pStyle w:val="Compact"/>
         <w:numPr>
           <w:ilvl w:val="0"/>
-          <w:numId w:val="1010"/>
+          <w:numId w:val="1012"/>
         </w:numPr>
       </w:pPr>
       <w:r>
@@ -10700,7 +15288,7 @@
         <w:pStyle w:val="Compact"/>
         <w:numPr>
           <w:ilvl w:val="0"/>
-          <w:numId w:val="1010"/>
+          <w:numId w:val="1012"/>
         </w:numPr>
       </w:pPr>
       <w:r>
@@ -10804,9 +15392,9 @@
         </w:pict>
       </w:r>
     </w:p>
-    <w:bookmarkEnd w:id="37"/>
     <w:bookmarkEnd w:id="38"/>
-    <w:bookmarkStart w:id="44" w:name="五决赛真题案例"/>
+    <w:bookmarkEnd w:id="39"/>
+    <w:bookmarkStart w:id="45" w:name="五决赛真题案例"/>
     <w:p>
       <w:pPr>
         <w:pStyle w:val="Heading2"/>
@@ -10831,7 +15419,7 @@
         <w:t>决赛真题案例</w:t>
       </w:r>
     </w:p>
-    <w:bookmarkStart w:id="39" w:name="案例一胶束形成的热力学题-027决-5-27届决赛"/>
+    <w:bookmarkStart w:id="40" w:name="案例一胶束形成的热力学题-027决-5-27届决赛"/>
     <w:p>
       <w:pPr>
         <w:pStyle w:val="Heading3"/>
@@ -11278,8 +15866,8 @@
         <w:t>。</w:t>
       </w:r>
     </w:p>
-    <w:bookmarkEnd w:id="39"/>
-    <w:bookmarkStart w:id="43" w:name="案例二langmuir-吸附-异相催化题-029决-6-29届决赛"/>
+    <w:bookmarkEnd w:id="40"/>
+    <w:bookmarkStart w:id="44" w:name="案例二langmuir-吸附-异相催化题-029决-6-29届决赛"/>
     <w:p>
       <w:pPr>
         <w:pStyle w:val="Heading3"/>
@@ -11997,18 +16585,18 @@
           <wp:inline>
             <wp:extent cx="3600000" cy="2572056"/>
             <wp:effectExtent b="0" l="0" r="0" t="0"/>
-            <wp:docPr descr="" title="" id="41" name="Picture"/>
+            <wp:docPr descr="" title="" id="42" name="Picture"/>
             <a:graphic>
               <a:graphicData uri="http://schemas.openxmlformats.org/drawingml/2006/picture">
                 <pic:pic>
                   <pic:nvPicPr>
-                    <pic:cNvPr descr="59ffd47110740896f7634284898c77ac0ad84cee091b53b1a53846458ef49d7f.png" id="42" name="Picture"/>
+                    <pic:cNvPr descr="59ffd47110740896f7634284898c77ac0ad84cee091b53b1a53846458ef49d7f.png" id="43" name="Picture"/>
                     <pic:cNvPicPr>
                       <a:picLocks noChangeArrowheads="1" noChangeAspect="1"/>
                     </pic:cNvPicPr>
                   </pic:nvPicPr>
                   <pic:blipFill>
-                    <a:blip r:embed="rId40"/>
+                    <a:blip r:embed="rId41"/>
                     <a:stretch>
                       <a:fillRect/>
                     </a:stretch>
@@ -12230,9 +16818,9 @@
         </w:pict>
       </w:r>
     </w:p>
-    <w:bookmarkEnd w:id="43"/>
     <w:bookmarkEnd w:id="44"/>
-    <w:bookmarkStart w:id="54" w:name="六多组分热力学与界面p0-b-深化"/>
+    <w:bookmarkEnd w:id="45"/>
+    <w:bookmarkStart w:id="55" w:name="六多组分热力学与界面p0-b-深化"/>
     <w:p>
       <w:pPr>
         <w:pStyle w:val="Heading2"/>
@@ -12686,7 +17274,7 @@
         <w:t>。</w:t>
       </w:r>
     </w:p>
-    <w:bookmarkStart w:id="45" w:name="动机为什么1-1-2"/>
+    <w:bookmarkStart w:id="46" w:name="动机为什么1-1-2"/>
     <w:p>
       <w:pPr>
         <w:pStyle w:val="Heading3"/>
@@ -13201,8 +17789,8 @@
         <w:t>。</w:t>
       </w:r>
     </w:p>
-    <w:bookmarkEnd w:id="45"/>
-    <w:bookmarkStart w:id="46" w:name="偏摩尔量定义与集合公式"/>
+    <w:bookmarkEnd w:id="46"/>
+    <w:bookmarkStart w:id="47" w:name="偏摩尔量定义与集合公式"/>
     <w:p>
       <w:pPr>
         <w:pStyle w:val="Heading3"/>
@@ -13528,7 +18116,7 @@
         <w:pStyle w:val="Compact"/>
         <w:numPr>
           <w:ilvl w:val="0"/>
-          <w:numId w:val="1011"/>
+          <w:numId w:val="1013"/>
         </w:numPr>
       </w:pPr>
       <w:r>
@@ -13595,7 +18183,7 @@
         <w:pStyle w:val="Compact"/>
         <w:numPr>
           <w:ilvl w:val="0"/>
-          <w:numId w:val="1011"/>
+          <w:numId w:val="1013"/>
         </w:numPr>
       </w:pPr>
       <m:oMath>
@@ -13974,8 +18562,8 @@
         <w:t xml:space="preserve">。</w:t>
       </w:r>
     </w:p>
-    <w:bookmarkEnd w:id="46"/>
-    <w:bookmarkStart w:id="47" w:name="化学势就是偏摩尔-gibbs-自由能"/>
+    <w:bookmarkEnd w:id="47"/>
+    <w:bookmarkStart w:id="48" w:name="化学势就是偏摩尔-gibbs-自由能"/>
     <w:p>
       <w:pPr>
         <w:pStyle w:val="Heading3"/>
@@ -14240,7 +18828,7 @@
         <w:pStyle w:val="Compact"/>
         <w:numPr>
           <w:ilvl w:val="0"/>
-          <w:numId w:val="1012"/>
+          <w:numId w:val="1014"/>
         </w:numPr>
       </w:pPr>
       <w:r>
@@ -14369,7 +18957,7 @@
         <w:pStyle w:val="Compact"/>
         <w:numPr>
           <w:ilvl w:val="0"/>
-          <w:numId w:val="1012"/>
+          <w:numId w:val="1014"/>
         </w:numPr>
       </w:pPr>
       <w:r>
@@ -14623,8 +19211,8 @@
         <w:t xml:space="preserve">。</w:t>
       </w:r>
     </w:p>
-    <w:bookmarkEnd w:id="47"/>
-    <w:bookmarkStart w:id="48" w:name="gibbs-duhem-方程偏摩尔量之间不独立"/>
+    <w:bookmarkEnd w:id="48"/>
+    <w:bookmarkStart w:id="49" w:name="gibbs-duhem-方程偏摩尔量之间不独立"/>
     <w:p>
       <w:pPr>
         <w:pStyle w:val="Heading3"/>
@@ -15741,8 +20329,8 @@
         <w:t xml:space="preserve">。</w:t>
       </w:r>
     </w:p>
-    <w:bookmarkEnd w:id="48"/>
-    <w:bookmarkStart w:id="49" w:name="表面过剩与-gibbs-吸附等温式本章核心"/>
+    <w:bookmarkEnd w:id="49"/>
+    <w:bookmarkStart w:id="50" w:name="表面过剩与-gibbs-吸附等温式本章核心"/>
     <w:p>
       <w:pPr>
         <w:pStyle w:val="Heading3"/>
@@ -16094,7 +20682,7 @@
         <w:pStyle w:val="Compact"/>
         <w:numPr>
           <w:ilvl w:val="0"/>
-          <w:numId w:val="1013"/>
+          <w:numId w:val="1015"/>
         </w:numPr>
       </w:pPr>
       <w:r>
@@ -17794,8 +22382,8 @@
         </w:pict>
       </w:r>
     </w:p>
-    <w:bookmarkEnd w:id="49"/>
-    <w:bookmarkStart w:id="50" w:name="例题2-道均为实题"/>
+    <w:bookmarkEnd w:id="50"/>
+    <w:bookmarkStart w:id="51" w:name="例题2-道均为实题"/>
     <w:p>
       <w:pPr>
         <w:pStyle w:val="Heading3"/>
@@ -22560,8 +27148,8 @@
         </w:pict>
       </w:r>
     </w:p>
-    <w:bookmarkEnd w:id="50"/>
-    <w:bookmarkStart w:id="51" w:name="本章练习2-题"/>
+    <w:bookmarkEnd w:id="51"/>
+    <w:bookmarkStart w:id="52" w:name="本章练习2-题"/>
     <w:p>
       <w:pPr>
         <w:pStyle w:val="Heading3"/>
@@ -23462,8 +28050,8 @@
         <w:t>？</w:t>
       </w:r>
     </w:p>
-    <w:bookmarkEnd w:id="51"/>
-    <w:bookmarkStart w:id="52" w:name="本章练习答案"/>
+    <w:bookmarkEnd w:id="52"/>
+    <w:bookmarkStart w:id="53" w:name="本章练习答案"/>
     <w:p>
       <w:pPr>
         <w:pStyle w:val="Heading3"/>
@@ -23508,7 +28096,7 @@
         <w:pStyle w:val="Compact"/>
         <w:numPr>
           <w:ilvl w:val="0"/>
-          <w:numId w:val="1014"/>
+          <w:numId w:val="1016"/>
         </w:numPr>
       </w:pPr>
       <m:oMath>
@@ -24149,7 +28737,7 @@
         <w:pStyle w:val="Compact"/>
         <w:numPr>
           <w:ilvl w:val="0"/>
-          <w:numId w:val="1015"/>
+          <w:numId w:val="1017"/>
         </w:numPr>
       </w:pPr>
       <w:r>
@@ -25367,8 +29955,8 @@
         </w:pict>
       </w:r>
     </w:p>
-    <w:bookmarkEnd w:id="52"/>
-    <w:bookmarkStart w:id="53" w:name="本章边界未做与原因"/>
+    <w:bookmarkEnd w:id="53"/>
+    <w:bookmarkStart w:id="54" w:name="本章边界未做与原因"/>
     <w:p>
       <w:pPr>
         <w:pStyle w:val="Heading3"/>
@@ -25664,6 +30252,203 @@
     </w:tbl>
     <w:p>
       <w:pPr>
+        <w:pStyle w:val="BlockText"/>
+        <w:spacing w:before="120"/>
+      </w:pPr>
+      <w:r>
+        <w:rPr>
+          <w:rFonts w:ascii="Times New Roman" w:hAnsi="Times New Roman" w:eastAsia="Times New Roman" w:cs="Times New Roman"/>
+          <w:b/>
+          <w:bCs/>
+        </w:rPr>
+        <w:t xml:space="preserve">2026-09-16 </w:t>
+      </w:r>
+      <w:r>
+        <w:rPr>
+          <w:rFonts w:hint="eastAsia" w:ascii="Times New Roman" w:hAnsi="Times New Roman" w:eastAsia="FangSong" w:cs="Times New Roman"/>
+          <w:b/>
+          <w:bCs/>
+        </w:rPr>
+        <w:t xml:space="preserve">销项</w:t>
+      </w:r>
+      <w:r>
+        <w:rPr>
+          <w:rFonts w:hint="eastAsia" w:ascii="Times New Roman" w:hAnsi="Times New Roman" w:eastAsia="Times New Roman" w:cs="Times New Roman"/>
+        </w:rPr>
+        <w:t>：「</w:t>
+      </w:r>
+      <w:r>
+        <w:rPr>
+          <w:rFonts w:hint="eastAsia" w:ascii="Times New Roman" w:hAnsi="Times New Roman" w:eastAsia="FangSong" w:cs="Times New Roman"/>
+        </w:rPr>
+        <w:t>比表面热力学深化</w:t>
+      </w:r>
+      <w:r>
+        <w:rPr>
+          <w:rFonts w:hint="eastAsia" w:ascii="Times New Roman" w:hAnsi="Times New Roman" w:eastAsia="Times New Roman" w:cs="Times New Roman"/>
+        </w:rPr>
+        <w:t>（</w:t>
+      </w:r>
+      <w:r>
+        <w:rPr>
+          <w:rFonts w:hint="eastAsia" w:ascii="Times New Roman" w:hAnsi="Times New Roman" w:eastAsia="FangSong" w:cs="Times New Roman"/>
+        </w:rPr>
+        <w:t>比表面吉布斯自由能</w:t>
+      </w:r>
+      <w:r>
+        <w:rPr>
+          <w:rFonts w:hint="eastAsia" w:ascii="Times New Roman" w:hAnsi="Times New Roman" w:eastAsia="Times New Roman" w:cs="Times New Roman"/>
+        </w:rPr>
+        <w:t>／</w:t>
+      </w:r>
+      <w:r>
+        <w:rPr>
+          <w:rFonts w:hint="eastAsia" w:ascii="Times New Roman" w:hAnsi="Times New Roman" w:eastAsia="FangSong" w:cs="Times New Roman"/>
+        </w:rPr>
+        <w:t>分散度</w:t>
+      </w:r>
+      <w:r>
+        <w:rPr>
+          <w:rFonts w:ascii="Times New Roman" w:hAnsi="Times New Roman" w:eastAsia="Times New Roman" w:cs="Times New Roman"/>
+        </w:rPr>
+        <w:t xml:space="preserve"> </w:t>
+      </w:r>
+      <m:oMath>
+        <m:oMathPr>
+          <m:ctrlPr>
+            <w:rPr>
+              <w:sz w:val="28"/>
+              <w:szCs w:val="28"/>
+            </w:rPr>
+          </m:ctrlPr>
+        </m:oMathPr>
+        <m:r>
+          <m:rPr>
+            <m:sty m:val="p"/>
+          </m:rPr>
+          <m:t>Δ</m:t>
+        </m:r>
+        <m:r>
+          <m:t>G</m:t>
+        </m:r>
+        <m:r>
+          <m:rPr>
+            <m:sty m:val="p"/>
+          </m:rPr>
+          <m:t>=</m:t>
+        </m:r>
+        <m:r>
+          <m:t>σ</m:t>
+        </m:r>
+        <m:r>
+          <m:rPr>
+            <m:sty m:val="p"/>
+          </m:rPr>
+          <m:t>⋅</m:t>
+        </m:r>
+        <m:r>
+          <m:rPr>
+            <m:sty m:val="p"/>
+          </m:rPr>
+          <m:t>Δ</m:t>
+        </m:r>
+        <m:r>
+          <m:t>A</m:t>
+        </m:r>
+      </m:oMath>
+      <w:r>
+        <w:rPr>
+          <w:rFonts w:hint="eastAsia" w:ascii="Times New Roman" w:hAnsi="Times New Roman" w:eastAsia="Times New Roman" w:cs="Times New Roman"/>
+        </w:rPr>
+        <w:t>／</w:t>
+      </w:r>
+      <w:r>
+        <w:rPr>
+          <w:rFonts w:hint="eastAsia" w:ascii="Times New Roman" w:hAnsi="Times New Roman" w:eastAsia="FangSong" w:cs="Times New Roman"/>
+        </w:rPr>
+        <w:t>浸润热法测比表面积</w:t>
+      </w:r>
+      <w:r>
+        <w:rPr>
+          <w:rFonts w:hint="eastAsia" w:ascii="Times New Roman" w:hAnsi="Times New Roman" w:eastAsia="Times New Roman" w:cs="Times New Roman"/>
+        </w:rPr>
+        <w:t>）」</w:t>
+      </w:r>
+      <w:r>
+        <w:rPr>
+          <w:rFonts w:hint="eastAsia" w:ascii="Times New Roman" w:hAnsi="Times New Roman" w:eastAsia="FangSong" w:cs="Times New Roman"/>
+        </w:rPr>
+        <w:t>原属漏登记项</w:t>
+      </w:r>
+      <w:r>
+        <w:rPr>
+          <w:rFonts w:hint="eastAsia" w:ascii="Times New Roman" w:hAnsi="Times New Roman" w:eastAsia="Times New Roman" w:cs="Times New Roman"/>
+        </w:rPr>
+        <w:t>，</w:t>
+      </w:r>
+      <w:r>
+        <w:rPr>
+          <w:rFonts w:hint="eastAsia" w:ascii="Times New Roman" w:hAnsi="Times New Roman" w:eastAsia="FangSong" w:cs="Times New Roman"/>
+        </w:rPr>
+        <w:t>已在</w:t>
+      </w:r>
+      <w:r>
+        <w:rPr>
+          <w:rFonts w:ascii="Times New Roman" w:hAnsi="Times New Roman" w:eastAsia="Times New Roman" w:cs="Times New Roman"/>
+        </w:rPr>
+        <w:t xml:space="preserve"> §3.4 </w:t>
+      </w:r>
+      <w:r>
+        <w:rPr>
+          <w:rFonts w:hint="eastAsia" w:ascii="Times New Roman" w:hAnsi="Times New Roman" w:eastAsia="FangSong" w:cs="Times New Roman"/>
+        </w:rPr>
+        <w:t>补齐并配第</w:t>
+      </w:r>
+      <w:r>
+        <w:rPr>
+          <w:rFonts w:hint="eastAsia" w:ascii="Times New Roman" w:hAnsi="Times New Roman" w:eastAsia="Times New Roman" w:cs="Times New Roman"/>
+        </w:rPr>
+        <w:t>40</w:t>
+      </w:r>
+      <w:r>
+        <w:rPr>
+          <w:rFonts w:hint="eastAsia" w:ascii="Times New Roman" w:hAnsi="Times New Roman" w:eastAsia="FangSong" w:cs="Times New Roman"/>
+        </w:rPr>
+        <w:t>届初赛</w:t>
+      </w:r>
+      <w:r>
+        <w:rPr>
+          <w:rFonts w:ascii="Times New Roman" w:hAnsi="Times New Roman" w:eastAsia="Times New Roman" w:cs="Times New Roman"/>
+        </w:rPr>
+        <w:t xml:space="preserve"> 6.1、6.4 </w:t>
+      </w:r>
+      <w:r>
+        <w:rPr>
+          <w:rFonts w:hint="eastAsia" w:ascii="Times New Roman" w:hAnsi="Times New Roman" w:eastAsia="FangSong" w:cs="Times New Roman"/>
+        </w:rPr>
+        <w:t>两道真例题</w:t>
+      </w:r>
+      <w:r>
+        <w:rPr>
+          <w:rFonts w:hint="eastAsia" w:ascii="Times New Roman" w:hAnsi="Times New Roman" w:eastAsia="Times New Roman" w:cs="Times New Roman"/>
+        </w:rPr>
+        <w:t>，</w:t>
+      </w:r>
+      <w:r>
+        <w:rPr>
+          <w:rFonts w:hint="eastAsia" w:ascii="Times New Roman" w:hAnsi="Times New Roman" w:eastAsia="FangSong" w:cs="Times New Roman"/>
+        </w:rPr>
+        <w:t>本题从缺口清单中销项</w:t>
+      </w:r>
+      <w:r>
+        <w:rPr>
+          <w:rFonts w:hint="eastAsia" w:ascii="Times New Roman" w:hAnsi="Times New Roman" w:eastAsia="Times New Roman" w:cs="Times New Roman"/>
+        </w:rPr>
+        <w:t>。</w:t>
+      </w:r>
+    </w:p>
+    <w:p>
+      <w:pPr>
         <w:spacing w:before="160" w:after="80"/>
       </w:pPr>
       <w:r>
@@ -25672,9 +30457,9 @@
         </w:pict>
       </w:r>
     </w:p>
-    <w:bookmarkEnd w:id="53"/>
     <w:bookmarkEnd w:id="54"/>
-    <w:bookmarkStart w:id="55" w:name="本讲速查"/>
+    <w:bookmarkEnd w:id="55"/>
+    <w:bookmarkStart w:id="56" w:name="本讲速查"/>
     <w:p>
       <w:pPr>
         <w:pStyle w:val="Heading2"/>
@@ -26552,8 +31337,8 @@
         </w:pict>
       </w:r>
     </w:p>
-    <w:bookmarkEnd w:id="55"/>
-    <w:bookmarkStart w:id="56" w:name="小结"/>
+    <w:bookmarkEnd w:id="56"/>
+    <w:bookmarkStart w:id="57" w:name="小结"/>
     <w:p>
       <w:pPr>
         <w:pStyle w:val="Heading2"/>
@@ -26571,7 +31356,7 @@
         <w:pStyle w:val="Compact"/>
         <w:numPr>
           <w:ilvl w:val="0"/>
-          <w:numId w:val="1016"/>
+          <w:numId w:val="1018"/>
         </w:numPr>
       </w:pPr>
       <w:r>
@@ -26648,7 +31433,7 @@
         <w:pStyle w:val="Compact"/>
         <w:numPr>
           <w:ilvl w:val="0"/>
-          <w:numId w:val="1016"/>
+          <w:numId w:val="1018"/>
         </w:numPr>
       </w:pPr>
       <w:r>
@@ -26727,7 +31512,7 @@
         <w:pStyle w:val="Compact"/>
         <w:numPr>
           <w:ilvl w:val="0"/>
-          <w:numId w:val="1016"/>
+          <w:numId w:val="1018"/>
         </w:numPr>
       </w:pPr>
       <w:r>
@@ -26812,7 +31597,7 @@
         <w:pStyle w:val="Compact"/>
         <w:numPr>
           <w:ilvl w:val="0"/>
-          <w:numId w:val="1016"/>
+          <w:numId w:val="1018"/>
         </w:numPr>
       </w:pPr>
       <w:r>
@@ -26895,7 +31680,7 @@
         <w:pStyle w:val="Compact"/>
         <w:numPr>
           <w:ilvl w:val="0"/>
-          <w:numId w:val="1016"/>
+          <w:numId w:val="1018"/>
         </w:numPr>
       </w:pPr>
       <w:r>
@@ -27086,8 +31871,8 @@
         </w:pict>
       </w:r>
     </w:p>
-    <w:bookmarkEnd w:id="56"/>
-    <w:bookmarkStart w:id="60" w:name="核心公式速查"/>
+    <w:bookmarkEnd w:id="57"/>
+    <w:bookmarkStart w:id="61" w:name="核心公式速查"/>
     <w:p>
       <w:pPr>
         <w:pStyle w:val="Heading2"/>
@@ -27129,7 +31914,7 @@
         <w:t>。</w:t>
       </w:r>
     </w:p>
-    <w:bookmarkStart w:id="57" w:name="胶体稳定与聚沉"/>
+    <w:bookmarkStart w:id="58" w:name="胶体稳定与聚沉"/>
     <w:p>
       <w:pPr>
         <w:pStyle w:val="Heading3"/>
@@ -27654,8 +32439,8 @@
         </w:tc>
       </w:tr>
     </w:tbl>
-    <w:bookmarkEnd w:id="57"/>
-    <w:bookmarkStart w:id="58" w:name="胶束与两亲性"/>
+    <w:bookmarkEnd w:id="58"/>
+    <w:bookmarkStart w:id="59" w:name="胶束与两亲性"/>
     <w:p>
       <w:pPr>
         <w:pStyle w:val="Heading3"/>
@@ -27895,8 +32680,8 @@
         </w:tc>
       </w:tr>
     </w:tbl>
-    <w:bookmarkEnd w:id="58"/>
-    <w:bookmarkStart w:id="59" w:name="表面与吸附"/>
+    <w:bookmarkEnd w:id="59"/>
+    <w:bookmarkStart w:id="60" w:name="表面与吸附"/>
     <w:p>
       <w:pPr>
         <w:pStyle w:val="Heading3"/>
@@ -28560,6 +33345,719 @@
           </w:p>
         </w:tc>
       </w:tr>
+      <w:tr>
+        <w:tc>
+          <w:tcPr/>
+          <w:p>
+            <w:pPr>
+              <w:pStyle w:val="Compact"/>
+              <w:jc w:val="center"/>
+            </w:pPr>
+            <w:r>
+              <w:rPr>
+                <w:rFonts w:hint="eastAsia" w:ascii="Times New Roman" w:hAnsi="Times New Roman" w:eastAsia="FangSong" w:cs="Times New Roman"/>
+              </w:rPr>
+              <w:t xml:space="preserve">比表面焓</w:t>
+            </w:r>
+            <w:r>
+              <w:rPr>
+                <w:rFonts w:ascii="Times New Roman" w:hAnsi="Times New Roman" w:eastAsia="Times New Roman" w:cs="Times New Roman"/>
+              </w:rPr>
+              <w:t xml:space="preserve"> </w:t>
+            </w:r>
+            <m:oMath>
+              <m:sSup>
+                <m:e>
+                  <m:r>
+                    <m:t>H</m:t>
+                  </m:r>
+                </m:e>
+                <m:sup>
+                  <m:r>
+                    <m:rPr>
+                      <m:sty m:val="p"/>
+                    </m:rPr>
+                    <m:t>s</m:t>
+                  </m:r>
+                </m:sup>
+              </m:sSup>
+              <m:r>
+                <m:rPr>
+                  <m:sty m:val="p"/>
+                </m:rPr>
+                <m:t>=</m:t>
+              </m:r>
+              <m:sSup>
+                <m:e>
+                  <m:r>
+                    <m:t>G</m:t>
+                  </m:r>
+                </m:e>
+                <m:sup>
+                  <m:r>
+                    <m:rPr>
+                      <m:sty m:val="p"/>
+                    </m:rPr>
+                    <m:t>s</m:t>
+                  </m:r>
+                </m:sup>
+              </m:sSup>
+              <m:r>
+                <m:rPr>
+                  <m:sty m:val="p"/>
+                </m:rPr>
+                <m:t>+</m:t>
+              </m:r>
+              <m:r>
+                <m:t>T</m:t>
+              </m:r>
+              <m:sSup>
+                <m:e>
+                  <m:r>
+                    <m:t>S</m:t>
+                  </m:r>
+                </m:e>
+                <m:sup>
+                  <m:r>
+                    <m:rPr>
+                      <m:sty m:val="p"/>
+                    </m:rPr>
+                    <m:t>s</m:t>
+                  </m:r>
+                </m:sup>
+              </m:sSup>
+            </m:oMath>
+            <w:r>
+              <w:rPr>
+                <w:rFonts w:hint="eastAsia" w:ascii="Times New Roman" w:hAnsi="Times New Roman" w:eastAsia="Times New Roman" w:cs="Times New Roman"/>
+              </w:rPr>
+              <w:t xml:space="preserve">，</w:t>
+            </w:r>
+            <m:oMath>
+              <m:sSup>
+                <m:e>
+                  <m:r>
+                    <m:t>S</m:t>
+                  </m:r>
+                </m:e>
+                <m:sup>
+                  <m:r>
+                    <m:rPr>
+                      <m:sty m:val="p"/>
+                    </m:rPr>
+                    <m:t>s</m:t>
+                  </m:r>
+                </m:sup>
+              </m:sSup>
+              <m:r>
+                <m:rPr>
+                  <m:sty m:val="p"/>
+                </m:rPr>
+                <m:t>=</m:t>
+              </m:r>
+              <m:r>
+                <m:rPr>
+                  <m:sty m:val="p"/>
+                </m:rPr>
+                <m:t>−</m:t>
+              </m:r>
+              <m:r>
+                <m:rPr>
+                  <m:sty m:val="p"/>
+                </m:rPr>
+                <m:t>(</m:t>
+              </m:r>
+              <m:r>
+                <m:rPr>
+                  <m:sty m:val="p"/>
+                </m:rPr>
+                <m:t>∂</m:t>
+              </m:r>
+              <m:r>
+                <m:t>σ</m:t>
+              </m:r>
+              <m:r>
+                <m:rPr>
+                  <m:sty m:val="p"/>
+                </m:rPr>
+                <m:t>/</m:t>
+              </m:r>
+              <m:r>
+                <m:rPr>
+                  <m:sty m:val="p"/>
+                </m:rPr>
+                <m:t>∂</m:t>
+              </m:r>
+              <m:r>
+                <m:t>T</m:t>
+              </m:r>
+              <m:sSub>
+                <m:e>
+                  <m:r>
+                    <m:rPr>
+                      <m:sty m:val="p"/>
+                    </m:rPr>
+                    <m:t>)</m:t>
+                  </m:r>
+                </m:e>
+                <m:sub>
+                  <m:r>
+                    <m:t>p</m:t>
+                  </m:r>
+                </m:sub>
+              </m:sSub>
+            </m:oMath>
+          </w:p>
+        </w:tc>
+        <w:tc>
+          <w:tcPr/>
+          <w:p>
+            <w:pPr>
+              <w:pStyle w:val="Compact"/>
+              <w:jc w:val="center"/>
+            </w:pPr>
+            <w:r>
+              <w:rPr>
+                <w:rFonts w:hint="eastAsia" w:ascii="Times New Roman" w:hAnsi="Times New Roman" w:eastAsia="FangSong" w:cs="Times New Roman"/>
+              </w:rPr>
+              <w:t xml:space="preserve">浸润热法测比表面积</w:t>
+            </w:r>
+          </w:p>
+        </w:tc>
+        <w:tc>
+          <w:tcPr/>
+          <w:p>
+            <w:pPr>
+              <w:pStyle w:val="Compact"/>
+              <w:jc w:val="center"/>
+            </w:pPr>
+            <w:r>
+              <w:rPr>
+                <w:rFonts w:hint="eastAsia" w:ascii="Times New Roman" w:hAnsi="Times New Roman" w:eastAsia="FangSong" w:cs="Times New Roman"/>
+              </w:rPr>
+              <w:t xml:space="preserve">用</w:t>
+            </w:r>
+            <w:r>
+              <w:rPr>
+                <w:rFonts w:ascii="Times New Roman" w:hAnsi="Times New Roman" w:eastAsia="Times New Roman" w:cs="Times New Roman"/>
+              </w:rPr>
+              <w:t xml:space="preserve"> </w:t>
+            </w:r>
+            <m:oMath>
+              <m:r>
+                <m:t>σ</m:t>
+              </m:r>
+            </m:oMath>
+            <w:r>
+              <w:rPr>
+                <w:rFonts w:ascii="Times New Roman" w:hAnsi="Times New Roman" w:eastAsia="Times New Roman" w:cs="Times New Roman"/>
+              </w:rPr>
+              <w:t xml:space="preserve"> </w:t>
+            </w:r>
+            <w:r>
+              <w:rPr>
+                <w:rFonts w:hint="eastAsia" w:ascii="Times New Roman" w:hAnsi="Times New Roman" w:eastAsia="FangSong" w:cs="Times New Roman"/>
+              </w:rPr>
+              <w:t xml:space="preserve">代替</w:t>
+            </w:r>
+            <w:r>
+              <w:rPr>
+                <w:rFonts w:ascii="Times New Roman" w:hAnsi="Times New Roman" w:eastAsia="Times New Roman" w:cs="Times New Roman"/>
+              </w:rPr>
+              <w:t xml:space="preserve"> </w:t>
+            </w:r>
+            <m:oMath>
+              <m:sSup>
+                <m:e>
+                  <m:r>
+                    <m:t>H</m:t>
+                  </m:r>
+                </m:e>
+                <m:sup>
+                  <m:r>
+                    <m:rPr>
+                      <m:sty m:val="p"/>
+                    </m:rPr>
+                    <m:t>s</m:t>
+                  </m:r>
+                </m:sup>
+              </m:sSup>
+            </m:oMath>
+            <w:r>
+              <w:rPr>
+                <w:rFonts w:ascii="Times New Roman" w:hAnsi="Times New Roman" w:eastAsia="Times New Roman" w:cs="Times New Roman"/>
+              </w:rPr>
+              <w:t xml:space="preserve"> </w:t>
+            </w:r>
+            <w:r>
+              <w:rPr>
+                <w:rFonts w:hint="eastAsia" w:ascii="Times New Roman" w:hAnsi="Times New Roman" w:eastAsia="FangSong" w:cs="Times New Roman"/>
+              </w:rPr>
+              <w:t>是错的</w:t>
+            </w:r>
+            <w:r>
+              <w:rPr>
+                <w:rFonts w:hint="eastAsia" w:ascii="Times New Roman" w:hAnsi="Times New Roman" w:eastAsia="Times New Roman" w:cs="Times New Roman"/>
+              </w:rPr>
+              <w:t>（</w:t>
+            </w:r>
+            <m:oMath>
+              <m:sSup>
+                <m:e>
+                  <m:r>
+                    <m:t>H</m:t>
+                  </m:r>
+                </m:e>
+                <m:sup>
+                  <m:r>
+                    <m:rPr>
+                      <m:sty m:val="p"/>
+                    </m:rPr>
+                    <m:t>s</m:t>
+                  </m:r>
+                </m:sup>
+              </m:sSup>
+              <m:r>
+                <m:rPr>
+                  <m:sty m:val="p"/>
+                </m:rPr>
+                <m:t>&gt;</m:t>
+              </m:r>
+              <m:sSup>
+                <m:e>
+                  <m:r>
+                    <m:t>G</m:t>
+                  </m:r>
+                </m:e>
+                <m:sup>
+                  <m:r>
+                    <m:rPr>
+                      <m:sty m:val="p"/>
+                    </m:rPr>
+                    <m:t>s</m:t>
+                  </m:r>
+                </m:sup>
+              </m:sSup>
+            </m:oMath>
+            <w:r>
+              <w:rPr>
+                <w:rFonts w:hint="eastAsia" w:ascii="Times New Roman" w:hAnsi="Times New Roman" w:eastAsia="Times New Roman" w:cs="Times New Roman"/>
+              </w:rPr>
+              <w:t xml:space="preserve">）</w:t>
+            </w:r>
+          </w:p>
+        </w:tc>
+      </w:tr>
+      <w:tr>
+        <w:tc>
+          <w:tcPr/>
+          <w:p>
+            <w:pPr>
+              <w:pStyle w:val="Compact"/>
+              <w:jc w:val="center"/>
+            </w:pPr>
+            <w:r>
+              <w:rPr>
+                <w:rFonts w:hint="eastAsia" w:ascii="Times New Roman" w:hAnsi="Times New Roman" w:eastAsia="FangSong" w:cs="Times New Roman"/>
+              </w:rPr>
+              <w:t xml:space="preserve">分散度</w:t>
+            </w:r>
+            <w:r>
+              <w:rPr>
+                <w:rFonts w:ascii="Times New Roman" w:hAnsi="Times New Roman" w:eastAsia="Times New Roman" w:cs="Times New Roman"/>
+              </w:rPr>
+              <w:t xml:space="preserve"> </w:t>
+            </w:r>
+            <m:oMath>
+              <m:r>
+                <m:rPr>
+                  <m:sty m:val="p"/>
+                </m:rPr>
+                <m:t>Δ</m:t>
+              </m:r>
+              <m:r>
+                <m:t>G</m:t>
+              </m:r>
+              <m:r>
+                <m:rPr>
+                  <m:sty m:val="p"/>
+                </m:rPr>
+                <m:t>=</m:t>
+              </m:r>
+              <m:r>
+                <m:t>σ</m:t>
+              </m:r>
+              <m:r>
+                <m:rPr>
+                  <m:sty m:val="p"/>
+                </m:rPr>
+                <m:t>⋅</m:t>
+              </m:r>
+              <m:r>
+                <m:rPr>
+                  <m:sty m:val="p"/>
+                </m:rPr>
+                <m:t>Δ</m:t>
+              </m:r>
+              <m:r>
+                <m:t>A</m:t>
+              </m:r>
+            </m:oMath>
+            <w:r>
+              <w:rPr>
+                <w:rFonts w:hint="eastAsia" w:ascii="Times New Roman" w:hAnsi="Times New Roman" w:eastAsia="Times New Roman" w:cs="Times New Roman"/>
+              </w:rPr>
+              <w:t xml:space="preserve">，</w:t>
+            </w:r>
+            <m:oMath>
+              <m:r>
+                <m:t>N</m:t>
+              </m:r>
+              <m:r>
+                <m:rPr>
+                  <m:sty m:val="p"/>
+                </m:rPr>
+                <m:t>=</m:t>
+              </m:r>
+              <m:r>
+                <m:rPr>
+                  <m:sty m:val="p"/>
+                </m:rPr>
+                <m:t>(</m:t>
+              </m:r>
+              <m:r>
+                <m:t>R</m:t>
+              </m:r>
+              <m:r>
+                <m:rPr>
+                  <m:sty m:val="p"/>
+                </m:rPr>
+                <m:t>/</m:t>
+              </m:r>
+              <m:r>
+                <m:t>r</m:t>
+              </m:r>
+              <m:sSup>
+                <m:e>
+                  <m:r>
+                    <m:rPr>
+                      <m:sty m:val="p"/>
+                    </m:rPr>
+                    <m:t>)</m:t>
+                  </m:r>
+                </m:e>
+                <m:sup>
+                  <m:r>
+                    <m:t>3</m:t>
+                  </m:r>
+                </m:sup>
+              </m:sSup>
+            </m:oMath>
+          </w:p>
+        </w:tc>
+        <w:tc>
+          <w:tcPr/>
+          <w:p>
+            <w:pPr>
+              <w:pStyle w:val="Compact"/>
+              <w:jc w:val="center"/>
+            </w:pPr>
+            <w:r>
+              <w:rPr>
+                <w:rFonts w:hint="eastAsia" w:ascii="Times New Roman" w:hAnsi="Times New Roman" w:eastAsia="FangSong" w:cs="Times New Roman"/>
+              </w:rPr>
+              <w:t xml:space="preserve">大液滴分散为小液滴</w:t>
+            </w:r>
+          </w:p>
+        </w:tc>
+        <w:tc>
+          <w:tcPr/>
+          <w:p>
+            <w:pPr>
+              <w:pStyle w:val="Compact"/>
+              <w:jc w:val="center"/>
+            </w:pPr>
+            <w:r>
+              <w:rPr>
+                <w:rFonts w:hint="eastAsia" w:ascii="Times New Roman" w:hAnsi="Times New Roman" w:eastAsia="FangSong" w:cs="Times New Roman"/>
+              </w:rPr>
+              <w:t xml:space="preserve">只算面积不算</w:t>
+            </w:r>
+            <w:r>
+              <w:rPr>
+                <w:rFonts w:ascii="Times New Roman" w:hAnsi="Times New Roman" w:eastAsia="Times New Roman" w:cs="Times New Roman"/>
+              </w:rPr>
+              <w:t xml:space="preserve"> </w:t>
+            </w:r>
+            <m:oMath>
+              <m:r>
+                <m:rPr>
+                  <m:sty m:val="p"/>
+                </m:rPr>
+                <m:t>Δ</m:t>
+              </m:r>
+              <m:r>
+                <m:t>G</m:t>
+              </m:r>
+            </m:oMath>
+            <w:r>
+              <w:rPr>
+                <w:rFonts w:hint="eastAsia" w:ascii="Times New Roman" w:hAnsi="Times New Roman" w:eastAsia="Times New Roman" w:cs="Times New Roman"/>
+              </w:rPr>
+              <w:t>，</w:t>
+            </w:r>
+            <w:r>
+              <w:rPr>
+                <w:rFonts w:hint="eastAsia" w:ascii="Times New Roman" w:hAnsi="Times New Roman" w:eastAsia="FangSong" w:cs="Times New Roman"/>
+              </w:rPr>
+              <w:t>或漏</w:t>
+            </w:r>
+            <w:r>
+              <w:rPr>
+                <w:rFonts w:ascii="Times New Roman" w:hAnsi="Times New Roman" w:eastAsia="Times New Roman" w:cs="Times New Roman"/>
+              </w:rPr>
+              <w:t xml:space="preserve"> </w:t>
+            </w:r>
+            <m:oMath>
+              <m:r>
+                <m:t>N</m:t>
+              </m:r>
+            </m:oMath>
+            <w:r>
+              <w:rPr>
+                <w:rFonts w:ascii="Times New Roman" w:hAnsi="Times New Roman" w:eastAsia="Times New Roman" w:cs="Times New Roman"/>
+              </w:rPr>
+              <w:t xml:space="preserve"> </w:t>
+            </w:r>
+            <w:r>
+              <w:rPr>
+                <w:rFonts w:hint="eastAsia" w:ascii="Times New Roman" w:hAnsi="Times New Roman" w:eastAsia="FangSong" w:cs="Times New Roman"/>
+              </w:rPr>
+              <w:t xml:space="preserve">是错的</w:t>
+            </w:r>
+          </w:p>
+        </w:tc>
+      </w:tr>
+      <w:tr>
+        <w:tc>
+          <w:tcPr/>
+          <w:p>
+            <w:pPr>
+              <w:pStyle w:val="Compact"/>
+              <w:jc w:val="center"/>
+            </w:pPr>
+            <w:r>
+              <w:rPr>
+                <w:rFonts w:hint="eastAsia" w:ascii="Times New Roman" w:hAnsi="Times New Roman" w:eastAsia="FangSong" w:cs="Times New Roman"/>
+              </w:rPr>
+              <w:t xml:space="preserve">浸润热</w:t>
+            </w:r>
+            <w:r>
+              <w:rPr>
+                <w:rFonts w:ascii="Times New Roman" w:hAnsi="Times New Roman" w:eastAsia="Times New Roman" w:cs="Times New Roman"/>
+              </w:rPr>
+              <w:t xml:space="preserve"> </w:t>
+            </w:r>
+            <m:oMath>
+              <m:sSub>
+                <m:e>
+                  <m:r>
+                    <m:t>Q</m:t>
+                  </m:r>
+                </m:e>
+                <m:sub>
+                  <m:r>
+                    <m:t>p</m:t>
+                  </m:r>
+                </m:sub>
+              </m:sSub>
+              <m:r>
+                <m:rPr>
+                  <m:sty m:val="p"/>
+                </m:rPr>
+                <m:t>=</m:t>
+              </m:r>
+              <m:sSub>
+                <m:e>
+                  <m:r>
+                    <m:t>A</m:t>
+                  </m:r>
+                </m:e>
+                <m:sub>
+                  <m:r>
+                    <m:rPr>
+                      <m:sty m:val="p"/>
+                    </m:rPr>
+                    <m:t>s</m:t>
+                  </m:r>
+                </m:sub>
+              </m:sSub>
+              <m:r>
+                <m:t> </m:t>
+              </m:r>
+              <m:r>
+                <m:t>m</m:t>
+              </m:r>
+              <m:r>
+                <m:t> </m:t>
+              </m:r>
+              <m:sSup>
+                <m:e>
+                  <m:r>
+                    <m:t>H</m:t>
+                  </m:r>
+                </m:e>
+                <m:sup>
+                  <m:r>
+                    <m:rPr>
+                      <m:sty m:val="p"/>
+                    </m:rPr>
+                    <m:t>s</m:t>
+                  </m:r>
+                </m:sup>
+              </m:sSup>
+            </m:oMath>
+          </w:p>
+        </w:tc>
+        <w:tc>
+          <w:tcPr/>
+          <w:p>
+            <w:pPr>
+              <w:pStyle w:val="Compact"/>
+              <w:jc w:val="center"/>
+            </w:pPr>
+            <w:r>
+              <w:rPr>
+                <w:rFonts w:hint="eastAsia" w:ascii="Times New Roman" w:hAnsi="Times New Roman" w:eastAsia="FangSong" w:cs="Times New Roman"/>
+              </w:rPr>
+              <w:t xml:space="preserve">求</w:t>
+            </w:r>
+            <w:r>
+              <w:rPr>
+                <w:rFonts w:ascii="Times New Roman" w:hAnsi="Times New Roman" w:eastAsia="Times New Roman" w:cs="Times New Roman"/>
+              </w:rPr>
+              <w:t xml:space="preserve"> </w:t>
+            </w:r>
+            <m:oMath>
+              <m:sSub>
+                <m:e>
+                  <m:r>
+                    <m:t>A</m:t>
+                  </m:r>
+                </m:e>
+                <m:sub>
+                  <m:r>
+                    <m:rPr>
+                      <m:sty m:val="p"/>
+                    </m:rPr>
+                    <m:t>s</m:t>
+                  </m:r>
+                </m:sub>
+              </m:sSub>
+            </m:oMath>
+            <w:r>
+              <w:rPr>
+                <w:rFonts w:hint="eastAsia" w:ascii="Times New Roman" w:hAnsi="Times New Roman" w:eastAsia="Times New Roman" w:cs="Times New Roman"/>
+              </w:rPr>
+              <w:t xml:space="preserve">（</w:t>
+            </w:r>
+            <m:oMath>
+              <m:sSup>
+                <m:e>
+                  <m:r>
+                    <m:rPr>
+                      <m:sty m:val="p"/>
+                    </m:rPr>
+                    <m:t>m</m:t>
+                  </m:r>
+                </m:e>
+                <m:sup>
+                  <m:r>
+                    <m:rPr>
+                      <m:sty m:val="p"/>
+                    </m:rPr>
+                    <m:t>2</m:t>
+                  </m:r>
+                </m:sup>
+              </m:sSup>
+              <m:r>
+                <m:rPr>
+                  <m:sty m:val="p"/>
+                </m:rPr>
+                <m:t> </m:t>
+              </m:r>
+              <m:sSup>
+                <m:e>
+                  <m:r>
+                    <m:rPr>
+                      <m:sty m:val="p"/>
+                    </m:rPr>
+                    <m:t>g</m:t>
+                  </m:r>
+                </m:e>
+                <m:sup>
+                  <m:r>
+                    <m:rPr>
+                      <m:sty m:val="p"/>
+                    </m:rPr>
+                    <m:t>−</m:t>
+                  </m:r>
+                  <m:r>
+                    <m:rPr>
+                      <m:sty m:val="p"/>
+                    </m:rPr>
+                    <m:t>1</m:t>
+                  </m:r>
+                </m:sup>
+              </m:sSup>
+            </m:oMath>
+            <w:r>
+              <w:rPr>
+                <w:rFonts w:hint="eastAsia" w:ascii="Times New Roman" w:hAnsi="Times New Roman" w:eastAsia="Times New Roman" w:cs="Times New Roman"/>
+              </w:rPr>
+              <w:t xml:space="preserve">）</w:t>
+            </w:r>
+          </w:p>
+        </w:tc>
+        <w:tc>
+          <w:tcPr/>
+          <w:p>
+            <w:pPr>
+              <w:pStyle w:val="Compact"/>
+              <w:jc w:val="center"/>
+            </w:pPr>
+            <w:r>
+              <w:rPr>
+                <w:rFonts w:hint="eastAsia" w:ascii="Times New Roman" w:hAnsi="Times New Roman" w:eastAsia="FangSong" w:cs="Times New Roman"/>
+              </w:rPr>
+              <w:t xml:space="preserve">忘记除以质量</w:t>
+            </w:r>
+            <w:r>
+              <w:rPr>
+                <w:rFonts w:ascii="Times New Roman" w:hAnsi="Times New Roman" w:eastAsia="Times New Roman" w:cs="Times New Roman"/>
+              </w:rPr>
+              <w:t xml:space="preserve"> </w:t>
+            </w:r>
+            <m:oMath>
+              <m:r>
+                <m:t>m</m:t>
+              </m:r>
+            </m:oMath>
+            <w:r>
+              <w:rPr>
+                <w:rFonts w:ascii="Times New Roman" w:hAnsi="Times New Roman" w:eastAsia="Times New Roman" w:cs="Times New Roman"/>
+              </w:rPr>
+              <w:t xml:space="preserve"> </w:t>
+            </w:r>
+            <w:r>
+              <w:rPr>
+                <w:rFonts w:hint="eastAsia" w:ascii="Times New Roman" w:hAnsi="Times New Roman" w:eastAsia="FangSong" w:cs="Times New Roman"/>
+              </w:rPr>
+              <w:t xml:space="preserve">是错的</w:t>
+            </w:r>
+          </w:p>
+        </w:tc>
+      </w:tr>
     </w:tbl>
     <w:p>
       <w:pPr>
@@ -28571,9 +34069,9 @@
         </w:pict>
       </w:r>
     </w:p>
-    <w:bookmarkEnd w:id="59"/>
     <w:bookmarkEnd w:id="60"/>
-    <w:bookmarkStart w:id="64" w:name="三级练习15-题"/>
+    <w:bookmarkEnd w:id="61"/>
+    <w:bookmarkStart w:id="65" w:name="三级练习15-题"/>
     <w:p>
       <w:pPr>
         <w:pStyle w:val="Heading2"/>
@@ -28610,7 +34108,7 @@
         <w:t>）</w:t>
       </w:r>
     </w:p>
-    <w:bookmarkStart w:id="61" w:name="基础巩固5-题"/>
+    <w:bookmarkStart w:id="62" w:name="基础巩固5-题"/>
     <w:p>
       <w:pPr>
         <w:pStyle w:val="Heading3"/>
@@ -28652,7 +34150,7 @@
         <w:pStyle w:val="Compact"/>
         <w:numPr>
           <w:ilvl w:val="0"/>
-          <w:numId w:val="1017"/>
+          <w:numId w:val="1019"/>
         </w:numPr>
       </w:pPr>
       <w:r>
@@ -28734,7 +34232,7 @@
         <w:pStyle w:val="Compact"/>
         <w:numPr>
           <w:ilvl w:val="0"/>
-          <w:numId w:val="1017"/>
+          <w:numId w:val="1019"/>
         </w:numPr>
       </w:pPr>
       <w:r>
@@ -28792,7 +34290,7 @@
         <w:pStyle w:val="Compact"/>
         <w:numPr>
           <w:ilvl w:val="0"/>
-          <w:numId w:val="1017"/>
+          <w:numId w:val="1019"/>
         </w:numPr>
       </w:pPr>
       <w:r>
@@ -28888,7 +34386,7 @@
         <w:pStyle w:val="Compact"/>
         <w:numPr>
           <w:ilvl w:val="0"/>
-          <w:numId w:val="1017"/>
+          <w:numId w:val="1019"/>
         </w:numPr>
       </w:pPr>
       <w:r>
@@ -29022,7 +34520,7 @@
         <w:pStyle w:val="Compact"/>
         <w:numPr>
           <w:ilvl w:val="0"/>
-          <w:numId w:val="1017"/>
+          <w:numId w:val="1019"/>
         </w:numPr>
       </w:pPr>
       <w:r>
@@ -29074,8 +34572,8 @@
         <w:t>？</w:t>
       </w:r>
     </w:p>
-    <w:bookmarkEnd w:id="61"/>
-    <w:bookmarkStart w:id="62" w:name="竞赛入门5-题"/>
+    <w:bookmarkEnd w:id="62"/>
+    <w:bookmarkStart w:id="63" w:name="竞赛入门5-题"/>
     <w:p>
       <w:pPr>
         <w:pStyle w:val="Heading3"/>
@@ -29117,7 +34615,7 @@
         <w:pStyle w:val="Compact"/>
         <w:numPr>
           <w:ilvl w:val="0"/>
-          <w:numId w:val="1018"/>
+          <w:numId w:val="1020"/>
         </w:numPr>
       </w:pPr>
       <w:r>
@@ -29182,7 +34680,7 @@
         <w:pStyle w:val="Compact"/>
         <w:numPr>
           <w:ilvl w:val="0"/>
-          <w:numId w:val="1018"/>
+          <w:numId w:val="1020"/>
         </w:numPr>
       </w:pPr>
       <w:r>
@@ -29275,7 +34773,7 @@
         <w:pStyle w:val="Compact"/>
         <w:numPr>
           <w:ilvl w:val="0"/>
-          <w:numId w:val="1018"/>
+          <w:numId w:val="1020"/>
         </w:numPr>
       </w:pPr>
       <w:r>
@@ -29410,7 +34908,7 @@
         <w:pStyle w:val="Compact"/>
         <w:numPr>
           <w:ilvl w:val="0"/>
-          <w:numId w:val="1018"/>
+          <w:numId w:val="1020"/>
         </w:numPr>
       </w:pPr>
       <w:r>
@@ -29515,7 +35013,7 @@
         <w:pStyle w:val="Compact"/>
         <w:numPr>
           <w:ilvl w:val="0"/>
-          <w:numId w:val="1018"/>
+          <w:numId w:val="1020"/>
         </w:numPr>
       </w:pPr>
       <w:r>
@@ -29604,8 +35102,8 @@
         <w:t>。</w:t>
       </w:r>
     </w:p>
-    <w:bookmarkEnd w:id="62"/>
-    <w:bookmarkStart w:id="63" w:name="真题挑战5-题"/>
+    <w:bookmarkEnd w:id="63"/>
+    <w:bookmarkStart w:id="64" w:name="真题挑战5-题"/>
     <w:p>
       <w:pPr>
         <w:pStyle w:val="Heading3"/>
@@ -29647,7 +35145,7 @@
         <w:pStyle w:val="Compact"/>
         <w:numPr>
           <w:ilvl w:val="0"/>
-          <w:numId w:val="1019"/>
+          <w:numId w:val="1021"/>
         </w:numPr>
       </w:pPr>
       <w:r>
@@ -29766,7 +35264,7 @@
         <w:pStyle w:val="Compact"/>
         <w:numPr>
           <w:ilvl w:val="0"/>
-          <w:numId w:val="1019"/>
+          <w:numId w:val="1021"/>
         </w:numPr>
       </w:pPr>
       <w:r>
@@ -29897,7 +35395,7 @@
         <w:pStyle w:val="Compact"/>
         <w:numPr>
           <w:ilvl w:val="0"/>
-          <w:numId w:val="1019"/>
+          <w:numId w:val="1021"/>
         </w:numPr>
       </w:pPr>
       <w:r>
@@ -30016,7 +35514,7 @@
         <w:pStyle w:val="Compact"/>
         <w:numPr>
           <w:ilvl w:val="0"/>
-          <w:numId w:val="1019"/>
+          <w:numId w:val="1021"/>
         </w:numPr>
       </w:pPr>
       <w:r>
@@ -30173,7 +35671,7 @@
         <w:pStyle w:val="Compact"/>
         <w:numPr>
           <w:ilvl w:val="0"/>
-          <w:numId w:val="1019"/>
+          <w:numId w:val="1021"/>
         </w:numPr>
       </w:pPr>
       <w:r>
@@ -30291,9 +35789,9 @@
         </w:pict>
       </w:r>
     </w:p>
-    <w:bookmarkEnd w:id="63"/>
     <w:bookmarkEnd w:id="64"/>
-    <w:bookmarkStart w:id="68" w:name="参考答案与提示15-题"/>
+    <w:bookmarkEnd w:id="65"/>
+    <w:bookmarkStart w:id="69" w:name="参考答案与提示15-题"/>
     <w:p>
       <w:pPr>
         <w:pStyle w:val="Heading2"/>
@@ -30503,7 +36001,7 @@
         <w:t>。</w:t>
       </w:r>
     </w:p>
-    <w:bookmarkStart w:id="65" w:name="基础巩固5-题-1"/>
+    <w:bookmarkStart w:id="66" w:name="基础巩固5-题-1"/>
     <w:p>
       <w:pPr>
         <w:pStyle w:val="Heading3"/>
@@ -35373,8 +40871,8 @@
         <w:t>）。</w:t>
       </w:r>
     </w:p>
-    <w:bookmarkEnd w:id="65"/>
-    <w:bookmarkStart w:id="66" w:name="竞赛入门5-题-1"/>
+    <w:bookmarkEnd w:id="66"/>
+    <w:bookmarkStart w:id="67" w:name="竞赛入门5-题-1"/>
     <w:p>
       <w:pPr>
         <w:pStyle w:val="Heading3"/>
@@ -35510,7 +41008,7 @@
         <w:pStyle w:val="Compact"/>
         <w:numPr>
           <w:ilvl w:val="0"/>
-          <w:numId w:val="1020"/>
+          <w:numId w:val="1022"/>
         </w:numPr>
       </w:pPr>
       <w:r>
@@ -35609,7 +41107,7 @@
         <w:pStyle w:val="Compact"/>
         <w:numPr>
           <w:ilvl w:val="0"/>
-          <w:numId w:val="1020"/>
+          <w:numId w:val="1022"/>
         </w:numPr>
       </w:pPr>
       <w:r>
@@ -40525,7 +46023,7 @@
         <w:pStyle w:val="Compact"/>
         <w:numPr>
           <w:ilvl w:val="0"/>
-          <w:numId w:val="1021"/>
+          <w:numId w:val="1023"/>
         </w:numPr>
       </w:pPr>
       <w:r>
@@ -40642,7 +46140,7 @@
         <w:pStyle w:val="Compact"/>
         <w:numPr>
           <w:ilvl w:val="0"/>
-          <w:numId w:val="1021"/>
+          <w:numId w:val="1023"/>
         </w:numPr>
       </w:pPr>
       <w:r>
@@ -40768,7 +46266,7 @@
         <w:pStyle w:val="Compact"/>
         <w:numPr>
           <w:ilvl w:val="0"/>
-          <w:numId w:val="1021"/>
+          <w:numId w:val="1023"/>
         </w:numPr>
       </w:pPr>
       <w:r>
@@ -40827,7 +46325,7 @@
         <w:pStyle w:val="Compact"/>
         <w:numPr>
           <w:ilvl w:val="0"/>
-          <w:numId w:val="1021"/>
+          <w:numId w:val="1023"/>
         </w:numPr>
       </w:pPr>
       <w:r>
@@ -41305,8 +46803,8 @@
         <w:t>。</w:t>
       </w:r>
     </w:p>
-    <w:bookmarkEnd w:id="66"/>
-    <w:bookmarkStart w:id="67" w:name="真题挑战5-题-1"/>
+    <w:bookmarkEnd w:id="67"/>
+    <w:bookmarkStart w:id="68" w:name="真题挑战5-题-1"/>
     <w:p>
       <w:pPr>
         <w:pStyle w:val="Heading3"/>
@@ -41470,7 +46968,7 @@
         <w:pStyle w:val="Compact"/>
         <w:numPr>
           <w:ilvl w:val="0"/>
-          <w:numId w:val="1022"/>
+          <w:numId w:val="1024"/>
         </w:numPr>
       </w:pPr>
       <w:r>
@@ -41559,7 +47057,7 @@
         <w:pStyle w:val="Compact"/>
         <w:numPr>
           <w:ilvl w:val="0"/>
-          <w:numId w:val="1022"/>
+          <w:numId w:val="1024"/>
         </w:numPr>
       </w:pPr>
       <w:r>
@@ -41656,7 +47154,7 @@
         <w:pStyle w:val="Compact"/>
         <w:numPr>
           <w:ilvl w:val="0"/>
-          <w:numId w:val="1022"/>
+          <w:numId w:val="1024"/>
         </w:numPr>
       </w:pPr>
       <w:r>
@@ -44630,7 +50128,7 @@
         <w:pStyle w:val="Compact"/>
         <w:numPr>
           <w:ilvl w:val="0"/>
-          <w:numId w:val="1023"/>
+          <w:numId w:val="1025"/>
         </w:numPr>
       </w:pPr>
       <w:r>
@@ -44729,7 +50227,7 @@
         <w:pStyle w:val="Compact"/>
         <w:numPr>
           <w:ilvl w:val="0"/>
-          <w:numId w:val="1023"/>
+          <w:numId w:val="1025"/>
         </w:numPr>
       </w:pPr>
       <w:r>
@@ -44880,7 +50378,7 @@
         <w:pStyle w:val="Compact"/>
         <w:numPr>
           <w:ilvl w:val="0"/>
-          <w:numId w:val="1023"/>
+          <w:numId w:val="1025"/>
         </w:numPr>
       </w:pPr>
       <w:r>
@@ -45031,7 +50529,7 @@
         <w:pStyle w:val="Compact"/>
         <w:numPr>
           <w:ilvl w:val="0"/>
-          <w:numId w:val="1023"/>
+          <w:numId w:val="1025"/>
         </w:numPr>
       </w:pPr>
       <w:r>
@@ -48401,9 +53899,9 @@
         </w:pict>
       </w:r>
     </w:p>
-    <w:bookmarkEnd w:id="67"/>
     <w:bookmarkEnd w:id="68"/>
-    <w:bookmarkStart w:id="69" w:name="延伸阅读"/>
+    <w:bookmarkEnd w:id="69"/>
+    <w:bookmarkStart w:id="70" w:name="延伸阅读"/>
     <w:p>
       <w:pPr>
         <w:pStyle w:val="Heading2"/>
@@ -48421,7 +53919,7 @@
         <w:pStyle w:val="Compact"/>
         <w:numPr>
           <w:ilvl w:val="0"/>
-          <w:numId w:val="1024"/>
+          <w:numId w:val="1026"/>
         </w:numPr>
       </w:pPr>
       <w:r>
@@ -48532,7 +54030,7 @@
         <w:pStyle w:val="Compact"/>
         <w:numPr>
           <w:ilvl w:val="0"/>
-          <w:numId w:val="1024"/>
+          <w:numId w:val="1026"/>
         </w:numPr>
       </w:pPr>
       <w:r>
@@ -48643,7 +54141,7 @@
         <w:pStyle w:val="Compact"/>
         <w:numPr>
           <w:ilvl w:val="0"/>
-          <w:numId w:val="1024"/>
+          <w:numId w:val="1026"/>
         </w:numPr>
       </w:pPr>
       <w:r>
@@ -48778,7 +54276,7 @@
         <w:pStyle w:val="Compact"/>
         <w:numPr>
           <w:ilvl w:val="0"/>
-          <w:numId w:val="1024"/>
+          <w:numId w:val="1026"/>
         </w:numPr>
       </w:pPr>
       <w:r>
@@ -48901,7 +54399,7 @@
         <w:pStyle w:val="Compact"/>
         <w:numPr>
           <w:ilvl w:val="0"/>
-          <w:numId w:val="1024"/>
+          <w:numId w:val="1026"/>
         </w:numPr>
       </w:pPr>
       <w:r>
@@ -49006,7 +54504,7 @@
         <w:pStyle w:val="Compact"/>
         <w:numPr>
           <w:ilvl w:val="0"/>
-          <w:numId w:val="1024"/>
+          <w:numId w:val="1026"/>
         </w:numPr>
       </w:pPr>
       <w:r>
@@ -49129,7 +54627,7 @@
         <w:pStyle w:val="Compact"/>
         <w:numPr>
           <w:ilvl w:val="0"/>
-          <w:numId w:val="1024"/>
+          <w:numId w:val="1026"/>
         </w:numPr>
       </w:pPr>
       <w:r>
@@ -49251,8 +54749,8 @@
         </w:pict>
       </w:r>
     </w:p>
-    <w:bookmarkEnd w:id="69"/>
     <w:bookmarkEnd w:id="70"/>
+    <w:bookmarkEnd w:id="71"/>
     <w:sectPr>
       <w:footerReference w:type="default" r:id="rId9"/>
       <w:footnotePr>
@@ -49972,6 +55470,12 @@
     <w:abstractNumId w:val="991"/>
   </w:num>
   <w:num w:numId="1014">
+    <w:abstractNumId w:val="991"/>
+  </w:num>
+  <w:num w:numId="1015">
+    <w:abstractNumId w:val="991"/>
+  </w:num>
+  <w:num w:numId="1016">
     <w:abstractNumId w:val="99431"/>
     <w:lvlOverride w:ilvl="0">
       <w:startOverride w:val="1"/>
@@ -50001,7 +55505,7 @@
       <w:startOverride w:val="1"/>
     </w:lvlOverride>
   </w:num>
-  <w:num w:numId="1015">
+  <w:num w:numId="1017">
     <w:abstractNumId w:val="99432"/>
     <w:lvlOverride w:ilvl="0">
       <w:startOverride w:val="2"/>
@@ -50031,10 +55535,10 @@
       <w:startOverride w:val="2"/>
     </w:lvlOverride>
   </w:num>
-  <w:num w:numId="1016">
+  <w:num w:numId="1018">
     <w:abstractNumId w:val="991"/>
   </w:num>
-  <w:num w:numId="1017">
+  <w:num w:numId="1019">
     <w:abstractNumId w:val="99411"/>
     <w:lvlOverride w:ilvl="0">
       <w:startOverride w:val="1"/>
@@ -50064,7 +55568,7 @@
       <w:startOverride w:val="1"/>
     </w:lvlOverride>
   </w:num>
-  <w:num w:numId="1018">
+  <w:num w:numId="1020">
     <w:abstractNumId w:val="99416"/>
     <w:lvlOverride w:ilvl="0">
       <w:startOverride w:val="6"/>
@@ -50094,7 +55598,7 @@
       <w:startOverride w:val="6"/>
     </w:lvlOverride>
   </w:num>
-  <w:num w:numId="1019">
+  <w:num w:numId="1021">
     <w:abstractNumId w:val="994111"/>
     <w:lvlOverride w:ilvl="0">
       <w:startOverride w:val="11"/>
@@ -50122,39 +55626,6 @@
     </w:lvlOverride>
     <w:lvlOverride w:ilvl="8">
       <w:startOverride w:val="11"/>
-    </w:lvlOverride>
-  </w:num>
-  <w:num w:numId="1020">
-    <w:abstractNumId w:val="991"/>
-  </w:num>
-  <w:num w:numId="1021">
-    <w:abstractNumId w:val="99411"/>
-    <w:lvlOverride w:ilvl="0">
-      <w:startOverride w:val="1"/>
-    </w:lvlOverride>
-    <w:lvlOverride w:ilvl="1">
-      <w:startOverride w:val="1"/>
-    </w:lvlOverride>
-    <w:lvlOverride w:ilvl="2">
-      <w:startOverride w:val="1"/>
-    </w:lvlOverride>
-    <w:lvlOverride w:ilvl="3">
-      <w:startOverride w:val="1"/>
-    </w:lvlOverride>
-    <w:lvlOverride w:ilvl="4">
-      <w:startOverride w:val="1"/>
-    </w:lvlOverride>
-    <w:lvlOverride w:ilvl="5">
-      <w:startOverride w:val="1"/>
-    </w:lvlOverride>
-    <w:lvlOverride w:ilvl="6">
-      <w:startOverride w:val="1"/>
-    </w:lvlOverride>
-    <w:lvlOverride w:ilvl="7">
-      <w:startOverride w:val="1"/>
-    </w:lvlOverride>
-    <w:lvlOverride w:ilvl="8">
-      <w:startOverride w:val="1"/>
     </w:lvlOverride>
   </w:num>
   <w:num w:numId="1022">
@@ -50191,6 +55662,39 @@
     </w:lvlOverride>
   </w:num>
   <w:num w:numId="1024">
+    <w:abstractNumId w:val="991"/>
+  </w:num>
+  <w:num w:numId="1025">
+    <w:abstractNumId w:val="99411"/>
+    <w:lvlOverride w:ilvl="0">
+      <w:startOverride w:val="1"/>
+    </w:lvlOverride>
+    <w:lvlOverride w:ilvl="1">
+      <w:startOverride w:val="1"/>
+    </w:lvlOverride>
+    <w:lvlOverride w:ilvl="2">
+      <w:startOverride w:val="1"/>
+    </w:lvlOverride>
+    <w:lvlOverride w:ilvl="3">
+      <w:startOverride w:val="1"/>
+    </w:lvlOverride>
+    <w:lvlOverride w:ilvl="4">
+      <w:startOverride w:val="1"/>
+    </w:lvlOverride>
+    <w:lvlOverride w:ilvl="5">
+      <w:startOverride w:val="1"/>
+    </w:lvlOverride>
+    <w:lvlOverride w:ilvl="6">
+      <w:startOverride w:val="1"/>
+    </w:lvlOverride>
+    <w:lvlOverride w:ilvl="7">
+      <w:startOverride w:val="1"/>
+    </w:lvlOverride>
+    <w:lvlOverride w:ilvl="8">
+      <w:startOverride w:val="1"/>
+    </w:lvlOverride>
+  </w:num>
+  <w:num w:numId="1026">
     <w:abstractNumId w:val="991"/>
   </w:num>
 </w:numbering>
